--- a/docs/acceptance-test/per-user/07-wh.incharge.docx
+++ b/docs/acceptance-test/per-user/07-wh.incharge.docx
@@ -117,7 +117,7 @@
           <w:sz w:val="18"/>
           <w:szCs w:val="18"/>
         </w:rPr>
-        <w:t xml:space="preserve">  ·  14 checks</w:t>
+        <w:t xml:space="preserve">  ·  15 checks</w:t>
       </w:r>
     </w:p>
     <w:tbl>
@@ -4194,6 +4194,289 @@
                 <w:szCs w:val="19"/>
               </w:rPr>
               <w:t xml:space="preserve">Only pull-outs from the warehouse to the ticked branches show. Franchises show '(franchise)'.</w:t>
+            </w:r>
+          </w:p>
+        </w:tc>
+        <w:tc>
+          <w:tcPr>
+            <w:tcW w:type="dxa" w:w="620"/>
+            <w:tcBorders>
+              <w:top w:val="single" w:color="C9D0DC" w:sz="4"/>
+              <w:left w:val="single" w:color="C9D0DC" w:sz="4"/>
+              <w:bottom w:val="single" w:color="C9D0DC" w:sz="4"/>
+              <w:right w:val="single" w:color="C9D0DC" w:sz="4"/>
+            </w:tcBorders>
+            <w:tcMar>
+              <w:top w:type="dxa" w:w="70"/>
+              <w:left w:type="dxa" w:w="100"/>
+              <w:bottom w:type="dxa" w:w="70"/>
+              <w:right w:type="dxa" w:w="100"/>
+            </w:tcMar>
+            <w:vAlign w:val="center"/>
+          </w:tcPr>
+          <w:p>
+            <w:pPr>
+              <w:spacing w:after="0" w:before="0" w:line="264"/>
+              <w:jc w:val="center"/>
+            </w:pPr>
+            <w:r>
+              <w:rPr>
+                <w:rFonts w:ascii="Arial" w:cs="Arial" w:eastAsia="Arial" w:hAnsi="Arial"/>
+                <w:sz w:val="30"/>
+                <w:szCs w:val="30"/>
+              </w:rPr>
+              <w:t xml:space="preserve">☐</w:t>
+            </w:r>
+          </w:p>
+        </w:tc>
+        <w:tc>
+          <w:tcPr>
+            <w:tcW w:type="dxa" w:w="620"/>
+            <w:tcBorders>
+              <w:top w:val="single" w:color="C9D0DC" w:sz="4"/>
+              <w:left w:val="single" w:color="C9D0DC" w:sz="4"/>
+              <w:bottom w:val="single" w:color="C9D0DC" w:sz="4"/>
+              <w:right w:val="single" w:color="C9D0DC" w:sz="4"/>
+            </w:tcBorders>
+            <w:tcMar>
+              <w:top w:type="dxa" w:w="70"/>
+              <w:left w:type="dxa" w:w="100"/>
+              <w:bottom w:type="dxa" w:w="70"/>
+              <w:right w:type="dxa" w:w="100"/>
+            </w:tcMar>
+            <w:vAlign w:val="center"/>
+          </w:tcPr>
+          <w:p>
+            <w:pPr>
+              <w:spacing w:after="0" w:before="0" w:line="264"/>
+              <w:jc w:val="center"/>
+            </w:pPr>
+            <w:r>
+              <w:rPr>
+                <w:rFonts w:ascii="Arial" w:cs="Arial" w:eastAsia="Arial" w:hAnsi="Arial"/>
+                <w:sz w:val="30"/>
+                <w:szCs w:val="30"/>
+              </w:rPr>
+              <w:t xml:space="preserve">☐</w:t>
+            </w:r>
+          </w:p>
+        </w:tc>
+        <w:tc>
+          <w:tcPr>
+            <w:tcW w:type="dxa" w:w="620"/>
+            <w:tcBorders>
+              <w:top w:val="single" w:color="C9D0DC" w:sz="4"/>
+              <w:left w:val="single" w:color="C9D0DC" w:sz="4"/>
+              <w:bottom w:val="single" w:color="C9D0DC" w:sz="4"/>
+              <w:right w:val="single" w:color="C9D0DC" w:sz="4"/>
+            </w:tcBorders>
+            <w:tcMar>
+              <w:top w:type="dxa" w:w="70"/>
+              <w:left w:type="dxa" w:w="100"/>
+              <w:bottom w:type="dxa" w:w="70"/>
+              <w:right w:type="dxa" w:w="100"/>
+            </w:tcMar>
+            <w:vAlign w:val="center"/>
+          </w:tcPr>
+          <w:p>
+            <w:pPr>
+              <w:spacing w:after="0" w:before="0" w:line="264"/>
+              <w:jc w:val="center"/>
+            </w:pPr>
+            <w:r>
+              <w:rPr>
+                <w:rFonts w:ascii="Arial" w:cs="Arial" w:eastAsia="Arial" w:hAnsi="Arial"/>
+                <w:sz w:val="30"/>
+                <w:szCs w:val="30"/>
+              </w:rPr>
+              <w:t xml:space="preserve">☐</w:t>
+            </w:r>
+          </w:p>
+        </w:tc>
+        <w:tc>
+          <w:tcPr>
+            <w:tcW w:type="dxa" w:w="2040"/>
+            <w:tcBorders>
+              <w:top w:val="single" w:color="C9D0DC" w:sz="4"/>
+              <w:left w:val="single" w:color="C9D0DC" w:sz="4"/>
+              <w:bottom w:val="single" w:color="C9D0DC" w:sz="4"/>
+              <w:right w:val="single" w:color="C9D0DC" w:sz="4"/>
+            </w:tcBorders>
+            <w:tcMar>
+              <w:top w:type="dxa" w:w="70"/>
+              <w:left w:type="dxa" w:w="100"/>
+              <w:bottom w:type="dxa" w:w="70"/>
+              <w:right w:type="dxa" w:w="100"/>
+            </w:tcMar>
+            <w:vAlign w:val="top"/>
+          </w:tcPr>
+          <w:p>
+            <w:pPr>
+              <w:spacing w:after="0" w:before="0" w:line="264"/>
+            </w:pPr>
+            <w:r>
+              <w:rPr>
+                <w:rFonts w:ascii="Arial" w:cs="Arial" w:eastAsia="Arial" w:hAnsi="Arial"/>
+                <w:sz w:val="19"/>
+                <w:szCs w:val="19"/>
+              </w:rPr>
+              <w:t xml:space="preserve"> </w:t>
+            </w:r>
+          </w:p>
+        </w:tc>
+      </w:tr>
+      <w:tr>
+        <w:trPr>
+          <w:cantSplit/>
+        </w:trPr>
+        <w:tc>
+          <w:tcPr>
+            <w:tcW w:type="dxa" w:w="860"/>
+            <w:tcBorders>
+              <w:top w:val="single" w:color="C9D0DC" w:sz="4"/>
+              <w:left w:val="single" w:color="C9D0DC" w:sz="4"/>
+              <w:bottom w:val="single" w:color="C9D0DC" w:sz="4"/>
+              <w:right w:val="single" w:color="C9D0DC" w:sz="4"/>
+            </w:tcBorders>
+            <w:tcMar>
+              <w:top w:type="dxa" w:w="70"/>
+              <w:left w:type="dxa" w:w="100"/>
+              <w:bottom w:type="dxa" w:w="70"/>
+              <w:right w:type="dxa" w:w="100"/>
+            </w:tcMar>
+            <w:vAlign w:val="top"/>
+          </w:tcPr>
+          <w:p>
+            <w:pPr>
+              <w:spacing w:after="0" w:before="0" w:line="264"/>
+            </w:pPr>
+            <w:r>
+              <w:rPr>
+                <w:rFonts w:ascii="Arial" w:cs="Arial" w:eastAsia="Arial" w:hAnsi="Arial"/>
+                <w:b/>
+                <w:bCs/>
+                <w:color w:val="5B6477"/>
+                <w:sz w:val="16"/>
+                <w:szCs w:val="16"/>
+              </w:rPr>
+              <w:t xml:space="preserve">WIC-13</w:t>
+            </w:r>
+          </w:p>
+        </w:tc>
+        <w:tc>
+          <w:tcPr>
+            <w:tcW w:type="dxa" w:w="5480"/>
+            <w:tcBorders>
+              <w:top w:val="single" w:color="C9D0DC" w:sz="4"/>
+              <w:left w:val="single" w:color="C9D0DC" w:sz="4"/>
+              <w:bottom w:val="single" w:color="C9D0DC" w:sz="4"/>
+              <w:right w:val="single" w:color="C9D0DC" w:sz="4"/>
+            </w:tcBorders>
+            <w:tcMar>
+              <w:top w:type="dxa" w:w="70"/>
+              <w:left w:type="dxa" w:w="100"/>
+              <w:bottom w:type="dxa" w:w="70"/>
+              <w:right w:type="dxa" w:w="100"/>
+            </w:tcMar>
+            <w:vAlign w:val="top"/>
+          </w:tcPr>
+          <w:p>
+            <w:pPr>
+              <w:spacing w:after="40" w:before="0" w:line="264"/>
+            </w:pPr>
+            <w:r>
+              <w:rPr>
+                <w:rFonts w:ascii="Arial" w:cs="Arial" w:eastAsia="Arial" w:hAnsi="Arial"/>
+                <w:b/>
+                <w:bCs/>
+                <w:sz w:val="20"/>
+                <w:szCs w:val="20"/>
+              </w:rPr>
+              <w:t xml:space="preserve">Send a chosen flavor; set flavors of old stock</w:t>
+            </w:r>
+          </w:p>
+          <w:p>
+            <w:pPr>
+              <w:spacing w:after="40" w:before="0" w:line="264"/>
+            </w:pPr>
+            <w:r>
+              <w:rPr>
+                <w:rFonts w:ascii="Arial" w:cs="Arial" w:eastAsia="Arial" w:hAnsi="Arial"/>
+                <w:i/>
+                <w:iCs/>
+                <w:color w:val="5B6477"/>
+                <w:sz w:val="15"/>
+                <w:szCs w:val="15"/>
+              </w:rPr>
+              <w:t xml:space="preserve">Flow F18 · Flavors, expiry and the Owner's approval</w:t>
+            </w:r>
+          </w:p>
+          <w:p>
+            <w:pPr>
+              <w:spacing w:after="20" w:before="0" w:line="264"/>
+            </w:pPr>
+            <w:r>
+              <w:rPr>
+                <w:rFonts w:ascii="Arial" w:cs="Arial" w:eastAsia="Arial" w:hAnsi="Arial"/>
+                <w:color w:val="5B6477"/>
+                <w:sz w:val="19"/>
+                <w:szCs w:val="19"/>
+              </w:rPr>
+              <w:t xml:space="preserve">1.  </w:t>
+            </w:r>
+            <w:r>
+              <w:rPr>
+                <w:rFonts w:ascii="Arial" w:cs="Arial" w:eastAsia="Arial" w:hAnsi="Arial"/>
+                <w:sz w:val="19"/>
+                <w:szCs w:val="19"/>
+              </w:rPr>
+              <w:t xml:space="preserve">Transfers → new transfer → add the two-flavor item → choose Vanilla.</w:t>
+            </w:r>
+          </w:p>
+          <w:p>
+            <w:pPr>
+              <w:spacing w:after="20" w:before="0" w:line="264"/>
+            </w:pPr>
+            <w:r>
+              <w:rPr>
+                <w:rFonts w:ascii="Arial" w:cs="Arial" w:eastAsia="Arial" w:hAnsi="Arial"/>
+                <w:color w:val="5B6477"/>
+                <w:sz w:val="19"/>
+                <w:szCs w:val="19"/>
+              </w:rPr>
+              <w:t xml:space="preserve">2.  </w:t>
+            </w:r>
+            <w:r>
+              <w:rPr>
+                <w:rFonts w:ascii="Arial" w:cs="Arial" w:eastAsia="Arial" w:hAnsi="Arial"/>
+                <w:sz w:val="19"/>
+                <w:szCs w:val="19"/>
+              </w:rPr>
+              <w:t xml:space="preserve">Stock on Hand → Batches → Set flavors on stock without a flavor.</w:t>
+            </w:r>
+          </w:p>
+          <w:p>
+            <w:pPr>
+              <w:spacing w:after="0" w:before="60" w:line="264"/>
+            </w:pPr>
+            <w:r>
+              <w:rPr>
+                <w:rFonts w:ascii="Arial" w:cs="Arial" w:eastAsia="Arial" w:hAnsi="Arial"/>
+                <w:b/>
+                <w:bCs/>
+                <w:color w:val="0B1F3A"/>
+                <w:sz w:val="19"/>
+                <w:szCs w:val="19"/>
+              </w:rPr>
+              <w:t xml:space="preserve">You should see: </w:t>
+            </w:r>
+            <w:r>
+              <w:rPr>
+                <w:rFonts w:ascii="Arial" w:cs="Arial" w:eastAsia="Arial" w:hAnsi="Arial"/>
+                <w:sz w:val="19"/>
+                <w:szCs w:val="19"/>
+              </w:rPr>
+              <w:t xml:space="preserve">The pull-out takes Vanilla only. Setting flavors keeps the item's total the same.</w:t>
             </w:r>
           </w:p>
         </w:tc>
@@ -4397,7 +4680,7 @@
                 <w:sz w:val="17"/>
                 <w:szCs w:val="17"/>
               </w:rPr>
-              <w:t xml:space="preserve">Passed (of 14)</w:t>
+              <w:t xml:space="preserve">Passed (of 15)</w:t>
             </w:r>
           </w:p>
         </w:tc>

--- a/docs/acceptance-test/per-user/07-wh.incharge.docx
+++ b/docs/acceptance-test/per-user/07-wh.incharge.docx
@@ -117,7 +117,7 @@
           <w:sz w:val="18"/>
           <w:szCs w:val="18"/>
         </w:rPr>
-        <w:t xml:space="preserve">  ·  15 checks</w:t>
+        <w:t xml:space="preserve">  ·  16 checks</w:t>
       </w:r>
     </w:p>
     <w:tbl>
@@ -4477,6 +4477,295 @@
                 <w:szCs w:val="19"/>
               </w:rPr>
               <w:t xml:space="preserve">The pull-out takes Vanilla only. Setting flavors keeps the item's total the same.</w:t>
+            </w:r>
+          </w:p>
+        </w:tc>
+        <w:tc>
+          <w:tcPr>
+            <w:tcW w:type="dxa" w:w="620"/>
+            <w:tcBorders>
+              <w:top w:val="single" w:color="C9D0DC" w:sz="4"/>
+              <w:left w:val="single" w:color="C9D0DC" w:sz="4"/>
+              <w:bottom w:val="single" w:color="C9D0DC" w:sz="4"/>
+              <w:right w:val="single" w:color="C9D0DC" w:sz="4"/>
+            </w:tcBorders>
+            <w:tcMar>
+              <w:top w:type="dxa" w:w="70"/>
+              <w:left w:type="dxa" w:w="100"/>
+              <w:bottom w:type="dxa" w:w="70"/>
+              <w:right w:type="dxa" w:w="100"/>
+            </w:tcMar>
+            <w:vAlign w:val="center"/>
+          </w:tcPr>
+          <w:p>
+            <w:pPr>
+              <w:spacing w:after="0" w:before="0" w:line="264"/>
+              <w:jc w:val="center"/>
+            </w:pPr>
+            <w:r>
+              <w:rPr>
+                <w:rFonts w:ascii="Arial" w:cs="Arial" w:eastAsia="Arial" w:hAnsi="Arial"/>
+                <w:sz w:val="30"/>
+                <w:szCs w:val="30"/>
+              </w:rPr>
+              <w:t xml:space="preserve">☐</w:t>
+            </w:r>
+          </w:p>
+        </w:tc>
+        <w:tc>
+          <w:tcPr>
+            <w:tcW w:type="dxa" w:w="620"/>
+            <w:tcBorders>
+              <w:top w:val="single" w:color="C9D0DC" w:sz="4"/>
+              <w:left w:val="single" w:color="C9D0DC" w:sz="4"/>
+              <w:bottom w:val="single" w:color="C9D0DC" w:sz="4"/>
+              <w:right w:val="single" w:color="C9D0DC" w:sz="4"/>
+            </w:tcBorders>
+            <w:tcMar>
+              <w:top w:type="dxa" w:w="70"/>
+              <w:left w:type="dxa" w:w="100"/>
+              <w:bottom w:type="dxa" w:w="70"/>
+              <w:right w:type="dxa" w:w="100"/>
+            </w:tcMar>
+            <w:vAlign w:val="center"/>
+          </w:tcPr>
+          <w:p>
+            <w:pPr>
+              <w:spacing w:after="0" w:before="0" w:line="264"/>
+              <w:jc w:val="center"/>
+            </w:pPr>
+            <w:r>
+              <w:rPr>
+                <w:rFonts w:ascii="Arial" w:cs="Arial" w:eastAsia="Arial" w:hAnsi="Arial"/>
+                <w:sz w:val="30"/>
+                <w:szCs w:val="30"/>
+              </w:rPr>
+              <w:t xml:space="preserve">☐</w:t>
+            </w:r>
+          </w:p>
+        </w:tc>
+        <w:tc>
+          <w:tcPr>
+            <w:tcW w:type="dxa" w:w="620"/>
+            <w:tcBorders>
+              <w:top w:val="single" w:color="C9D0DC" w:sz="4"/>
+              <w:left w:val="single" w:color="C9D0DC" w:sz="4"/>
+              <w:bottom w:val="single" w:color="C9D0DC" w:sz="4"/>
+              <w:right w:val="single" w:color="C9D0DC" w:sz="4"/>
+            </w:tcBorders>
+            <w:tcMar>
+              <w:top w:type="dxa" w:w="70"/>
+              <w:left w:type="dxa" w:w="100"/>
+              <w:bottom w:type="dxa" w:w="70"/>
+              <w:right w:type="dxa" w:w="100"/>
+            </w:tcMar>
+            <w:vAlign w:val="center"/>
+          </w:tcPr>
+          <w:p>
+            <w:pPr>
+              <w:spacing w:after="0" w:before="0" w:line="264"/>
+              <w:jc w:val="center"/>
+            </w:pPr>
+            <w:r>
+              <w:rPr>
+                <w:rFonts w:ascii="Arial" w:cs="Arial" w:eastAsia="Arial" w:hAnsi="Arial"/>
+                <w:sz w:val="30"/>
+                <w:szCs w:val="30"/>
+              </w:rPr>
+              <w:t xml:space="preserve">☐</w:t>
+            </w:r>
+          </w:p>
+        </w:tc>
+        <w:tc>
+          <w:tcPr>
+            <w:tcW w:type="dxa" w:w="2040"/>
+            <w:tcBorders>
+              <w:top w:val="single" w:color="C9D0DC" w:sz="4"/>
+              <w:left w:val="single" w:color="C9D0DC" w:sz="4"/>
+              <w:bottom w:val="single" w:color="C9D0DC" w:sz="4"/>
+              <w:right w:val="single" w:color="C9D0DC" w:sz="4"/>
+            </w:tcBorders>
+            <w:tcMar>
+              <w:top w:type="dxa" w:w="70"/>
+              <w:left w:type="dxa" w:w="100"/>
+              <w:bottom w:type="dxa" w:w="70"/>
+              <w:right w:type="dxa" w:w="100"/>
+            </w:tcMar>
+            <w:vAlign w:val="top"/>
+          </w:tcPr>
+          <w:p>
+            <w:pPr>
+              <w:spacing w:after="0" w:before="0" w:line="264"/>
+            </w:pPr>
+            <w:r>
+              <w:rPr>
+                <w:rFonts w:ascii="Arial" w:cs="Arial" w:eastAsia="Arial" w:hAnsi="Arial"/>
+                <w:sz w:val="19"/>
+                <w:szCs w:val="19"/>
+              </w:rPr>
+              <w:t xml:space="preserve"> </w:t>
+            </w:r>
+          </w:p>
+        </w:tc>
+      </w:tr>
+      <w:tr>
+        <w:trPr>
+          <w:cantSplit/>
+        </w:trPr>
+        <w:tc>
+          <w:tcPr>
+            <w:tcW w:type="dxa" w:w="860"/>
+            <w:tcBorders>
+              <w:top w:val="single" w:color="C9D0DC" w:sz="4"/>
+              <w:left w:val="single" w:color="C9D0DC" w:sz="4"/>
+              <w:bottom w:val="single" w:color="C9D0DC" w:sz="4"/>
+              <w:right w:val="single" w:color="C9D0DC" w:sz="4"/>
+            </w:tcBorders>
+            <w:tcMar>
+              <w:top w:type="dxa" w:w="70"/>
+              <w:left w:type="dxa" w:w="100"/>
+              <w:bottom w:type="dxa" w:w="70"/>
+              <w:right w:type="dxa" w:w="100"/>
+            </w:tcMar>
+            <w:vAlign w:val="top"/>
+          </w:tcPr>
+          <w:p>
+            <w:pPr>
+              <w:spacing w:after="0" w:before="0" w:line="264"/>
+            </w:pPr>
+            <w:r>
+              <w:rPr>
+                <w:rFonts w:ascii="Arial" w:cs="Arial" w:eastAsia="Arial" w:hAnsi="Arial"/>
+                <w:b/>
+                <w:bCs/>
+                <w:color w:val="5B6477"/>
+                <w:sz w:val="16"/>
+                <w:szCs w:val="16"/>
+              </w:rPr>
+              <w:t xml:space="preserve">WIC-14</w:t>
+            </w:r>
+          </w:p>
+        </w:tc>
+        <w:tc>
+          <w:tcPr>
+            <w:tcW w:type="dxa" w:w="5480"/>
+            <w:tcBorders>
+              <w:top w:val="single" w:color="C9D0DC" w:sz="4"/>
+              <w:left w:val="single" w:color="C9D0DC" w:sz="4"/>
+              <w:bottom w:val="single" w:color="C9D0DC" w:sz="4"/>
+              <w:right w:val="single" w:color="C9D0DC" w:sz="4"/>
+            </w:tcBorders>
+            <w:tcMar>
+              <w:top w:type="dxa" w:w="70"/>
+              <w:left w:type="dxa" w:w="100"/>
+              <w:bottom w:type="dxa" w:w="70"/>
+              <w:right w:type="dxa" w:w="100"/>
+            </w:tcMar>
+            <w:vAlign w:val="top"/>
+          </w:tcPr>
+          <w:p>
+            <w:pPr>
+              <w:spacing w:after="40" w:before="0" w:line="264"/>
+            </w:pPr>
+            <w:r>
+              <w:rPr>
+                <w:rFonts w:ascii="Arial" w:cs="Arial" w:eastAsia="Arial" w:hAnsi="Arial"/>
+                <w:b/>
+                <w:bCs/>
+                <w:sz w:val="20"/>
+                <w:szCs w:val="20"/>
+              </w:rPr>
+              <w:t xml:space="preserve">Change your own password</w:t>
+            </w:r>
+          </w:p>
+          <w:p>
+            <w:pPr>
+              <w:spacing w:after="20" w:before="0" w:line="264"/>
+            </w:pPr>
+            <w:r>
+              <w:rPr>
+                <w:rFonts w:ascii="Arial" w:cs="Arial" w:eastAsia="Arial" w:hAnsi="Arial"/>
+                <w:color w:val="5B6477"/>
+                <w:sz w:val="19"/>
+                <w:szCs w:val="19"/>
+              </w:rPr>
+              <w:t xml:space="preserve">1.  </w:t>
+            </w:r>
+            <w:r>
+              <w:rPr>
+                <w:rFonts w:ascii="Arial" w:cs="Arial" w:eastAsia="Arial" w:hAnsi="Arial"/>
+                <w:sz w:val="19"/>
+                <w:szCs w:val="19"/>
+              </w:rPr>
+              <w:t xml:space="preserve">Press the key icon at the top right (Change my password).</w:t>
+            </w:r>
+          </w:p>
+          <w:p>
+            <w:pPr>
+              <w:spacing w:after="20" w:before="0" w:line="264"/>
+            </w:pPr>
+            <w:r>
+              <w:rPr>
+                <w:rFonts w:ascii="Arial" w:cs="Arial" w:eastAsia="Arial" w:hAnsi="Arial"/>
+                <w:color w:val="5B6477"/>
+                <w:sz w:val="19"/>
+                <w:szCs w:val="19"/>
+              </w:rPr>
+              <w:t xml:space="preserve">2.  </w:t>
+            </w:r>
+            <w:r>
+              <w:rPr>
+                <w:rFonts w:ascii="Arial" w:cs="Arial" w:eastAsia="Arial" w:hAnsi="Arial"/>
+                <w:sz w:val="19"/>
+                <w:szCs w:val="19"/>
+              </w:rPr>
+              <w:t xml:space="preserve">Type the current password and a new one of 10 or more characters, twice → Change password.</w:t>
+            </w:r>
+          </w:p>
+          <w:p>
+            <w:pPr>
+              <w:spacing w:after="20" w:before="0" w:line="264"/>
+            </w:pPr>
+            <w:r>
+              <w:rPr>
+                <w:rFonts w:ascii="Arial" w:cs="Arial" w:eastAsia="Arial" w:hAnsi="Arial"/>
+                <w:color w:val="5B6477"/>
+                <w:sz w:val="19"/>
+                <w:szCs w:val="19"/>
+              </w:rPr>
+              <w:t xml:space="preserve">3.  </w:t>
+            </w:r>
+            <w:r>
+              <w:rPr>
+                <w:rFonts w:ascii="Arial" w:cs="Arial" w:eastAsia="Arial" w:hAnsi="Arial"/>
+                <w:sz w:val="19"/>
+                <w:szCs w:val="19"/>
+              </w:rPr>
+              <w:t xml:space="preserve">Sign out and sign in again with the new password. Then change it back to ChangeMe!2026 for the next tester.</w:t>
+            </w:r>
+          </w:p>
+          <w:p>
+            <w:pPr>
+              <w:spacing w:after="0" w:before="60" w:line="264"/>
+            </w:pPr>
+            <w:r>
+              <w:rPr>
+                <w:rFonts w:ascii="Arial" w:cs="Arial" w:eastAsia="Arial" w:hAnsi="Arial"/>
+                <w:b/>
+                <w:bCs/>
+                <w:color w:val="0B1F3A"/>
+                <w:sz w:val="19"/>
+                <w:szCs w:val="19"/>
+              </w:rPr>
+              <w:t xml:space="preserve">You should see: </w:t>
+            </w:r>
+            <w:r>
+              <w:rPr>
+                <w:rFonts w:ascii="Arial" w:cs="Arial" w:eastAsia="Arial" w:hAnsi="Arial"/>
+                <w:sz w:val="19"/>
+                <w:szCs w:val="19"/>
+              </w:rPr>
+              <w:t xml:space="preserve">The new password works. Nobody else can see it. HR receives a notice that you changed it (not the password).</w:t>
             </w:r>
           </w:p>
         </w:tc>
@@ -4680,7 +4969,7 @@
                 <w:sz w:val="17"/>
                 <w:szCs w:val="17"/>
               </w:rPr>
-              <w:t xml:space="preserve">Passed (of 15)</w:t>
+              <w:t xml:space="preserve">Passed (of 16)</w:t>
             </w:r>
           </w:p>
         </w:tc>

--- a/docs/acceptance-test/per-user/07-wh.incharge.docx
+++ b/docs/acceptance-test/per-user/07-wh.incharge.docx
@@ -117,7 +117,7 @@
           <w:sz w:val="18"/>
           <w:szCs w:val="18"/>
         </w:rPr>
-        <w:t xml:space="preserve">  ·  16 checks</w:t>
+        <w:t xml:space="preserve">  ·  21 checks</w:t>
       </w:r>
     </w:p>
     <w:tbl>
@@ -4766,6 +4766,1317 @@
                 <w:szCs w:val="19"/>
               </w:rPr>
               <w:t xml:space="preserve">The new password works. Nobody else can see it. HR receives a notice that you changed it (not the password).</w:t>
+            </w:r>
+          </w:p>
+        </w:tc>
+        <w:tc>
+          <w:tcPr>
+            <w:tcW w:type="dxa" w:w="620"/>
+            <w:tcBorders>
+              <w:top w:val="single" w:color="C9D0DC" w:sz="4"/>
+              <w:left w:val="single" w:color="C9D0DC" w:sz="4"/>
+              <w:bottom w:val="single" w:color="C9D0DC" w:sz="4"/>
+              <w:right w:val="single" w:color="C9D0DC" w:sz="4"/>
+            </w:tcBorders>
+            <w:tcMar>
+              <w:top w:type="dxa" w:w="70"/>
+              <w:left w:type="dxa" w:w="100"/>
+              <w:bottom w:type="dxa" w:w="70"/>
+              <w:right w:type="dxa" w:w="100"/>
+            </w:tcMar>
+            <w:vAlign w:val="center"/>
+          </w:tcPr>
+          <w:p>
+            <w:pPr>
+              <w:spacing w:after="0" w:before="0" w:line="264"/>
+              <w:jc w:val="center"/>
+            </w:pPr>
+            <w:r>
+              <w:rPr>
+                <w:rFonts w:ascii="Arial" w:cs="Arial" w:eastAsia="Arial" w:hAnsi="Arial"/>
+                <w:sz w:val="30"/>
+                <w:szCs w:val="30"/>
+              </w:rPr>
+              <w:t xml:space="preserve">☐</w:t>
+            </w:r>
+          </w:p>
+        </w:tc>
+        <w:tc>
+          <w:tcPr>
+            <w:tcW w:type="dxa" w:w="620"/>
+            <w:tcBorders>
+              <w:top w:val="single" w:color="C9D0DC" w:sz="4"/>
+              <w:left w:val="single" w:color="C9D0DC" w:sz="4"/>
+              <w:bottom w:val="single" w:color="C9D0DC" w:sz="4"/>
+              <w:right w:val="single" w:color="C9D0DC" w:sz="4"/>
+            </w:tcBorders>
+            <w:tcMar>
+              <w:top w:type="dxa" w:w="70"/>
+              <w:left w:type="dxa" w:w="100"/>
+              <w:bottom w:type="dxa" w:w="70"/>
+              <w:right w:type="dxa" w:w="100"/>
+            </w:tcMar>
+            <w:vAlign w:val="center"/>
+          </w:tcPr>
+          <w:p>
+            <w:pPr>
+              <w:spacing w:after="0" w:before="0" w:line="264"/>
+              <w:jc w:val="center"/>
+            </w:pPr>
+            <w:r>
+              <w:rPr>
+                <w:rFonts w:ascii="Arial" w:cs="Arial" w:eastAsia="Arial" w:hAnsi="Arial"/>
+                <w:sz w:val="30"/>
+                <w:szCs w:val="30"/>
+              </w:rPr>
+              <w:t xml:space="preserve">☐</w:t>
+            </w:r>
+          </w:p>
+        </w:tc>
+        <w:tc>
+          <w:tcPr>
+            <w:tcW w:type="dxa" w:w="620"/>
+            <w:tcBorders>
+              <w:top w:val="single" w:color="C9D0DC" w:sz="4"/>
+              <w:left w:val="single" w:color="C9D0DC" w:sz="4"/>
+              <w:bottom w:val="single" w:color="C9D0DC" w:sz="4"/>
+              <w:right w:val="single" w:color="C9D0DC" w:sz="4"/>
+            </w:tcBorders>
+            <w:tcMar>
+              <w:top w:type="dxa" w:w="70"/>
+              <w:left w:type="dxa" w:w="100"/>
+              <w:bottom w:type="dxa" w:w="70"/>
+              <w:right w:type="dxa" w:w="100"/>
+            </w:tcMar>
+            <w:vAlign w:val="center"/>
+          </w:tcPr>
+          <w:p>
+            <w:pPr>
+              <w:spacing w:after="0" w:before="0" w:line="264"/>
+              <w:jc w:val="center"/>
+            </w:pPr>
+            <w:r>
+              <w:rPr>
+                <w:rFonts w:ascii="Arial" w:cs="Arial" w:eastAsia="Arial" w:hAnsi="Arial"/>
+                <w:sz w:val="30"/>
+                <w:szCs w:val="30"/>
+              </w:rPr>
+              <w:t xml:space="preserve">☐</w:t>
+            </w:r>
+          </w:p>
+        </w:tc>
+        <w:tc>
+          <w:tcPr>
+            <w:tcW w:type="dxa" w:w="2040"/>
+            <w:tcBorders>
+              <w:top w:val="single" w:color="C9D0DC" w:sz="4"/>
+              <w:left w:val="single" w:color="C9D0DC" w:sz="4"/>
+              <w:bottom w:val="single" w:color="C9D0DC" w:sz="4"/>
+              <w:right w:val="single" w:color="C9D0DC" w:sz="4"/>
+            </w:tcBorders>
+            <w:tcMar>
+              <w:top w:type="dxa" w:w="70"/>
+              <w:left w:type="dxa" w:w="100"/>
+              <w:bottom w:type="dxa" w:w="70"/>
+              <w:right w:type="dxa" w:w="100"/>
+            </w:tcMar>
+            <w:vAlign w:val="top"/>
+          </w:tcPr>
+          <w:p>
+            <w:pPr>
+              <w:spacing w:after="0" w:before="0" w:line="264"/>
+            </w:pPr>
+            <w:r>
+              <w:rPr>
+                <w:rFonts w:ascii="Arial" w:cs="Arial" w:eastAsia="Arial" w:hAnsi="Arial"/>
+                <w:sz w:val="19"/>
+                <w:szCs w:val="19"/>
+              </w:rPr>
+              <w:t xml:space="preserve"> </w:t>
+            </w:r>
+          </w:p>
+        </w:tc>
+      </w:tr>
+      <w:tr>
+        <w:trPr>
+          <w:cantSplit/>
+        </w:trPr>
+        <w:tc>
+          <w:tcPr>
+            <w:tcW w:type="dxa" w:w="860"/>
+            <w:tcBorders>
+              <w:top w:val="single" w:color="C9D0DC" w:sz="4"/>
+              <w:left w:val="single" w:color="C9D0DC" w:sz="4"/>
+              <w:bottom w:val="single" w:color="C9D0DC" w:sz="4"/>
+              <w:right w:val="single" w:color="C9D0DC" w:sz="4"/>
+            </w:tcBorders>
+            <w:tcMar>
+              <w:top w:type="dxa" w:w="70"/>
+              <w:left w:type="dxa" w:w="100"/>
+              <w:bottom w:type="dxa" w:w="70"/>
+              <w:right w:type="dxa" w:w="100"/>
+            </w:tcMar>
+            <w:vAlign w:val="top"/>
+          </w:tcPr>
+          <w:p>
+            <w:pPr>
+              <w:spacing w:after="0" w:before="0" w:line="264"/>
+            </w:pPr>
+            <w:r>
+              <w:rPr>
+                <w:rFonts w:ascii="Arial" w:cs="Arial" w:eastAsia="Arial" w:hAnsi="Arial"/>
+                <w:b/>
+                <w:bCs/>
+                <w:color w:val="5B6477"/>
+                <w:sz w:val="16"/>
+                <w:szCs w:val="16"/>
+              </w:rPr>
+              <w:t xml:space="preserve">WIC-15</w:t>
+            </w:r>
+          </w:p>
+        </w:tc>
+        <w:tc>
+          <w:tcPr>
+            <w:tcW w:type="dxa" w:w="5480"/>
+            <w:tcBorders>
+              <w:top w:val="single" w:color="C9D0DC" w:sz="4"/>
+              <w:left w:val="single" w:color="C9D0DC" w:sz="4"/>
+              <w:bottom w:val="single" w:color="C9D0DC" w:sz="4"/>
+              <w:right w:val="single" w:color="C9D0DC" w:sz="4"/>
+            </w:tcBorders>
+            <w:tcMar>
+              <w:top w:type="dxa" w:w="70"/>
+              <w:left w:type="dxa" w:w="100"/>
+              <w:bottom w:type="dxa" w:w="70"/>
+              <w:right w:type="dxa" w:w="100"/>
+            </w:tcMar>
+            <w:vAlign w:val="top"/>
+          </w:tcPr>
+          <w:p>
+            <w:pPr>
+              <w:spacing w:after="40" w:before="0" w:line="264"/>
+            </w:pPr>
+            <w:r>
+              <w:rPr>
+                <w:rFonts w:ascii="Arial" w:cs="Arial" w:eastAsia="Arial" w:hAnsi="Arial"/>
+                <w:b/>
+                <w:bCs/>
+                <w:sz w:val="20"/>
+                <w:szCs w:val="20"/>
+              </w:rPr>
+              <w:t xml:space="preserve">Return items to a supplier</w:t>
+            </w:r>
+          </w:p>
+          <w:p>
+            <w:pPr>
+              <w:spacing w:after="40" w:before="0" w:line="264"/>
+            </w:pPr>
+            <w:r>
+              <w:rPr>
+                <w:rFonts w:ascii="Arial" w:cs="Arial" w:eastAsia="Arial" w:hAnsi="Arial"/>
+                <w:i/>
+                <w:iCs/>
+                <w:color w:val="5B6477"/>
+                <w:sz w:val="15"/>
+                <w:szCs w:val="15"/>
+              </w:rPr>
+              <w:t xml:space="preserve">Flow F28 · Return to a supplier and its replacement</w:t>
+            </w:r>
+          </w:p>
+          <w:p>
+            <w:pPr>
+              <w:spacing w:after="20" w:before="0" w:line="264"/>
+            </w:pPr>
+            <w:r>
+              <w:rPr>
+                <w:rFonts w:ascii="Arial" w:cs="Arial" w:eastAsia="Arial" w:hAnsi="Arial"/>
+                <w:color w:val="5B6477"/>
+                <w:sz w:val="19"/>
+                <w:szCs w:val="19"/>
+              </w:rPr>
+              <w:t xml:space="preserve">1.  </w:t>
+            </w:r>
+            <w:r>
+              <w:rPr>
+                <w:rFonts w:ascii="Arial" w:cs="Arial" w:eastAsia="Arial" w:hAnsi="Arial"/>
+                <w:sz w:val="19"/>
+                <w:szCs w:val="19"/>
+              </w:rPr>
+              <w:t xml:space="preserve">Replacement Tickets → Return items to a supplier → search a product in stock → quantity, supplier, reason → Open the ticket.</w:t>
+            </w:r>
+          </w:p>
+          <w:p>
+            <w:pPr>
+              <w:spacing w:after="0" w:before="60" w:line="264"/>
+            </w:pPr>
+            <w:r>
+              <w:rPr>
+                <w:rFonts w:ascii="Arial" w:cs="Arial" w:eastAsia="Arial" w:hAnsi="Arial"/>
+                <w:b/>
+                <w:bCs/>
+                <w:color w:val="0B1F3A"/>
+                <w:sz w:val="19"/>
+                <w:szCs w:val="19"/>
+              </w:rPr>
+              <w:t xml:space="preserve">You should see: </w:t>
+            </w:r>
+            <w:r>
+              <w:rPr>
+                <w:rFonts w:ascii="Arial" w:cs="Arial" w:eastAsia="Arial" w:hAnsi="Arial"/>
+                <w:sz w:val="19"/>
+                <w:szCs w:val="19"/>
+              </w:rPr>
+              <w:t xml:space="preserve">The ticket is tagged to the supplier and waits for the Head Auditor. The stock leaves only after approval.</w:t>
+            </w:r>
+          </w:p>
+        </w:tc>
+        <w:tc>
+          <w:tcPr>
+            <w:tcW w:type="dxa" w:w="620"/>
+            <w:tcBorders>
+              <w:top w:val="single" w:color="C9D0DC" w:sz="4"/>
+              <w:left w:val="single" w:color="C9D0DC" w:sz="4"/>
+              <w:bottom w:val="single" w:color="C9D0DC" w:sz="4"/>
+              <w:right w:val="single" w:color="C9D0DC" w:sz="4"/>
+            </w:tcBorders>
+            <w:tcMar>
+              <w:top w:type="dxa" w:w="70"/>
+              <w:left w:type="dxa" w:w="100"/>
+              <w:bottom w:type="dxa" w:w="70"/>
+              <w:right w:type="dxa" w:w="100"/>
+            </w:tcMar>
+            <w:vAlign w:val="center"/>
+          </w:tcPr>
+          <w:p>
+            <w:pPr>
+              <w:spacing w:after="0" w:before="0" w:line="264"/>
+              <w:jc w:val="center"/>
+            </w:pPr>
+            <w:r>
+              <w:rPr>
+                <w:rFonts w:ascii="Arial" w:cs="Arial" w:eastAsia="Arial" w:hAnsi="Arial"/>
+                <w:sz w:val="30"/>
+                <w:szCs w:val="30"/>
+              </w:rPr>
+              <w:t xml:space="preserve">☐</w:t>
+            </w:r>
+          </w:p>
+        </w:tc>
+        <w:tc>
+          <w:tcPr>
+            <w:tcW w:type="dxa" w:w="620"/>
+            <w:tcBorders>
+              <w:top w:val="single" w:color="C9D0DC" w:sz="4"/>
+              <w:left w:val="single" w:color="C9D0DC" w:sz="4"/>
+              <w:bottom w:val="single" w:color="C9D0DC" w:sz="4"/>
+              <w:right w:val="single" w:color="C9D0DC" w:sz="4"/>
+            </w:tcBorders>
+            <w:tcMar>
+              <w:top w:type="dxa" w:w="70"/>
+              <w:left w:type="dxa" w:w="100"/>
+              <w:bottom w:type="dxa" w:w="70"/>
+              <w:right w:type="dxa" w:w="100"/>
+            </w:tcMar>
+            <w:vAlign w:val="center"/>
+          </w:tcPr>
+          <w:p>
+            <w:pPr>
+              <w:spacing w:after="0" w:before="0" w:line="264"/>
+              <w:jc w:val="center"/>
+            </w:pPr>
+            <w:r>
+              <w:rPr>
+                <w:rFonts w:ascii="Arial" w:cs="Arial" w:eastAsia="Arial" w:hAnsi="Arial"/>
+                <w:sz w:val="30"/>
+                <w:szCs w:val="30"/>
+              </w:rPr>
+              <w:t xml:space="preserve">☐</w:t>
+            </w:r>
+          </w:p>
+        </w:tc>
+        <w:tc>
+          <w:tcPr>
+            <w:tcW w:type="dxa" w:w="620"/>
+            <w:tcBorders>
+              <w:top w:val="single" w:color="C9D0DC" w:sz="4"/>
+              <w:left w:val="single" w:color="C9D0DC" w:sz="4"/>
+              <w:bottom w:val="single" w:color="C9D0DC" w:sz="4"/>
+              <w:right w:val="single" w:color="C9D0DC" w:sz="4"/>
+            </w:tcBorders>
+            <w:tcMar>
+              <w:top w:type="dxa" w:w="70"/>
+              <w:left w:type="dxa" w:w="100"/>
+              <w:bottom w:type="dxa" w:w="70"/>
+              <w:right w:type="dxa" w:w="100"/>
+            </w:tcMar>
+            <w:vAlign w:val="center"/>
+          </w:tcPr>
+          <w:p>
+            <w:pPr>
+              <w:spacing w:after="0" w:before="0" w:line="264"/>
+              <w:jc w:val="center"/>
+            </w:pPr>
+            <w:r>
+              <w:rPr>
+                <w:rFonts w:ascii="Arial" w:cs="Arial" w:eastAsia="Arial" w:hAnsi="Arial"/>
+                <w:sz w:val="30"/>
+                <w:szCs w:val="30"/>
+              </w:rPr>
+              <w:t xml:space="preserve">☐</w:t>
+            </w:r>
+          </w:p>
+        </w:tc>
+        <w:tc>
+          <w:tcPr>
+            <w:tcW w:type="dxa" w:w="2040"/>
+            <w:tcBorders>
+              <w:top w:val="single" w:color="C9D0DC" w:sz="4"/>
+              <w:left w:val="single" w:color="C9D0DC" w:sz="4"/>
+              <w:bottom w:val="single" w:color="C9D0DC" w:sz="4"/>
+              <w:right w:val="single" w:color="C9D0DC" w:sz="4"/>
+            </w:tcBorders>
+            <w:tcMar>
+              <w:top w:type="dxa" w:w="70"/>
+              <w:left w:type="dxa" w:w="100"/>
+              <w:bottom w:type="dxa" w:w="70"/>
+              <w:right w:type="dxa" w:w="100"/>
+            </w:tcMar>
+            <w:vAlign w:val="top"/>
+          </w:tcPr>
+          <w:p>
+            <w:pPr>
+              <w:spacing w:after="0" w:before="0" w:line="264"/>
+            </w:pPr>
+            <w:r>
+              <w:rPr>
+                <w:rFonts w:ascii="Arial" w:cs="Arial" w:eastAsia="Arial" w:hAnsi="Arial"/>
+                <w:sz w:val="19"/>
+                <w:szCs w:val="19"/>
+              </w:rPr>
+              <w:t xml:space="preserve"> </w:t>
+            </w:r>
+          </w:p>
+        </w:tc>
+      </w:tr>
+      <w:tr>
+        <w:trPr>
+          <w:cantSplit/>
+        </w:trPr>
+        <w:tc>
+          <w:tcPr>
+            <w:tcW w:type="dxa" w:w="860"/>
+            <w:tcBorders>
+              <w:top w:val="single" w:color="C9D0DC" w:sz="4"/>
+              <w:left w:val="single" w:color="C9D0DC" w:sz="4"/>
+              <w:bottom w:val="single" w:color="C9D0DC" w:sz="4"/>
+              <w:right w:val="single" w:color="C9D0DC" w:sz="4"/>
+            </w:tcBorders>
+            <w:tcMar>
+              <w:top w:type="dxa" w:w="70"/>
+              <w:left w:type="dxa" w:w="100"/>
+              <w:bottom w:type="dxa" w:w="70"/>
+              <w:right w:type="dxa" w:w="100"/>
+            </w:tcMar>
+            <w:vAlign w:val="top"/>
+          </w:tcPr>
+          <w:p>
+            <w:pPr>
+              <w:spacing w:after="0" w:before="0" w:line="264"/>
+            </w:pPr>
+            <w:r>
+              <w:rPr>
+                <w:rFonts w:ascii="Arial" w:cs="Arial" w:eastAsia="Arial" w:hAnsi="Arial"/>
+                <w:b/>
+                <w:bCs/>
+                <w:color w:val="5B6477"/>
+                <w:sz w:val="16"/>
+                <w:szCs w:val="16"/>
+              </w:rPr>
+              <w:t xml:space="preserve">WIC-16</w:t>
+            </w:r>
+          </w:p>
+        </w:tc>
+        <w:tc>
+          <w:tcPr>
+            <w:tcW w:type="dxa" w:w="5480"/>
+            <w:tcBorders>
+              <w:top w:val="single" w:color="C9D0DC" w:sz="4"/>
+              <w:left w:val="single" w:color="C9D0DC" w:sz="4"/>
+              <w:bottom w:val="single" w:color="C9D0DC" w:sz="4"/>
+              <w:right w:val="single" w:color="C9D0DC" w:sz="4"/>
+            </w:tcBorders>
+            <w:tcMar>
+              <w:top w:type="dxa" w:w="70"/>
+              <w:left w:type="dxa" w:w="100"/>
+              <w:bottom w:type="dxa" w:w="70"/>
+              <w:right w:type="dxa" w:w="100"/>
+            </w:tcMar>
+            <w:vAlign w:val="top"/>
+          </w:tcPr>
+          <w:p>
+            <w:pPr>
+              <w:spacing w:after="40" w:before="0" w:line="264"/>
+            </w:pPr>
+            <w:r>
+              <w:rPr>
+                <w:rFonts w:ascii="Arial" w:cs="Arial" w:eastAsia="Arial" w:hAnsi="Arial"/>
+                <w:b/>
+                <w:bCs/>
+                <w:sz w:val="20"/>
+                <w:szCs w:val="20"/>
+              </w:rPr>
+              <w:t xml:space="preserve">Receive the supplier's replacement</w:t>
+            </w:r>
+          </w:p>
+          <w:p>
+            <w:pPr>
+              <w:spacing w:after="40" w:before="0" w:line="264"/>
+            </w:pPr>
+            <w:r>
+              <w:rPr>
+                <w:rFonts w:ascii="Arial" w:cs="Arial" w:eastAsia="Arial" w:hAnsi="Arial"/>
+                <w:i/>
+                <w:iCs/>
+                <w:color w:val="5B6477"/>
+                <w:sz w:val="15"/>
+                <w:szCs w:val="15"/>
+              </w:rPr>
+              <w:t xml:space="preserve">Flow F28 · Return to a supplier and its replacement</w:t>
+            </w:r>
+          </w:p>
+          <w:p>
+            <w:pPr>
+              <w:spacing w:after="20" w:before="0" w:line="264"/>
+            </w:pPr>
+            <w:r>
+              <w:rPr>
+                <w:rFonts w:ascii="Arial" w:cs="Arial" w:eastAsia="Arial" w:hAnsi="Arial"/>
+                <w:color w:val="5B6477"/>
+                <w:sz w:val="19"/>
+                <w:szCs w:val="19"/>
+              </w:rPr>
+              <w:t xml:space="preserve">1.  </w:t>
+            </w:r>
+            <w:r>
+              <w:rPr>
+                <w:rFonts w:ascii="Arial" w:cs="Arial" w:eastAsia="Arial" w:hAnsi="Arial"/>
+                <w:sz w:val="19"/>
+                <w:szCs w:val="19"/>
+              </w:rPr>
+              <w:t xml:space="preserve">Supplier Deliveries → choose the supplier → This delivery replaces a ticket → pick the ticket → add the items that arrived (part of the quantity first) → attach the delivery receipt → Create draft → Submit.</w:t>
+            </w:r>
+          </w:p>
+          <w:p>
+            <w:pPr>
+              <w:spacing w:after="20" w:before="0" w:line="264"/>
+            </w:pPr>
+            <w:r>
+              <w:rPr>
+                <w:rFonts w:ascii="Arial" w:cs="Arial" w:eastAsia="Arial" w:hAnsi="Arial"/>
+                <w:color w:val="5B6477"/>
+                <w:sz w:val="19"/>
+                <w:szCs w:val="19"/>
+              </w:rPr>
+              <w:t xml:space="preserve">2.  </w:t>
+            </w:r>
+            <w:r>
+              <w:rPr>
+                <w:rFonts w:ascii="Arial" w:cs="Arial" w:eastAsia="Arial" w:hAnsi="Arial"/>
+                <w:sz w:val="19"/>
+                <w:szCs w:val="19"/>
+              </w:rPr>
+              <w:t xml:space="preserve">Later receive the rest the same way.</w:t>
+            </w:r>
+          </w:p>
+          <w:p>
+            <w:pPr>
+              <w:spacing w:after="0" w:before="60" w:line="264"/>
+            </w:pPr>
+            <w:r>
+              <w:rPr>
+                <w:rFonts w:ascii="Arial" w:cs="Arial" w:eastAsia="Arial" w:hAnsi="Arial"/>
+                <w:b/>
+                <w:bCs/>
+                <w:color w:val="0B1F3A"/>
+                <w:sz w:val="19"/>
+                <w:szCs w:val="19"/>
+              </w:rPr>
+              <w:t xml:space="preserve">You should see: </w:t>
+            </w:r>
+            <w:r>
+              <w:rPr>
+                <w:rFonts w:ascii="Arial" w:cs="Arial" w:eastAsia="Arial" w:hAnsi="Arial"/>
+                <w:sz w:val="19"/>
+                <w:szCs w:val="19"/>
+              </w:rPr>
+              <w:t xml:space="preserve">After the Head Auditor approves the cost, part of the arrival keeps the ticket open ("part of the replacement arrived"); enough arrival closes it. If the items differ in value, the difference is shown.</w:t>
+            </w:r>
+          </w:p>
+        </w:tc>
+        <w:tc>
+          <w:tcPr>
+            <w:tcW w:type="dxa" w:w="620"/>
+            <w:tcBorders>
+              <w:top w:val="single" w:color="C9D0DC" w:sz="4"/>
+              <w:left w:val="single" w:color="C9D0DC" w:sz="4"/>
+              <w:bottom w:val="single" w:color="C9D0DC" w:sz="4"/>
+              <w:right w:val="single" w:color="C9D0DC" w:sz="4"/>
+            </w:tcBorders>
+            <w:tcMar>
+              <w:top w:type="dxa" w:w="70"/>
+              <w:left w:type="dxa" w:w="100"/>
+              <w:bottom w:type="dxa" w:w="70"/>
+              <w:right w:type="dxa" w:w="100"/>
+            </w:tcMar>
+            <w:vAlign w:val="center"/>
+          </w:tcPr>
+          <w:p>
+            <w:pPr>
+              <w:spacing w:after="0" w:before="0" w:line="264"/>
+              <w:jc w:val="center"/>
+            </w:pPr>
+            <w:r>
+              <w:rPr>
+                <w:rFonts w:ascii="Arial" w:cs="Arial" w:eastAsia="Arial" w:hAnsi="Arial"/>
+                <w:sz w:val="30"/>
+                <w:szCs w:val="30"/>
+              </w:rPr>
+              <w:t xml:space="preserve">☐</w:t>
+            </w:r>
+          </w:p>
+        </w:tc>
+        <w:tc>
+          <w:tcPr>
+            <w:tcW w:type="dxa" w:w="620"/>
+            <w:tcBorders>
+              <w:top w:val="single" w:color="C9D0DC" w:sz="4"/>
+              <w:left w:val="single" w:color="C9D0DC" w:sz="4"/>
+              <w:bottom w:val="single" w:color="C9D0DC" w:sz="4"/>
+              <w:right w:val="single" w:color="C9D0DC" w:sz="4"/>
+            </w:tcBorders>
+            <w:tcMar>
+              <w:top w:type="dxa" w:w="70"/>
+              <w:left w:type="dxa" w:w="100"/>
+              <w:bottom w:type="dxa" w:w="70"/>
+              <w:right w:type="dxa" w:w="100"/>
+            </w:tcMar>
+            <w:vAlign w:val="center"/>
+          </w:tcPr>
+          <w:p>
+            <w:pPr>
+              <w:spacing w:after="0" w:before="0" w:line="264"/>
+              <w:jc w:val="center"/>
+            </w:pPr>
+            <w:r>
+              <w:rPr>
+                <w:rFonts w:ascii="Arial" w:cs="Arial" w:eastAsia="Arial" w:hAnsi="Arial"/>
+                <w:sz w:val="30"/>
+                <w:szCs w:val="30"/>
+              </w:rPr>
+              <w:t xml:space="preserve">☐</w:t>
+            </w:r>
+          </w:p>
+        </w:tc>
+        <w:tc>
+          <w:tcPr>
+            <w:tcW w:type="dxa" w:w="620"/>
+            <w:tcBorders>
+              <w:top w:val="single" w:color="C9D0DC" w:sz="4"/>
+              <w:left w:val="single" w:color="C9D0DC" w:sz="4"/>
+              <w:bottom w:val="single" w:color="C9D0DC" w:sz="4"/>
+              <w:right w:val="single" w:color="C9D0DC" w:sz="4"/>
+            </w:tcBorders>
+            <w:tcMar>
+              <w:top w:type="dxa" w:w="70"/>
+              <w:left w:type="dxa" w:w="100"/>
+              <w:bottom w:type="dxa" w:w="70"/>
+              <w:right w:type="dxa" w:w="100"/>
+            </w:tcMar>
+            <w:vAlign w:val="center"/>
+          </w:tcPr>
+          <w:p>
+            <w:pPr>
+              <w:spacing w:after="0" w:before="0" w:line="264"/>
+              <w:jc w:val="center"/>
+            </w:pPr>
+            <w:r>
+              <w:rPr>
+                <w:rFonts w:ascii="Arial" w:cs="Arial" w:eastAsia="Arial" w:hAnsi="Arial"/>
+                <w:sz w:val="30"/>
+                <w:szCs w:val="30"/>
+              </w:rPr>
+              <w:t xml:space="preserve">☐</w:t>
+            </w:r>
+          </w:p>
+        </w:tc>
+        <w:tc>
+          <w:tcPr>
+            <w:tcW w:type="dxa" w:w="2040"/>
+            <w:tcBorders>
+              <w:top w:val="single" w:color="C9D0DC" w:sz="4"/>
+              <w:left w:val="single" w:color="C9D0DC" w:sz="4"/>
+              <w:bottom w:val="single" w:color="C9D0DC" w:sz="4"/>
+              <w:right w:val="single" w:color="C9D0DC" w:sz="4"/>
+            </w:tcBorders>
+            <w:tcMar>
+              <w:top w:type="dxa" w:w="70"/>
+              <w:left w:type="dxa" w:w="100"/>
+              <w:bottom w:type="dxa" w:w="70"/>
+              <w:right w:type="dxa" w:w="100"/>
+            </w:tcMar>
+            <w:vAlign w:val="top"/>
+          </w:tcPr>
+          <w:p>
+            <w:pPr>
+              <w:spacing w:after="0" w:before="0" w:line="264"/>
+            </w:pPr>
+            <w:r>
+              <w:rPr>
+                <w:rFonts w:ascii="Arial" w:cs="Arial" w:eastAsia="Arial" w:hAnsi="Arial"/>
+                <w:sz w:val="19"/>
+                <w:szCs w:val="19"/>
+              </w:rPr>
+              <w:t xml:space="preserve"> </w:t>
+            </w:r>
+          </w:p>
+        </w:tc>
+      </w:tr>
+      <w:tr>
+        <w:trPr>
+          <w:cantSplit/>
+        </w:trPr>
+        <w:tc>
+          <w:tcPr>
+            <w:tcW w:type="dxa" w:w="860"/>
+            <w:tcBorders>
+              <w:top w:val="single" w:color="C9D0DC" w:sz="4"/>
+              <w:left w:val="single" w:color="C9D0DC" w:sz="4"/>
+              <w:bottom w:val="single" w:color="C9D0DC" w:sz="4"/>
+              <w:right w:val="single" w:color="C9D0DC" w:sz="4"/>
+            </w:tcBorders>
+            <w:tcMar>
+              <w:top w:type="dxa" w:w="70"/>
+              <w:left w:type="dxa" w:w="100"/>
+              <w:bottom w:type="dxa" w:w="70"/>
+              <w:right w:type="dxa" w:w="100"/>
+            </w:tcMar>
+            <w:vAlign w:val="top"/>
+          </w:tcPr>
+          <w:p>
+            <w:pPr>
+              <w:spacing w:after="0" w:before="0" w:line="264"/>
+            </w:pPr>
+            <w:r>
+              <w:rPr>
+                <w:rFonts w:ascii="Arial" w:cs="Arial" w:eastAsia="Arial" w:hAnsi="Arial"/>
+                <w:b/>
+                <w:bCs/>
+                <w:color w:val="5B6477"/>
+                <w:sz w:val="16"/>
+                <w:szCs w:val="16"/>
+              </w:rPr>
+              <w:t xml:space="preserve">WIC-17</w:t>
+            </w:r>
+          </w:p>
+        </w:tc>
+        <w:tc>
+          <w:tcPr>
+            <w:tcW w:type="dxa" w:w="5480"/>
+            <w:tcBorders>
+              <w:top w:val="single" w:color="C9D0DC" w:sz="4"/>
+              <w:left w:val="single" w:color="C9D0DC" w:sz="4"/>
+              <w:bottom w:val="single" w:color="C9D0DC" w:sz="4"/>
+              <w:right w:val="single" w:color="C9D0DC" w:sz="4"/>
+            </w:tcBorders>
+            <w:tcMar>
+              <w:top w:type="dxa" w:w="70"/>
+              <w:left w:type="dxa" w:w="100"/>
+              <w:bottom w:type="dxa" w:w="70"/>
+              <w:right w:type="dxa" w:w="100"/>
+            </w:tcMar>
+            <w:vAlign w:val="top"/>
+          </w:tcPr>
+          <w:p>
+            <w:pPr>
+              <w:spacing w:after="40" w:before="0" w:line="264"/>
+            </w:pPr>
+            <w:r>
+              <w:rPr>
+                <w:rFonts w:ascii="Arial" w:cs="Arial" w:eastAsia="Arial" w:hAnsi="Arial"/>
+                <w:b/>
+                <w:bCs/>
+                <w:sz w:val="20"/>
+                <w:szCs w:val="20"/>
+              </w:rPr>
+              <w:t xml:space="preserve">Give warehouse stock to a marketing destination</w:t>
+            </w:r>
+          </w:p>
+          <w:p>
+            <w:pPr>
+              <w:spacing w:after="40" w:before="0" w:line="264"/>
+            </w:pPr>
+            <w:r>
+              <w:rPr>
+                <w:rFonts w:ascii="Arial" w:cs="Arial" w:eastAsia="Arial" w:hAnsi="Arial"/>
+                <w:i/>
+                <w:iCs/>
+                <w:color w:val="5B6477"/>
+                <w:sz w:val="15"/>
+                <w:szCs w:val="15"/>
+              </w:rPr>
+              <w:t xml:space="preserve">Flow F29 · Stock given to Prothin Marketing, GWS Marketing or BO</w:t>
+            </w:r>
+          </w:p>
+          <w:p>
+            <w:pPr>
+              <w:spacing w:after="20" w:before="0" w:line="264"/>
+            </w:pPr>
+            <w:r>
+              <w:rPr>
+                <w:rFonts w:ascii="Arial" w:cs="Arial" w:eastAsia="Arial" w:hAnsi="Arial"/>
+                <w:color w:val="5B6477"/>
+                <w:sz w:val="19"/>
+                <w:szCs w:val="19"/>
+              </w:rPr>
+              <w:t xml:space="preserve">1.  </w:t>
+            </w:r>
+            <w:r>
+              <w:rPr>
+                <w:rFonts w:ascii="Arial" w:cs="Arial" w:eastAsia="Arial" w:hAnsi="Arial"/>
+                <w:sz w:val="19"/>
+                <w:szCs w:val="19"/>
+              </w:rPr>
+              <w:t xml:space="preserve">Transfers &amp; Pull-outs → To → Stock given out → GWS Marketing → items → Submit.</w:t>
+            </w:r>
+          </w:p>
+          <w:p>
+            <w:pPr>
+              <w:spacing w:after="0" w:before="60" w:line="264"/>
+            </w:pPr>
+            <w:r>
+              <w:rPr>
+                <w:rFonts w:ascii="Arial" w:cs="Arial" w:eastAsia="Arial" w:hAnsi="Arial"/>
+                <w:b/>
+                <w:bCs/>
+                <w:color w:val="0B1F3A"/>
+                <w:sz w:val="19"/>
+                <w:szCs w:val="19"/>
+              </w:rPr>
+              <w:t xml:space="preserve">You should see: </w:t>
+            </w:r>
+            <w:r>
+              <w:rPr>
+                <w:rFonts w:ascii="Arial" w:cs="Arial" w:eastAsia="Arial" w:hAnsi="Arial"/>
+                <w:sz w:val="19"/>
+                <w:szCs w:val="19"/>
+              </w:rPr>
+              <w:t xml:space="preserve">Waits for the Head Auditor; then the stock leaves the warehouse.</w:t>
+            </w:r>
+          </w:p>
+        </w:tc>
+        <w:tc>
+          <w:tcPr>
+            <w:tcW w:type="dxa" w:w="620"/>
+            <w:tcBorders>
+              <w:top w:val="single" w:color="C9D0DC" w:sz="4"/>
+              <w:left w:val="single" w:color="C9D0DC" w:sz="4"/>
+              <w:bottom w:val="single" w:color="C9D0DC" w:sz="4"/>
+              <w:right w:val="single" w:color="C9D0DC" w:sz="4"/>
+            </w:tcBorders>
+            <w:tcMar>
+              <w:top w:type="dxa" w:w="70"/>
+              <w:left w:type="dxa" w:w="100"/>
+              <w:bottom w:type="dxa" w:w="70"/>
+              <w:right w:type="dxa" w:w="100"/>
+            </w:tcMar>
+            <w:vAlign w:val="center"/>
+          </w:tcPr>
+          <w:p>
+            <w:pPr>
+              <w:spacing w:after="0" w:before="0" w:line="264"/>
+              <w:jc w:val="center"/>
+            </w:pPr>
+            <w:r>
+              <w:rPr>
+                <w:rFonts w:ascii="Arial" w:cs="Arial" w:eastAsia="Arial" w:hAnsi="Arial"/>
+                <w:sz w:val="30"/>
+                <w:szCs w:val="30"/>
+              </w:rPr>
+              <w:t xml:space="preserve">☐</w:t>
+            </w:r>
+          </w:p>
+        </w:tc>
+        <w:tc>
+          <w:tcPr>
+            <w:tcW w:type="dxa" w:w="620"/>
+            <w:tcBorders>
+              <w:top w:val="single" w:color="C9D0DC" w:sz="4"/>
+              <w:left w:val="single" w:color="C9D0DC" w:sz="4"/>
+              <w:bottom w:val="single" w:color="C9D0DC" w:sz="4"/>
+              <w:right w:val="single" w:color="C9D0DC" w:sz="4"/>
+            </w:tcBorders>
+            <w:tcMar>
+              <w:top w:type="dxa" w:w="70"/>
+              <w:left w:type="dxa" w:w="100"/>
+              <w:bottom w:type="dxa" w:w="70"/>
+              <w:right w:type="dxa" w:w="100"/>
+            </w:tcMar>
+            <w:vAlign w:val="center"/>
+          </w:tcPr>
+          <w:p>
+            <w:pPr>
+              <w:spacing w:after="0" w:before="0" w:line="264"/>
+              <w:jc w:val="center"/>
+            </w:pPr>
+            <w:r>
+              <w:rPr>
+                <w:rFonts w:ascii="Arial" w:cs="Arial" w:eastAsia="Arial" w:hAnsi="Arial"/>
+                <w:sz w:val="30"/>
+                <w:szCs w:val="30"/>
+              </w:rPr>
+              <w:t xml:space="preserve">☐</w:t>
+            </w:r>
+          </w:p>
+        </w:tc>
+        <w:tc>
+          <w:tcPr>
+            <w:tcW w:type="dxa" w:w="620"/>
+            <w:tcBorders>
+              <w:top w:val="single" w:color="C9D0DC" w:sz="4"/>
+              <w:left w:val="single" w:color="C9D0DC" w:sz="4"/>
+              <w:bottom w:val="single" w:color="C9D0DC" w:sz="4"/>
+              <w:right w:val="single" w:color="C9D0DC" w:sz="4"/>
+            </w:tcBorders>
+            <w:tcMar>
+              <w:top w:type="dxa" w:w="70"/>
+              <w:left w:type="dxa" w:w="100"/>
+              <w:bottom w:type="dxa" w:w="70"/>
+              <w:right w:type="dxa" w:w="100"/>
+            </w:tcMar>
+            <w:vAlign w:val="center"/>
+          </w:tcPr>
+          <w:p>
+            <w:pPr>
+              <w:spacing w:after="0" w:before="0" w:line="264"/>
+              <w:jc w:val="center"/>
+            </w:pPr>
+            <w:r>
+              <w:rPr>
+                <w:rFonts w:ascii="Arial" w:cs="Arial" w:eastAsia="Arial" w:hAnsi="Arial"/>
+                <w:sz w:val="30"/>
+                <w:szCs w:val="30"/>
+              </w:rPr>
+              <w:t xml:space="preserve">☐</w:t>
+            </w:r>
+          </w:p>
+        </w:tc>
+        <w:tc>
+          <w:tcPr>
+            <w:tcW w:type="dxa" w:w="2040"/>
+            <w:tcBorders>
+              <w:top w:val="single" w:color="C9D0DC" w:sz="4"/>
+              <w:left w:val="single" w:color="C9D0DC" w:sz="4"/>
+              <w:bottom w:val="single" w:color="C9D0DC" w:sz="4"/>
+              <w:right w:val="single" w:color="C9D0DC" w:sz="4"/>
+            </w:tcBorders>
+            <w:tcMar>
+              <w:top w:type="dxa" w:w="70"/>
+              <w:left w:type="dxa" w:w="100"/>
+              <w:bottom w:type="dxa" w:w="70"/>
+              <w:right w:type="dxa" w:w="100"/>
+            </w:tcMar>
+            <w:vAlign w:val="top"/>
+          </w:tcPr>
+          <w:p>
+            <w:pPr>
+              <w:spacing w:after="0" w:before="0" w:line="264"/>
+            </w:pPr>
+            <w:r>
+              <w:rPr>
+                <w:rFonts w:ascii="Arial" w:cs="Arial" w:eastAsia="Arial" w:hAnsi="Arial"/>
+                <w:sz w:val="19"/>
+                <w:szCs w:val="19"/>
+              </w:rPr>
+              <w:t xml:space="preserve"> </w:t>
+            </w:r>
+          </w:p>
+        </w:tc>
+      </w:tr>
+      <w:tr>
+        <w:trPr>
+          <w:cantSplit/>
+        </w:trPr>
+        <w:tc>
+          <w:tcPr>
+            <w:tcW w:type="dxa" w:w="860"/>
+            <w:tcBorders>
+              <w:top w:val="single" w:color="C9D0DC" w:sz="4"/>
+              <w:left w:val="single" w:color="C9D0DC" w:sz="4"/>
+              <w:bottom w:val="single" w:color="C9D0DC" w:sz="4"/>
+              <w:right w:val="single" w:color="C9D0DC" w:sz="4"/>
+            </w:tcBorders>
+            <w:tcMar>
+              <w:top w:type="dxa" w:w="70"/>
+              <w:left w:type="dxa" w:w="100"/>
+              <w:bottom w:type="dxa" w:w="70"/>
+              <w:right w:type="dxa" w:w="100"/>
+            </w:tcMar>
+            <w:vAlign w:val="top"/>
+          </w:tcPr>
+          <w:p>
+            <w:pPr>
+              <w:spacing w:after="0" w:before="0" w:line="264"/>
+            </w:pPr>
+            <w:r>
+              <w:rPr>
+                <w:rFonts w:ascii="Arial" w:cs="Arial" w:eastAsia="Arial" w:hAnsi="Arial"/>
+                <w:b/>
+                <w:bCs/>
+                <w:color w:val="5B6477"/>
+                <w:sz w:val="16"/>
+                <w:szCs w:val="16"/>
+              </w:rPr>
+              <w:t xml:space="preserve">WIC-18</w:t>
+            </w:r>
+          </w:p>
+        </w:tc>
+        <w:tc>
+          <w:tcPr>
+            <w:tcW w:type="dxa" w:w="5480"/>
+            <w:tcBorders>
+              <w:top w:val="single" w:color="C9D0DC" w:sz="4"/>
+              <w:left w:val="single" w:color="C9D0DC" w:sz="4"/>
+              <w:bottom w:val="single" w:color="C9D0DC" w:sz="4"/>
+              <w:right w:val="single" w:color="C9D0DC" w:sz="4"/>
+            </w:tcBorders>
+            <w:tcMar>
+              <w:top w:type="dxa" w:w="70"/>
+              <w:left w:type="dxa" w:w="100"/>
+              <w:bottom w:type="dxa" w:w="70"/>
+              <w:right w:type="dxa" w:w="100"/>
+            </w:tcMar>
+            <w:vAlign w:val="top"/>
+          </w:tcPr>
+          <w:p>
+            <w:pPr>
+              <w:spacing w:after="40" w:before="0" w:line="264"/>
+            </w:pPr>
+            <w:r>
+              <w:rPr>
+                <w:rFonts w:ascii="Arial" w:cs="Arial" w:eastAsia="Arial" w:hAnsi="Arial"/>
+                <w:b/>
+                <w:bCs/>
+                <w:sz w:val="20"/>
+                <w:szCs w:val="20"/>
+              </w:rPr>
+              <w:t xml:space="preserve">Delete a draft (yours or the associate's)</w:t>
+            </w:r>
+          </w:p>
+          <w:p>
+            <w:pPr>
+              <w:spacing w:after="40" w:before="0" w:line="264"/>
+            </w:pPr>
+            <w:r>
+              <w:rPr>
+                <w:rFonts w:ascii="Arial" w:cs="Arial" w:eastAsia="Arial" w:hAnsi="Arial"/>
+                <w:i/>
+                <w:iCs/>
+                <w:color w:val="5B6477"/>
+                <w:sz w:val="15"/>
+                <w:szCs w:val="15"/>
+              </w:rPr>
+              <w:t xml:space="preserve">Flow F30 · Deleting an unfinished draft</w:t>
+            </w:r>
+          </w:p>
+          <w:p>
+            <w:pPr>
+              <w:spacing w:after="20" w:before="0" w:line="264"/>
+            </w:pPr>
+            <w:r>
+              <w:rPr>
+                <w:rFonts w:ascii="Arial" w:cs="Arial" w:eastAsia="Arial" w:hAnsi="Arial"/>
+                <w:color w:val="5B6477"/>
+                <w:sz w:val="19"/>
+                <w:szCs w:val="19"/>
+              </w:rPr>
+              <w:t xml:space="preserve">1.  </w:t>
+            </w:r>
+            <w:r>
+              <w:rPr>
+                <w:rFonts w:ascii="Arial" w:cs="Arial" w:eastAsia="Arial" w:hAnsi="Arial"/>
+                <w:sz w:val="19"/>
+                <w:szCs w:val="19"/>
+              </w:rPr>
+              <w:t xml:space="preserve">Open an unsent pull-out or an unsubmitted delivery → Delete draft.</w:t>
+            </w:r>
+          </w:p>
+          <w:p>
+            <w:pPr>
+              <w:spacing w:after="0" w:before="60" w:line="264"/>
+            </w:pPr>
+            <w:r>
+              <w:rPr>
+                <w:rFonts w:ascii="Arial" w:cs="Arial" w:eastAsia="Arial" w:hAnsi="Arial"/>
+                <w:b/>
+                <w:bCs/>
+                <w:color w:val="0B1F3A"/>
+                <w:sz w:val="19"/>
+                <w:szCs w:val="19"/>
+              </w:rPr>
+              <w:t xml:space="preserve">You should see: </w:t>
+            </w:r>
+            <w:r>
+              <w:rPr>
+                <w:rFonts w:ascii="Arial" w:cs="Arial" w:eastAsia="Arial" w:hAnsi="Arial"/>
+                <w:sz w:val="19"/>
+                <w:szCs w:val="19"/>
+              </w:rPr>
+              <w:t xml:space="preserve">It is removed; the later drafts move down one number and their owners are told.</w:t>
+            </w:r>
+          </w:p>
+        </w:tc>
+        <w:tc>
+          <w:tcPr>
+            <w:tcW w:type="dxa" w:w="620"/>
+            <w:tcBorders>
+              <w:top w:val="single" w:color="C9D0DC" w:sz="4"/>
+              <w:left w:val="single" w:color="C9D0DC" w:sz="4"/>
+              <w:bottom w:val="single" w:color="C9D0DC" w:sz="4"/>
+              <w:right w:val="single" w:color="C9D0DC" w:sz="4"/>
+            </w:tcBorders>
+            <w:tcMar>
+              <w:top w:type="dxa" w:w="70"/>
+              <w:left w:type="dxa" w:w="100"/>
+              <w:bottom w:type="dxa" w:w="70"/>
+              <w:right w:type="dxa" w:w="100"/>
+            </w:tcMar>
+            <w:vAlign w:val="center"/>
+          </w:tcPr>
+          <w:p>
+            <w:pPr>
+              <w:spacing w:after="0" w:before="0" w:line="264"/>
+              <w:jc w:val="center"/>
+            </w:pPr>
+            <w:r>
+              <w:rPr>
+                <w:rFonts w:ascii="Arial" w:cs="Arial" w:eastAsia="Arial" w:hAnsi="Arial"/>
+                <w:sz w:val="30"/>
+                <w:szCs w:val="30"/>
+              </w:rPr>
+              <w:t xml:space="preserve">☐</w:t>
+            </w:r>
+          </w:p>
+        </w:tc>
+        <w:tc>
+          <w:tcPr>
+            <w:tcW w:type="dxa" w:w="620"/>
+            <w:tcBorders>
+              <w:top w:val="single" w:color="C9D0DC" w:sz="4"/>
+              <w:left w:val="single" w:color="C9D0DC" w:sz="4"/>
+              <w:bottom w:val="single" w:color="C9D0DC" w:sz="4"/>
+              <w:right w:val="single" w:color="C9D0DC" w:sz="4"/>
+            </w:tcBorders>
+            <w:tcMar>
+              <w:top w:type="dxa" w:w="70"/>
+              <w:left w:type="dxa" w:w="100"/>
+              <w:bottom w:type="dxa" w:w="70"/>
+              <w:right w:type="dxa" w:w="100"/>
+            </w:tcMar>
+            <w:vAlign w:val="center"/>
+          </w:tcPr>
+          <w:p>
+            <w:pPr>
+              <w:spacing w:after="0" w:before="0" w:line="264"/>
+              <w:jc w:val="center"/>
+            </w:pPr>
+            <w:r>
+              <w:rPr>
+                <w:rFonts w:ascii="Arial" w:cs="Arial" w:eastAsia="Arial" w:hAnsi="Arial"/>
+                <w:sz w:val="30"/>
+                <w:szCs w:val="30"/>
+              </w:rPr>
+              <w:t xml:space="preserve">☐</w:t>
+            </w:r>
+          </w:p>
+        </w:tc>
+        <w:tc>
+          <w:tcPr>
+            <w:tcW w:type="dxa" w:w="620"/>
+            <w:tcBorders>
+              <w:top w:val="single" w:color="C9D0DC" w:sz="4"/>
+              <w:left w:val="single" w:color="C9D0DC" w:sz="4"/>
+              <w:bottom w:val="single" w:color="C9D0DC" w:sz="4"/>
+              <w:right w:val="single" w:color="C9D0DC" w:sz="4"/>
+            </w:tcBorders>
+            <w:tcMar>
+              <w:top w:type="dxa" w:w="70"/>
+              <w:left w:type="dxa" w:w="100"/>
+              <w:bottom w:type="dxa" w:w="70"/>
+              <w:right w:type="dxa" w:w="100"/>
+            </w:tcMar>
+            <w:vAlign w:val="center"/>
+          </w:tcPr>
+          <w:p>
+            <w:pPr>
+              <w:spacing w:after="0" w:before="0" w:line="264"/>
+              <w:jc w:val="center"/>
+            </w:pPr>
+            <w:r>
+              <w:rPr>
+                <w:rFonts w:ascii="Arial" w:cs="Arial" w:eastAsia="Arial" w:hAnsi="Arial"/>
+                <w:sz w:val="30"/>
+                <w:szCs w:val="30"/>
+              </w:rPr>
+              <w:t xml:space="preserve">☐</w:t>
+            </w:r>
+          </w:p>
+        </w:tc>
+        <w:tc>
+          <w:tcPr>
+            <w:tcW w:type="dxa" w:w="2040"/>
+            <w:tcBorders>
+              <w:top w:val="single" w:color="C9D0DC" w:sz="4"/>
+              <w:left w:val="single" w:color="C9D0DC" w:sz="4"/>
+              <w:bottom w:val="single" w:color="C9D0DC" w:sz="4"/>
+              <w:right w:val="single" w:color="C9D0DC" w:sz="4"/>
+            </w:tcBorders>
+            <w:tcMar>
+              <w:top w:type="dxa" w:w="70"/>
+              <w:left w:type="dxa" w:w="100"/>
+              <w:bottom w:type="dxa" w:w="70"/>
+              <w:right w:type="dxa" w:w="100"/>
+            </w:tcMar>
+            <w:vAlign w:val="top"/>
+          </w:tcPr>
+          <w:p>
+            <w:pPr>
+              <w:spacing w:after="0" w:before="0" w:line="264"/>
+            </w:pPr>
+            <w:r>
+              <w:rPr>
+                <w:rFonts w:ascii="Arial" w:cs="Arial" w:eastAsia="Arial" w:hAnsi="Arial"/>
+                <w:sz w:val="19"/>
+                <w:szCs w:val="19"/>
+              </w:rPr>
+              <w:t xml:space="preserve"> </w:t>
+            </w:r>
+          </w:p>
+        </w:tc>
+      </w:tr>
+      <w:tr>
+        <w:trPr>
+          <w:cantSplit/>
+        </w:trPr>
+        <w:tc>
+          <w:tcPr>
+            <w:tcW w:type="dxa" w:w="860"/>
+            <w:tcBorders>
+              <w:top w:val="single" w:color="C9D0DC" w:sz="4"/>
+              <w:left w:val="single" w:color="C9D0DC" w:sz="4"/>
+              <w:bottom w:val="single" w:color="C9D0DC" w:sz="4"/>
+              <w:right w:val="single" w:color="C9D0DC" w:sz="4"/>
+            </w:tcBorders>
+            <w:tcMar>
+              <w:top w:type="dxa" w:w="70"/>
+              <w:left w:type="dxa" w:w="100"/>
+              <w:bottom w:type="dxa" w:w="70"/>
+              <w:right w:type="dxa" w:w="100"/>
+            </w:tcMar>
+            <w:vAlign w:val="top"/>
+          </w:tcPr>
+          <w:p>
+            <w:pPr>
+              <w:spacing w:after="0" w:before="0" w:line="264"/>
+            </w:pPr>
+            <w:r>
+              <w:rPr>
+                <w:rFonts w:ascii="Arial" w:cs="Arial" w:eastAsia="Arial" w:hAnsi="Arial"/>
+                <w:b/>
+                <w:bCs/>
+                <w:color w:val="5B6477"/>
+                <w:sz w:val="16"/>
+                <w:szCs w:val="16"/>
+              </w:rPr>
+              <w:t xml:space="preserve">WIC-19</w:t>
+            </w:r>
+          </w:p>
+        </w:tc>
+        <w:tc>
+          <w:tcPr>
+            <w:tcW w:type="dxa" w:w="5480"/>
+            <w:tcBorders>
+              <w:top w:val="single" w:color="C9D0DC" w:sz="4"/>
+              <w:left w:val="single" w:color="C9D0DC" w:sz="4"/>
+              <w:bottom w:val="single" w:color="C9D0DC" w:sz="4"/>
+              <w:right w:val="single" w:color="C9D0DC" w:sz="4"/>
+            </w:tcBorders>
+            <w:tcMar>
+              <w:top w:type="dxa" w:w="70"/>
+              <w:left w:type="dxa" w:w="100"/>
+              <w:bottom w:type="dxa" w:w="70"/>
+              <w:right w:type="dxa" w:w="100"/>
+            </w:tcMar>
+            <w:vAlign w:val="top"/>
+          </w:tcPr>
+          <w:p>
+            <w:pPr>
+              <w:spacing w:after="40" w:before="0" w:line="264"/>
+            </w:pPr>
+            <w:r>
+              <w:rPr>
+                <w:rFonts w:ascii="Arial" w:cs="Arial" w:eastAsia="Arial" w:hAnsi="Arial"/>
+                <w:b/>
+                <w:bCs/>
+                <w:sz w:val="20"/>
+                <w:szCs w:val="20"/>
+              </w:rPr>
+              <w:t xml:space="preserve">The forms behind a movement</w:t>
+            </w:r>
+          </w:p>
+          <w:p>
+            <w:pPr>
+              <w:spacing w:after="20" w:before="0" w:line="264"/>
+            </w:pPr>
+            <w:r>
+              <w:rPr>
+                <w:rFonts w:ascii="Arial" w:cs="Arial" w:eastAsia="Arial" w:hAnsi="Arial"/>
+                <w:color w:val="5B6477"/>
+                <w:sz w:val="19"/>
+                <w:szCs w:val="19"/>
+              </w:rPr>
+              <w:t xml:space="preserve">1.  </w:t>
+            </w:r>
+            <w:r>
+              <w:rPr>
+                <w:rFonts w:ascii="Arial" w:cs="Arial" w:eastAsia="Arial" w:hAnsi="Arial"/>
+                <w:sz w:val="19"/>
+                <w:szCs w:val="19"/>
+              </w:rPr>
+              <w:t xml:space="preserve">Inventory Reports → Daily Inventory Report → press a Transfer In or Pull Out figure.</w:t>
+            </w:r>
+          </w:p>
+          <w:p>
+            <w:pPr>
+              <w:spacing w:after="0" w:before="60" w:line="264"/>
+            </w:pPr>
+            <w:r>
+              <w:rPr>
+                <w:rFonts w:ascii="Arial" w:cs="Arial" w:eastAsia="Arial" w:hAnsi="Arial"/>
+                <w:b/>
+                <w:bCs/>
+                <w:color w:val="0B1F3A"/>
+                <w:sz w:val="19"/>
+                <w:szCs w:val="19"/>
+              </w:rPr>
+              <w:t xml:space="preserve">You should see: </w:t>
+            </w:r>
+            <w:r>
+              <w:rPr>
+                <w:rFonts w:ascii="Arial" w:cs="Arial" w:eastAsia="Arial" w:hAnsi="Arial"/>
+                <w:sz w:val="19"/>
+                <w:szCs w:val="19"/>
+              </w:rPr>
+              <w:t xml:space="preserve">The forms behind it appear (Pull-Out / Transfer-In, supplier form with its receipt) with their attachments. The Sales column is not a link.</w:t>
             </w:r>
           </w:p>
         </w:tc>
@@ -4969,7 +6280,7 @@
                 <w:sz w:val="17"/>
                 <w:szCs w:val="17"/>
               </w:rPr>
-              <w:t xml:space="preserve">Passed (of 16)</w:t>
+              <w:t xml:space="preserve">Passed (of 21)</w:t>
             </w:r>
           </w:p>
         </w:tc>

--- a/docs/acceptance-test/per-user/07-wh.incharge.docx
+++ b/docs/acceptance-test/per-user/07-wh.incharge.docx
@@ -117,7 +117,7 @@
           <w:sz w:val="18"/>
           <w:szCs w:val="18"/>
         </w:rPr>
-        <w:t xml:space="preserve">  ·  21 checks</w:t>
+        <w:t xml:space="preserve">  ·  22 checks</w:t>
       </w:r>
     </w:p>
     <w:tbl>
@@ -6077,6 +6077,267 @@
                 <w:szCs w:val="19"/>
               </w:rPr>
               <w:t xml:space="preserve">The forms behind it appear (Pull-Out / Transfer-In, supplier form with its receipt) with their attachments. The Sales column is not a link.</w:t>
+            </w:r>
+          </w:p>
+        </w:tc>
+        <w:tc>
+          <w:tcPr>
+            <w:tcW w:type="dxa" w:w="620"/>
+            <w:tcBorders>
+              <w:top w:val="single" w:color="C9D0DC" w:sz="4"/>
+              <w:left w:val="single" w:color="C9D0DC" w:sz="4"/>
+              <w:bottom w:val="single" w:color="C9D0DC" w:sz="4"/>
+              <w:right w:val="single" w:color="C9D0DC" w:sz="4"/>
+            </w:tcBorders>
+            <w:tcMar>
+              <w:top w:type="dxa" w:w="70"/>
+              <w:left w:type="dxa" w:w="100"/>
+              <w:bottom w:type="dxa" w:w="70"/>
+              <w:right w:type="dxa" w:w="100"/>
+            </w:tcMar>
+            <w:vAlign w:val="center"/>
+          </w:tcPr>
+          <w:p>
+            <w:pPr>
+              <w:spacing w:after="0" w:before="0" w:line="264"/>
+              <w:jc w:val="center"/>
+            </w:pPr>
+            <w:r>
+              <w:rPr>
+                <w:rFonts w:ascii="Arial" w:cs="Arial" w:eastAsia="Arial" w:hAnsi="Arial"/>
+                <w:sz w:val="30"/>
+                <w:szCs w:val="30"/>
+              </w:rPr>
+              <w:t xml:space="preserve">☐</w:t>
+            </w:r>
+          </w:p>
+        </w:tc>
+        <w:tc>
+          <w:tcPr>
+            <w:tcW w:type="dxa" w:w="620"/>
+            <w:tcBorders>
+              <w:top w:val="single" w:color="C9D0DC" w:sz="4"/>
+              <w:left w:val="single" w:color="C9D0DC" w:sz="4"/>
+              <w:bottom w:val="single" w:color="C9D0DC" w:sz="4"/>
+              <w:right w:val="single" w:color="C9D0DC" w:sz="4"/>
+            </w:tcBorders>
+            <w:tcMar>
+              <w:top w:type="dxa" w:w="70"/>
+              <w:left w:type="dxa" w:w="100"/>
+              <w:bottom w:type="dxa" w:w="70"/>
+              <w:right w:type="dxa" w:w="100"/>
+            </w:tcMar>
+            <w:vAlign w:val="center"/>
+          </w:tcPr>
+          <w:p>
+            <w:pPr>
+              <w:spacing w:after="0" w:before="0" w:line="264"/>
+              <w:jc w:val="center"/>
+            </w:pPr>
+            <w:r>
+              <w:rPr>
+                <w:rFonts w:ascii="Arial" w:cs="Arial" w:eastAsia="Arial" w:hAnsi="Arial"/>
+                <w:sz w:val="30"/>
+                <w:szCs w:val="30"/>
+              </w:rPr>
+              <w:t xml:space="preserve">☐</w:t>
+            </w:r>
+          </w:p>
+        </w:tc>
+        <w:tc>
+          <w:tcPr>
+            <w:tcW w:type="dxa" w:w="620"/>
+            <w:tcBorders>
+              <w:top w:val="single" w:color="C9D0DC" w:sz="4"/>
+              <w:left w:val="single" w:color="C9D0DC" w:sz="4"/>
+              <w:bottom w:val="single" w:color="C9D0DC" w:sz="4"/>
+              <w:right w:val="single" w:color="C9D0DC" w:sz="4"/>
+            </w:tcBorders>
+            <w:tcMar>
+              <w:top w:type="dxa" w:w="70"/>
+              <w:left w:type="dxa" w:w="100"/>
+              <w:bottom w:type="dxa" w:w="70"/>
+              <w:right w:type="dxa" w:w="100"/>
+            </w:tcMar>
+            <w:vAlign w:val="center"/>
+          </w:tcPr>
+          <w:p>
+            <w:pPr>
+              <w:spacing w:after="0" w:before="0" w:line="264"/>
+              <w:jc w:val="center"/>
+            </w:pPr>
+            <w:r>
+              <w:rPr>
+                <w:rFonts w:ascii="Arial" w:cs="Arial" w:eastAsia="Arial" w:hAnsi="Arial"/>
+                <w:sz w:val="30"/>
+                <w:szCs w:val="30"/>
+              </w:rPr>
+              <w:t xml:space="preserve">☐</w:t>
+            </w:r>
+          </w:p>
+        </w:tc>
+        <w:tc>
+          <w:tcPr>
+            <w:tcW w:type="dxa" w:w="2040"/>
+            <w:tcBorders>
+              <w:top w:val="single" w:color="C9D0DC" w:sz="4"/>
+              <w:left w:val="single" w:color="C9D0DC" w:sz="4"/>
+              <w:bottom w:val="single" w:color="C9D0DC" w:sz="4"/>
+              <w:right w:val="single" w:color="C9D0DC" w:sz="4"/>
+            </w:tcBorders>
+            <w:tcMar>
+              <w:top w:type="dxa" w:w="70"/>
+              <w:left w:type="dxa" w:w="100"/>
+              <w:bottom w:type="dxa" w:w="70"/>
+              <w:right w:type="dxa" w:w="100"/>
+            </w:tcMar>
+            <w:vAlign w:val="top"/>
+          </w:tcPr>
+          <w:p>
+            <w:pPr>
+              <w:spacing w:after="0" w:before="0" w:line="264"/>
+            </w:pPr>
+            <w:r>
+              <w:rPr>
+                <w:rFonts w:ascii="Arial" w:cs="Arial" w:eastAsia="Arial" w:hAnsi="Arial"/>
+                <w:sz w:val="19"/>
+                <w:szCs w:val="19"/>
+              </w:rPr>
+              <w:t xml:space="preserve"> </w:t>
+            </w:r>
+          </w:p>
+        </w:tc>
+      </w:tr>
+      <w:tr>
+        <w:trPr>
+          <w:cantSplit/>
+        </w:trPr>
+        <w:tc>
+          <w:tcPr>
+            <w:tcW w:type="dxa" w:w="860"/>
+            <w:tcBorders>
+              <w:top w:val="single" w:color="C9D0DC" w:sz="4"/>
+              <w:left w:val="single" w:color="C9D0DC" w:sz="4"/>
+              <w:bottom w:val="single" w:color="C9D0DC" w:sz="4"/>
+              <w:right w:val="single" w:color="C9D0DC" w:sz="4"/>
+            </w:tcBorders>
+            <w:tcMar>
+              <w:top w:type="dxa" w:w="70"/>
+              <w:left w:type="dxa" w:w="100"/>
+              <w:bottom w:type="dxa" w:w="70"/>
+              <w:right w:type="dxa" w:w="100"/>
+            </w:tcMar>
+            <w:vAlign w:val="top"/>
+          </w:tcPr>
+          <w:p>
+            <w:pPr>
+              <w:spacing w:after="0" w:before="0" w:line="264"/>
+            </w:pPr>
+            <w:r>
+              <w:rPr>
+                <w:rFonts w:ascii="Arial" w:cs="Arial" w:eastAsia="Arial" w:hAnsi="Arial"/>
+                <w:b/>
+                <w:bCs/>
+                <w:color w:val="5B6477"/>
+                <w:sz w:val="16"/>
+                <w:szCs w:val="16"/>
+              </w:rPr>
+              <w:t xml:space="preserve">WIC-20</w:t>
+            </w:r>
+          </w:p>
+        </w:tc>
+        <w:tc>
+          <w:tcPr>
+            <w:tcW w:type="dxa" w:w="5480"/>
+            <w:tcBorders>
+              <w:top w:val="single" w:color="C9D0DC" w:sz="4"/>
+              <w:left w:val="single" w:color="C9D0DC" w:sz="4"/>
+              <w:bottom w:val="single" w:color="C9D0DC" w:sz="4"/>
+              <w:right w:val="single" w:color="C9D0DC" w:sz="4"/>
+            </w:tcBorders>
+            <w:tcMar>
+              <w:top w:type="dxa" w:w="70"/>
+              <w:left w:type="dxa" w:w="100"/>
+              <w:bottom w:type="dxa" w:w="70"/>
+              <w:right w:type="dxa" w:w="100"/>
+            </w:tcMar>
+            <w:vAlign w:val="top"/>
+          </w:tcPr>
+          <w:p>
+            <w:pPr>
+              <w:spacing w:after="40" w:before="0" w:line="264"/>
+            </w:pPr>
+            <w:r>
+              <w:rPr>
+                <w:rFonts w:ascii="Arial" w:cs="Arial" w:eastAsia="Arial" w:hAnsi="Arial"/>
+                <w:b/>
+                <w:bCs/>
+                <w:sz w:val="20"/>
+                <w:szCs w:val="20"/>
+              </w:rPr>
+              <w:t xml:space="preserve">Record a warehouse expense</w:t>
+            </w:r>
+          </w:p>
+          <w:p>
+            <w:pPr>
+              <w:spacing w:after="40" w:before="0" w:line="264"/>
+            </w:pPr>
+            <w:r>
+              <w:rPr>
+                <w:rFonts w:ascii="Arial" w:cs="Arial" w:eastAsia="Arial" w:hAnsi="Arial"/>
+                <w:i/>
+                <w:iCs/>
+                <w:color w:val="5B6477"/>
+                <w:sz w:val="15"/>
+                <w:szCs w:val="15"/>
+              </w:rPr>
+              <w:t xml:space="preserve">Flow F31 · Agent field work: outlets, itineraries and consignment maximums</w:t>
+            </w:r>
+          </w:p>
+          <w:p>
+            <w:pPr>
+              <w:spacing w:after="20" w:before="0" w:line="264"/>
+            </w:pPr>
+            <w:r>
+              <w:rPr>
+                <w:rFonts w:ascii="Arial" w:cs="Arial" w:eastAsia="Arial" w:hAnsi="Arial"/>
+                <w:color w:val="5B6477"/>
+                <w:sz w:val="19"/>
+                <w:szCs w:val="19"/>
+              </w:rPr>
+              <w:t xml:space="preserve">1.  </w:t>
+            </w:r>
+            <w:r>
+              <w:rPr>
+                <w:rFonts w:ascii="Arial" w:cs="Arial" w:eastAsia="Arial" w:hAnsi="Arial"/>
+                <w:sz w:val="19"/>
+                <w:szCs w:val="19"/>
+              </w:rPr>
+              <w:t xml:space="preserve">Expenses → choose a warehouse account, amount and payee, cash on hand / bank / owner advance → Save.</w:t>
+            </w:r>
+          </w:p>
+          <w:p>
+            <w:pPr>
+              <w:spacing w:after="0" w:before="60" w:line="264"/>
+            </w:pPr>
+            <w:r>
+              <w:rPr>
+                <w:rFonts w:ascii="Arial" w:cs="Arial" w:eastAsia="Arial" w:hAnsi="Arial"/>
+                <w:b/>
+                <w:bCs/>
+                <w:color w:val="0B1F3A"/>
+                <w:sz w:val="19"/>
+                <w:szCs w:val="19"/>
+              </w:rPr>
+              <w:t xml:space="preserve">You should see: </w:t>
+            </w:r>
+            <w:r>
+              <w:rPr>
+                <w:rFonts w:ascii="Arial" w:cs="Arial" w:eastAsia="Arial" w:hAnsi="Arial"/>
+                <w:sz w:val="19"/>
+                <w:szCs w:val="19"/>
+              </w:rPr>
+              <w:t xml:space="preserve">Saved with a number; no cash fund at the warehouse.</w:t>
             </w:r>
           </w:p>
         </w:tc>
@@ -6280,7 +6541,7 @@
                 <w:sz w:val="17"/>
                 <w:szCs w:val="17"/>
               </w:rPr>
-              <w:t xml:space="preserve">Passed (of 21)</w:t>
+              <w:t xml:space="preserve">Passed (of 22)</w:t>
             </w:r>
           </w:p>
         </w:tc>

--- a/docs/acceptance-test/per-user/07-wh.incharge.docx
+++ b/docs/acceptance-test/per-user/07-wh.incharge.docx
@@ -117,7 +117,7 @@
           <w:sz w:val="18"/>
           <w:szCs w:val="18"/>
         </w:rPr>
-        <w:t xml:space="preserve">  ·  22 checks</w:t>
+        <w:t xml:space="preserve">  ·  23 checks</w:t>
       </w:r>
     </w:p>
     <w:tbl>
@@ -1064,6 +1064,273 @@
                 <w:szCs w:val="19"/>
               </w:rPr>
               <w:t xml:space="preserve">My guide shows the steps for this role only. The picture guide opens with numbered red boxes.</w:t>
+            </w:r>
+          </w:p>
+        </w:tc>
+        <w:tc>
+          <w:tcPr>
+            <w:tcW w:type="dxa" w:w="620"/>
+            <w:tcBorders>
+              <w:top w:val="single" w:color="C9D0DC" w:sz="4"/>
+              <w:left w:val="single" w:color="C9D0DC" w:sz="4"/>
+              <w:bottom w:val="single" w:color="C9D0DC" w:sz="4"/>
+              <w:right w:val="single" w:color="C9D0DC" w:sz="4"/>
+            </w:tcBorders>
+            <w:tcMar>
+              <w:top w:type="dxa" w:w="70"/>
+              <w:left w:type="dxa" w:w="100"/>
+              <w:bottom w:type="dxa" w:w="70"/>
+              <w:right w:type="dxa" w:w="100"/>
+            </w:tcMar>
+            <w:vAlign w:val="center"/>
+          </w:tcPr>
+          <w:p>
+            <w:pPr>
+              <w:spacing w:after="0" w:before="0" w:line="264"/>
+              <w:jc w:val="center"/>
+            </w:pPr>
+            <w:r>
+              <w:rPr>
+                <w:rFonts w:ascii="Arial" w:cs="Arial" w:eastAsia="Arial" w:hAnsi="Arial"/>
+                <w:sz w:val="30"/>
+                <w:szCs w:val="30"/>
+              </w:rPr>
+              <w:t xml:space="preserve">☐</w:t>
+            </w:r>
+          </w:p>
+        </w:tc>
+        <w:tc>
+          <w:tcPr>
+            <w:tcW w:type="dxa" w:w="620"/>
+            <w:tcBorders>
+              <w:top w:val="single" w:color="C9D0DC" w:sz="4"/>
+              <w:left w:val="single" w:color="C9D0DC" w:sz="4"/>
+              <w:bottom w:val="single" w:color="C9D0DC" w:sz="4"/>
+              <w:right w:val="single" w:color="C9D0DC" w:sz="4"/>
+            </w:tcBorders>
+            <w:tcMar>
+              <w:top w:type="dxa" w:w="70"/>
+              <w:left w:type="dxa" w:w="100"/>
+              <w:bottom w:type="dxa" w:w="70"/>
+              <w:right w:type="dxa" w:w="100"/>
+            </w:tcMar>
+            <w:vAlign w:val="center"/>
+          </w:tcPr>
+          <w:p>
+            <w:pPr>
+              <w:spacing w:after="0" w:before="0" w:line="264"/>
+              <w:jc w:val="center"/>
+            </w:pPr>
+            <w:r>
+              <w:rPr>
+                <w:rFonts w:ascii="Arial" w:cs="Arial" w:eastAsia="Arial" w:hAnsi="Arial"/>
+                <w:sz w:val="30"/>
+                <w:szCs w:val="30"/>
+              </w:rPr>
+              <w:t xml:space="preserve">☐</w:t>
+            </w:r>
+          </w:p>
+        </w:tc>
+        <w:tc>
+          <w:tcPr>
+            <w:tcW w:type="dxa" w:w="620"/>
+            <w:tcBorders>
+              <w:top w:val="single" w:color="C9D0DC" w:sz="4"/>
+              <w:left w:val="single" w:color="C9D0DC" w:sz="4"/>
+              <w:bottom w:val="single" w:color="C9D0DC" w:sz="4"/>
+              <w:right w:val="single" w:color="C9D0DC" w:sz="4"/>
+            </w:tcBorders>
+            <w:tcMar>
+              <w:top w:type="dxa" w:w="70"/>
+              <w:left w:type="dxa" w:w="100"/>
+              <w:bottom w:type="dxa" w:w="70"/>
+              <w:right w:type="dxa" w:w="100"/>
+            </w:tcMar>
+            <w:vAlign w:val="center"/>
+          </w:tcPr>
+          <w:p>
+            <w:pPr>
+              <w:spacing w:after="0" w:before="0" w:line="264"/>
+              <w:jc w:val="center"/>
+            </w:pPr>
+            <w:r>
+              <w:rPr>
+                <w:rFonts w:ascii="Arial" w:cs="Arial" w:eastAsia="Arial" w:hAnsi="Arial"/>
+                <w:sz w:val="30"/>
+                <w:szCs w:val="30"/>
+              </w:rPr>
+              <w:t xml:space="preserve">☐</w:t>
+            </w:r>
+          </w:p>
+        </w:tc>
+        <w:tc>
+          <w:tcPr>
+            <w:tcW w:type="dxa" w:w="2040"/>
+            <w:tcBorders>
+              <w:top w:val="single" w:color="C9D0DC" w:sz="4"/>
+              <w:left w:val="single" w:color="C9D0DC" w:sz="4"/>
+              <w:bottom w:val="single" w:color="C9D0DC" w:sz="4"/>
+              <w:right w:val="single" w:color="C9D0DC" w:sz="4"/>
+            </w:tcBorders>
+            <w:tcMar>
+              <w:top w:type="dxa" w:w="70"/>
+              <w:left w:type="dxa" w:w="100"/>
+              <w:bottom w:type="dxa" w:w="70"/>
+              <w:right w:type="dxa" w:w="100"/>
+            </w:tcMar>
+            <w:vAlign w:val="top"/>
+          </w:tcPr>
+          <w:p>
+            <w:pPr>
+              <w:spacing w:after="0" w:before="0" w:line="264"/>
+            </w:pPr>
+            <w:r>
+              <w:rPr>
+                <w:rFonts w:ascii="Arial" w:cs="Arial" w:eastAsia="Arial" w:hAnsi="Arial"/>
+                <w:sz w:val="19"/>
+                <w:szCs w:val="19"/>
+              </w:rPr>
+              <w:t xml:space="preserve"> </w:t>
+            </w:r>
+          </w:p>
+        </w:tc>
+      </w:tr>
+      <w:tr>
+        <w:trPr>
+          <w:cantSplit/>
+        </w:trPr>
+        <w:tc>
+          <w:tcPr>
+            <w:tcW w:type="dxa" w:w="860"/>
+            <w:tcBorders>
+              <w:top w:val="single" w:color="C9D0DC" w:sz="4"/>
+              <w:left w:val="single" w:color="C9D0DC" w:sz="4"/>
+              <w:bottom w:val="single" w:color="C9D0DC" w:sz="4"/>
+              <w:right w:val="single" w:color="C9D0DC" w:sz="4"/>
+            </w:tcBorders>
+            <w:tcMar>
+              <w:top w:type="dxa" w:w="70"/>
+              <w:left w:type="dxa" w:w="100"/>
+              <w:bottom w:type="dxa" w:w="70"/>
+              <w:right w:type="dxa" w:w="100"/>
+            </w:tcMar>
+            <w:vAlign w:val="top"/>
+          </w:tcPr>
+          <w:p>
+            <w:pPr>
+              <w:spacing w:after="0" w:before="0" w:line="264"/>
+            </w:pPr>
+            <w:r>
+              <w:rPr>
+                <w:rFonts w:ascii="Arial" w:cs="Arial" w:eastAsia="Arial" w:hAnsi="Arial"/>
+                <w:b/>
+                <w:bCs/>
+                <w:color w:val="5B6477"/>
+                <w:sz w:val="16"/>
+                <w:szCs w:val="16"/>
+              </w:rPr>
+              <w:t xml:space="preserve">GEN-SRCH</w:t>
+            </w:r>
+          </w:p>
+        </w:tc>
+        <w:tc>
+          <w:tcPr>
+            <w:tcW w:type="dxa" w:w="5480"/>
+            <w:tcBorders>
+              <w:top w:val="single" w:color="C9D0DC" w:sz="4"/>
+              <w:left w:val="single" w:color="C9D0DC" w:sz="4"/>
+              <w:bottom w:val="single" w:color="C9D0DC" w:sz="4"/>
+              <w:right w:val="single" w:color="C9D0DC" w:sz="4"/>
+            </w:tcBorders>
+            <w:tcMar>
+              <w:top w:type="dxa" w:w="70"/>
+              <w:left w:type="dxa" w:w="100"/>
+              <w:bottom w:type="dxa" w:w="70"/>
+              <w:right w:type="dxa" w:w="100"/>
+            </w:tcMar>
+            <w:vAlign w:val="top"/>
+          </w:tcPr>
+          <w:p>
+            <w:pPr>
+              <w:spacing w:after="40" w:before="0" w:line="264"/>
+            </w:pPr>
+            <w:r>
+              <w:rPr>
+                <w:rFonts w:ascii="Arial" w:cs="Arial" w:eastAsia="Arial" w:hAnsi="Arial"/>
+                <w:b/>
+                <w:bCs/>
+                <w:sz w:val="20"/>
+                <w:szCs w:val="20"/>
+              </w:rPr>
+              <w:t xml:space="preserve">Search a list</w:t>
+            </w:r>
+          </w:p>
+          <w:p>
+            <w:pPr>
+              <w:spacing w:after="20" w:before="0" w:line="264"/>
+            </w:pPr>
+            <w:r>
+              <w:rPr>
+                <w:rFonts w:ascii="Arial" w:cs="Arial" w:eastAsia="Arial" w:hAnsi="Arial"/>
+                <w:color w:val="5B6477"/>
+                <w:sz w:val="19"/>
+                <w:szCs w:val="19"/>
+              </w:rPr>
+              <w:t xml:space="preserve">1.  </w:t>
+            </w:r>
+            <w:r>
+              <w:rPr>
+                <w:rFonts w:ascii="Arial" w:cs="Arial" w:eastAsia="Arial" w:hAnsi="Arial"/>
+                <w:sz w:val="19"/>
+                <w:szCs w:val="19"/>
+              </w:rPr>
+              <w:t xml:space="preserve">Open a list with six or more rows (for example Sales List, Cash Fund or Chart of Accounts).</w:t>
+            </w:r>
+          </w:p>
+          <w:p>
+            <w:pPr>
+              <w:spacing w:after="20" w:before="0" w:line="264"/>
+            </w:pPr>
+            <w:r>
+              <w:rPr>
+                <w:rFonts w:ascii="Arial" w:cs="Arial" w:eastAsia="Arial" w:hAnsi="Arial"/>
+                <w:color w:val="5B6477"/>
+                <w:sz w:val="19"/>
+                <w:szCs w:val="19"/>
+              </w:rPr>
+              <w:t xml:space="preserve">2.  </w:t>
+            </w:r>
+            <w:r>
+              <w:rPr>
+                <w:rFonts w:ascii="Arial" w:cs="Arial" w:eastAsia="Arial" w:hAnsi="Arial"/>
+                <w:sz w:val="19"/>
+                <w:szCs w:val="19"/>
+              </w:rPr>
+              <w:t xml:space="preserve">Type part of a name, number or product in Search this list.</w:t>
+            </w:r>
+          </w:p>
+          <w:p>
+            <w:pPr>
+              <w:spacing w:after="0" w:before="60" w:line="264"/>
+            </w:pPr>
+            <w:r>
+              <w:rPr>
+                <w:rFonts w:ascii="Arial" w:cs="Arial" w:eastAsia="Arial" w:hAnsi="Arial"/>
+                <w:b/>
+                <w:bCs/>
+                <w:color w:val="0B1F3A"/>
+                <w:sz w:val="19"/>
+                <w:szCs w:val="19"/>
+              </w:rPr>
+              <w:t xml:space="preserve">You should see: </w:t>
+            </w:r>
+            <w:r>
+              <w:rPr>
+                <w:rFonts w:ascii="Arial" w:cs="Arial" w:eastAsia="Arial" w:hAnsi="Arial"/>
+                <w:sz w:val="19"/>
+                <w:szCs w:val="19"/>
+              </w:rPr>
+              <w:t xml:space="preserve">Only rows that contain every word you typed are shown; clearing the box shows all rows again.</w:t>
             </w:r>
           </w:p>
         </w:tc>
@@ -6541,7 +6808,7 @@
                 <w:sz w:val="17"/>
                 <w:szCs w:val="17"/>
               </w:rPr>
-              <w:t xml:space="preserve">Passed (of 22)</w:t>
+              <w:t xml:space="preserve">Passed (of 23)</w:t>
             </w:r>
           </w:p>
         </w:tc>

--- a/docs/acceptance-test/per-user/07-wh.incharge.docx
+++ b/docs/acceptance-test/per-user/07-wh.incharge.docx
@@ -117,7 +117,7 @@
           <w:sz w:val="18"/>
           <w:szCs w:val="18"/>
         </w:rPr>
-        <w:t xml:space="preserve">  ·  23 checks</w:t>
+        <w:t xml:space="preserve">  ·  24 checks</w:t>
       </w:r>
     </w:p>
     <w:tbl>
@@ -6605,6 +6605,273 @@
                 <w:szCs w:val="19"/>
               </w:rPr>
               <w:t xml:space="preserve">Saved with a number; no cash fund at the warehouse.</w:t>
+            </w:r>
+          </w:p>
+        </w:tc>
+        <w:tc>
+          <w:tcPr>
+            <w:tcW w:type="dxa" w:w="620"/>
+            <w:tcBorders>
+              <w:top w:val="single" w:color="C9D0DC" w:sz="4"/>
+              <w:left w:val="single" w:color="C9D0DC" w:sz="4"/>
+              <w:bottom w:val="single" w:color="C9D0DC" w:sz="4"/>
+              <w:right w:val="single" w:color="C9D0DC" w:sz="4"/>
+            </w:tcBorders>
+            <w:tcMar>
+              <w:top w:type="dxa" w:w="70"/>
+              <w:left w:type="dxa" w:w="100"/>
+              <w:bottom w:type="dxa" w:w="70"/>
+              <w:right w:type="dxa" w:w="100"/>
+            </w:tcMar>
+            <w:vAlign w:val="center"/>
+          </w:tcPr>
+          <w:p>
+            <w:pPr>
+              <w:spacing w:after="0" w:before="0" w:line="264"/>
+              <w:jc w:val="center"/>
+            </w:pPr>
+            <w:r>
+              <w:rPr>
+                <w:rFonts w:ascii="Arial" w:cs="Arial" w:eastAsia="Arial" w:hAnsi="Arial"/>
+                <w:sz w:val="30"/>
+                <w:szCs w:val="30"/>
+              </w:rPr>
+              <w:t xml:space="preserve">☐</w:t>
+            </w:r>
+          </w:p>
+        </w:tc>
+        <w:tc>
+          <w:tcPr>
+            <w:tcW w:type="dxa" w:w="620"/>
+            <w:tcBorders>
+              <w:top w:val="single" w:color="C9D0DC" w:sz="4"/>
+              <w:left w:val="single" w:color="C9D0DC" w:sz="4"/>
+              <w:bottom w:val="single" w:color="C9D0DC" w:sz="4"/>
+              <w:right w:val="single" w:color="C9D0DC" w:sz="4"/>
+            </w:tcBorders>
+            <w:tcMar>
+              <w:top w:type="dxa" w:w="70"/>
+              <w:left w:type="dxa" w:w="100"/>
+              <w:bottom w:type="dxa" w:w="70"/>
+              <w:right w:type="dxa" w:w="100"/>
+            </w:tcMar>
+            <w:vAlign w:val="center"/>
+          </w:tcPr>
+          <w:p>
+            <w:pPr>
+              <w:spacing w:after="0" w:before="0" w:line="264"/>
+              <w:jc w:val="center"/>
+            </w:pPr>
+            <w:r>
+              <w:rPr>
+                <w:rFonts w:ascii="Arial" w:cs="Arial" w:eastAsia="Arial" w:hAnsi="Arial"/>
+                <w:sz w:val="30"/>
+                <w:szCs w:val="30"/>
+              </w:rPr>
+              <w:t xml:space="preserve">☐</w:t>
+            </w:r>
+          </w:p>
+        </w:tc>
+        <w:tc>
+          <w:tcPr>
+            <w:tcW w:type="dxa" w:w="620"/>
+            <w:tcBorders>
+              <w:top w:val="single" w:color="C9D0DC" w:sz="4"/>
+              <w:left w:val="single" w:color="C9D0DC" w:sz="4"/>
+              <w:bottom w:val="single" w:color="C9D0DC" w:sz="4"/>
+              <w:right w:val="single" w:color="C9D0DC" w:sz="4"/>
+            </w:tcBorders>
+            <w:tcMar>
+              <w:top w:type="dxa" w:w="70"/>
+              <w:left w:type="dxa" w:w="100"/>
+              <w:bottom w:type="dxa" w:w="70"/>
+              <w:right w:type="dxa" w:w="100"/>
+            </w:tcMar>
+            <w:vAlign w:val="center"/>
+          </w:tcPr>
+          <w:p>
+            <w:pPr>
+              <w:spacing w:after="0" w:before="0" w:line="264"/>
+              <w:jc w:val="center"/>
+            </w:pPr>
+            <w:r>
+              <w:rPr>
+                <w:rFonts w:ascii="Arial" w:cs="Arial" w:eastAsia="Arial" w:hAnsi="Arial"/>
+                <w:sz w:val="30"/>
+                <w:szCs w:val="30"/>
+              </w:rPr>
+              <w:t xml:space="preserve">☐</w:t>
+            </w:r>
+          </w:p>
+        </w:tc>
+        <w:tc>
+          <w:tcPr>
+            <w:tcW w:type="dxa" w:w="2040"/>
+            <w:tcBorders>
+              <w:top w:val="single" w:color="C9D0DC" w:sz="4"/>
+              <w:left w:val="single" w:color="C9D0DC" w:sz="4"/>
+              <w:bottom w:val="single" w:color="C9D0DC" w:sz="4"/>
+              <w:right w:val="single" w:color="C9D0DC" w:sz="4"/>
+            </w:tcBorders>
+            <w:tcMar>
+              <w:top w:type="dxa" w:w="70"/>
+              <w:left w:type="dxa" w:w="100"/>
+              <w:bottom w:type="dxa" w:w="70"/>
+              <w:right w:type="dxa" w:w="100"/>
+            </w:tcMar>
+            <w:vAlign w:val="top"/>
+          </w:tcPr>
+          <w:p>
+            <w:pPr>
+              <w:spacing w:after="0" w:before="0" w:line="264"/>
+            </w:pPr>
+            <w:r>
+              <w:rPr>
+                <w:rFonts w:ascii="Arial" w:cs="Arial" w:eastAsia="Arial" w:hAnsi="Arial"/>
+                <w:sz w:val="19"/>
+                <w:szCs w:val="19"/>
+              </w:rPr>
+              <w:t xml:space="preserve"> </w:t>
+            </w:r>
+          </w:p>
+        </w:tc>
+      </w:tr>
+      <w:tr>
+        <w:trPr>
+          <w:cantSplit/>
+        </w:trPr>
+        <w:tc>
+          <w:tcPr>
+            <w:tcW w:type="dxa" w:w="860"/>
+            <w:tcBorders>
+              <w:top w:val="single" w:color="C9D0DC" w:sz="4"/>
+              <w:left w:val="single" w:color="C9D0DC" w:sz="4"/>
+              <w:bottom w:val="single" w:color="C9D0DC" w:sz="4"/>
+              <w:right w:val="single" w:color="C9D0DC" w:sz="4"/>
+            </w:tcBorders>
+            <w:tcMar>
+              <w:top w:type="dxa" w:w="70"/>
+              <w:left w:type="dxa" w:w="100"/>
+              <w:bottom w:type="dxa" w:w="70"/>
+              <w:right w:type="dxa" w:w="100"/>
+            </w:tcMar>
+            <w:vAlign w:val="top"/>
+          </w:tcPr>
+          <w:p>
+            <w:pPr>
+              <w:spacing w:after="0" w:before="0" w:line="264"/>
+            </w:pPr>
+            <w:r>
+              <w:rPr>
+                <w:rFonts w:ascii="Arial" w:cs="Arial" w:eastAsia="Arial" w:hAnsi="Arial"/>
+                <w:b/>
+                <w:bCs/>
+                <w:color w:val="5B6477"/>
+                <w:sz w:val="16"/>
+                <w:szCs w:val="16"/>
+              </w:rPr>
+              <w:t xml:space="preserve">WIC-21</w:t>
+            </w:r>
+          </w:p>
+        </w:tc>
+        <w:tc>
+          <w:tcPr>
+            <w:tcW w:type="dxa" w:w="5480"/>
+            <w:tcBorders>
+              <w:top w:val="single" w:color="C9D0DC" w:sz="4"/>
+              <w:left w:val="single" w:color="C9D0DC" w:sz="4"/>
+              <w:bottom w:val="single" w:color="C9D0DC" w:sz="4"/>
+              <w:right w:val="single" w:color="C9D0DC" w:sz="4"/>
+            </w:tcBorders>
+            <w:tcMar>
+              <w:top w:type="dxa" w:w="70"/>
+              <w:left w:type="dxa" w:w="100"/>
+              <w:bottom w:type="dxa" w:w="70"/>
+              <w:right w:type="dxa" w:w="100"/>
+            </w:tcMar>
+            <w:vAlign w:val="top"/>
+          </w:tcPr>
+          <w:p>
+            <w:pPr>
+              <w:spacing w:after="40" w:before="0" w:line="264"/>
+            </w:pPr>
+            <w:r>
+              <w:rPr>
+                <w:rFonts w:ascii="Arial" w:cs="Arial" w:eastAsia="Arial" w:hAnsi="Arial"/>
+                <w:b/>
+                <w:bCs/>
+                <w:sz w:val="20"/>
+                <w:szCs w:val="20"/>
+              </w:rPr>
+              <w:t xml:space="preserve">Days of stock left</w:t>
+            </w:r>
+          </w:p>
+          <w:p>
+            <w:pPr>
+              <w:spacing w:after="20" w:before="0" w:line="264"/>
+            </w:pPr>
+            <w:r>
+              <w:rPr>
+                <w:rFonts w:ascii="Arial" w:cs="Arial" w:eastAsia="Arial" w:hAnsi="Arial"/>
+                <w:color w:val="5B6477"/>
+                <w:sz w:val="19"/>
+                <w:szCs w:val="19"/>
+              </w:rPr>
+              <w:t xml:space="preserve">1.  </w:t>
+            </w:r>
+            <w:r>
+              <w:rPr>
+                <w:rFonts w:ascii="Arial" w:cs="Arial" w:eastAsia="Arial" w:hAnsi="Arial"/>
+                <w:sz w:val="19"/>
+                <w:szCs w:val="19"/>
+              </w:rPr>
+              <w:t xml:space="preserve">Expiry &amp; Low Stock → the card Days of stock left.</w:t>
+            </w:r>
+          </w:p>
+          <w:p>
+            <w:pPr>
+              <w:spacing w:after="20" w:before="0" w:line="264"/>
+            </w:pPr>
+            <w:r>
+              <w:rPr>
+                <w:rFonts w:ascii="Arial" w:cs="Arial" w:eastAsia="Arial" w:hAnsi="Arial"/>
+                <w:color w:val="5B6477"/>
+                <w:sz w:val="19"/>
+                <w:szCs w:val="19"/>
+              </w:rPr>
+              <w:t xml:space="preserve">2.  </w:t>
+            </w:r>
+            <w:r>
+              <w:rPr>
+                <w:rFonts w:ascii="Arial" w:cs="Arial" w:eastAsia="Arial" w:hAnsi="Arial"/>
+                <w:sz w:val="19"/>
+                <w:szCs w:val="19"/>
+              </w:rPr>
+              <w:t xml:space="preserve">Change the average to 60 days; tick All locations together; type in a column filter (for example Level).</w:t>
+            </w:r>
+          </w:p>
+          <w:p>
+            <w:pPr>
+              <w:spacing w:after="0" w:before="60" w:line="264"/>
+            </w:pPr>
+            <w:r>
+              <w:rPr>
+                <w:rFonts w:ascii="Arial" w:cs="Arial" w:eastAsia="Arial" w:hAnsi="Arial"/>
+                <w:b/>
+                <w:bCs/>
+                <w:color w:val="0B1F3A"/>
+                <w:sz w:val="19"/>
+                <w:szCs w:val="19"/>
+              </w:rPr>
+              <w:t xml:space="preserve">You should see: </w:t>
+            </w:r>
+            <w:r>
+              <w:rPr>
+                <w:rFonts w:ascii="Arial" w:cs="Arial" w:eastAsia="Arial" w:hAnsi="Arial"/>
+                <w:sz w:val="19"/>
+                <w:szCs w:val="19"/>
+              </w:rPr>
+              <w:t xml:space="preserve">Items are listed with the most critical first (Out, then fewest days left, no-sales last), with the average per day, the date it runs out and the suggested restock. The filters narrow the rows.</w:t>
             </w:r>
           </w:p>
         </w:tc>
@@ -6808,7 +7075,7 @@
                 <w:sz w:val="17"/>
                 <w:szCs w:val="17"/>
               </w:rPr>
-              <w:t xml:space="preserve">Passed (of 23)</w:t>
+              <w:t xml:space="preserve">Passed (of 24)</w:t>
             </w:r>
           </w:p>
         </w:tc>

--- a/docs/acceptance-test/per-user/07-wh.incharge.docx
+++ b/docs/acceptance-test/per-user/07-wh.incharge.docx
@@ -117,7 +117,7 @@
           <w:sz w:val="18"/>
           <w:szCs w:val="18"/>
         </w:rPr>
-        <w:t xml:space="preserve">  ·  24 checks</w:t>
+        <w:t xml:space="preserve">  ·  25 checks</w:t>
       </w:r>
     </w:p>
     <w:tbl>
@@ -1331,6 +1331,295 @@
                 <w:szCs w:val="19"/>
               </w:rPr>
               <w:t xml:space="preserve">Only rows that contain every word you typed are shown; clearing the box shows all rows again.</w:t>
+            </w:r>
+          </w:p>
+        </w:tc>
+        <w:tc>
+          <w:tcPr>
+            <w:tcW w:type="dxa" w:w="620"/>
+            <w:tcBorders>
+              <w:top w:val="single" w:color="C9D0DC" w:sz="4"/>
+              <w:left w:val="single" w:color="C9D0DC" w:sz="4"/>
+              <w:bottom w:val="single" w:color="C9D0DC" w:sz="4"/>
+              <w:right w:val="single" w:color="C9D0DC" w:sz="4"/>
+            </w:tcBorders>
+            <w:tcMar>
+              <w:top w:type="dxa" w:w="70"/>
+              <w:left w:type="dxa" w:w="100"/>
+              <w:bottom w:type="dxa" w:w="70"/>
+              <w:right w:type="dxa" w:w="100"/>
+            </w:tcMar>
+            <w:vAlign w:val="center"/>
+          </w:tcPr>
+          <w:p>
+            <w:pPr>
+              <w:spacing w:after="0" w:before="0" w:line="264"/>
+              <w:jc w:val="center"/>
+            </w:pPr>
+            <w:r>
+              <w:rPr>
+                <w:rFonts w:ascii="Arial" w:cs="Arial" w:eastAsia="Arial" w:hAnsi="Arial"/>
+                <w:sz w:val="30"/>
+                <w:szCs w:val="30"/>
+              </w:rPr>
+              <w:t xml:space="preserve">☐</w:t>
+            </w:r>
+          </w:p>
+        </w:tc>
+        <w:tc>
+          <w:tcPr>
+            <w:tcW w:type="dxa" w:w="620"/>
+            <w:tcBorders>
+              <w:top w:val="single" w:color="C9D0DC" w:sz="4"/>
+              <w:left w:val="single" w:color="C9D0DC" w:sz="4"/>
+              <w:bottom w:val="single" w:color="C9D0DC" w:sz="4"/>
+              <w:right w:val="single" w:color="C9D0DC" w:sz="4"/>
+            </w:tcBorders>
+            <w:tcMar>
+              <w:top w:type="dxa" w:w="70"/>
+              <w:left w:type="dxa" w:w="100"/>
+              <w:bottom w:type="dxa" w:w="70"/>
+              <w:right w:type="dxa" w:w="100"/>
+            </w:tcMar>
+            <w:vAlign w:val="center"/>
+          </w:tcPr>
+          <w:p>
+            <w:pPr>
+              <w:spacing w:after="0" w:before="0" w:line="264"/>
+              <w:jc w:val="center"/>
+            </w:pPr>
+            <w:r>
+              <w:rPr>
+                <w:rFonts w:ascii="Arial" w:cs="Arial" w:eastAsia="Arial" w:hAnsi="Arial"/>
+                <w:sz w:val="30"/>
+                <w:szCs w:val="30"/>
+              </w:rPr>
+              <w:t xml:space="preserve">☐</w:t>
+            </w:r>
+          </w:p>
+        </w:tc>
+        <w:tc>
+          <w:tcPr>
+            <w:tcW w:type="dxa" w:w="620"/>
+            <w:tcBorders>
+              <w:top w:val="single" w:color="C9D0DC" w:sz="4"/>
+              <w:left w:val="single" w:color="C9D0DC" w:sz="4"/>
+              <w:bottom w:val="single" w:color="C9D0DC" w:sz="4"/>
+              <w:right w:val="single" w:color="C9D0DC" w:sz="4"/>
+            </w:tcBorders>
+            <w:tcMar>
+              <w:top w:type="dxa" w:w="70"/>
+              <w:left w:type="dxa" w:w="100"/>
+              <w:bottom w:type="dxa" w:w="70"/>
+              <w:right w:type="dxa" w:w="100"/>
+            </w:tcMar>
+            <w:vAlign w:val="center"/>
+          </w:tcPr>
+          <w:p>
+            <w:pPr>
+              <w:spacing w:after="0" w:before="0" w:line="264"/>
+              <w:jc w:val="center"/>
+            </w:pPr>
+            <w:r>
+              <w:rPr>
+                <w:rFonts w:ascii="Arial" w:cs="Arial" w:eastAsia="Arial" w:hAnsi="Arial"/>
+                <w:sz w:val="30"/>
+                <w:szCs w:val="30"/>
+              </w:rPr>
+              <w:t xml:space="preserve">☐</w:t>
+            </w:r>
+          </w:p>
+        </w:tc>
+        <w:tc>
+          <w:tcPr>
+            <w:tcW w:type="dxa" w:w="2040"/>
+            <w:tcBorders>
+              <w:top w:val="single" w:color="C9D0DC" w:sz="4"/>
+              <w:left w:val="single" w:color="C9D0DC" w:sz="4"/>
+              <w:bottom w:val="single" w:color="C9D0DC" w:sz="4"/>
+              <w:right w:val="single" w:color="C9D0DC" w:sz="4"/>
+            </w:tcBorders>
+            <w:tcMar>
+              <w:top w:type="dxa" w:w="70"/>
+              <w:left w:type="dxa" w:w="100"/>
+              <w:bottom w:type="dxa" w:w="70"/>
+              <w:right w:type="dxa" w:w="100"/>
+            </w:tcMar>
+            <w:vAlign w:val="top"/>
+          </w:tcPr>
+          <w:p>
+            <w:pPr>
+              <w:spacing w:after="0" w:before="0" w:line="264"/>
+            </w:pPr>
+            <w:r>
+              <w:rPr>
+                <w:rFonts w:ascii="Arial" w:cs="Arial" w:eastAsia="Arial" w:hAnsi="Arial"/>
+                <w:sz w:val="19"/>
+                <w:szCs w:val="19"/>
+              </w:rPr>
+              <w:t xml:space="preserve"> </w:t>
+            </w:r>
+          </w:p>
+        </w:tc>
+      </w:tr>
+      <w:tr>
+        <w:trPr>
+          <w:cantSplit/>
+        </w:trPr>
+        <w:tc>
+          <w:tcPr>
+            <w:tcW w:type="dxa" w:w="860"/>
+            <w:tcBorders>
+              <w:top w:val="single" w:color="C9D0DC" w:sz="4"/>
+              <w:left w:val="single" w:color="C9D0DC" w:sz="4"/>
+              <w:bottom w:val="single" w:color="C9D0DC" w:sz="4"/>
+              <w:right w:val="single" w:color="C9D0DC" w:sz="4"/>
+            </w:tcBorders>
+            <w:tcMar>
+              <w:top w:type="dxa" w:w="70"/>
+              <w:left w:type="dxa" w:w="100"/>
+              <w:bottom w:type="dxa" w:w="70"/>
+              <w:right w:type="dxa" w:w="100"/>
+            </w:tcMar>
+            <w:vAlign w:val="top"/>
+          </w:tcPr>
+          <w:p>
+            <w:pPr>
+              <w:spacing w:after="0" w:before="0" w:line="264"/>
+            </w:pPr>
+            <w:r>
+              <w:rPr>
+                <w:rFonts w:ascii="Arial" w:cs="Arial" w:eastAsia="Arial" w:hAnsi="Arial"/>
+                <w:b/>
+                <w:bCs/>
+                <w:color w:val="5B6477"/>
+                <w:sz w:val="16"/>
+                <w:szCs w:val="16"/>
+              </w:rPr>
+              <w:t xml:space="preserve">GEN-MEM</w:t>
+            </w:r>
+          </w:p>
+        </w:tc>
+        <w:tc>
+          <w:tcPr>
+            <w:tcW w:type="dxa" w:w="5480"/>
+            <w:tcBorders>
+              <w:top w:val="single" w:color="C9D0DC" w:sz="4"/>
+              <w:left w:val="single" w:color="C9D0DC" w:sz="4"/>
+              <w:bottom w:val="single" w:color="C9D0DC" w:sz="4"/>
+              <w:right w:val="single" w:color="C9D0DC" w:sz="4"/>
+            </w:tcBorders>
+            <w:tcMar>
+              <w:top w:type="dxa" w:w="70"/>
+              <w:left w:type="dxa" w:w="100"/>
+              <w:bottom w:type="dxa" w:w="70"/>
+              <w:right w:type="dxa" w:w="100"/>
+            </w:tcMar>
+            <w:vAlign w:val="top"/>
+          </w:tcPr>
+          <w:p>
+            <w:pPr>
+              <w:spacing w:after="40" w:before="0" w:line="264"/>
+            </w:pPr>
+            <w:r>
+              <w:rPr>
+                <w:rFonts w:ascii="Arial" w:cs="Arial" w:eastAsia="Arial" w:hAnsi="Arial"/>
+                <w:b/>
+                <w:bCs/>
+                <w:sz w:val="20"/>
+                <w:szCs w:val="20"/>
+              </w:rPr>
+              <w:t xml:space="preserve">Member page for customers (phone)</w:t>
+            </w:r>
+          </w:p>
+          <w:p>
+            <w:pPr>
+              <w:spacing w:after="20" w:before="0" w:line="264"/>
+            </w:pPr>
+            <w:r>
+              <w:rPr>
+                <w:rFonts w:ascii="Arial" w:cs="Arial" w:eastAsia="Arial" w:hAnsi="Arial"/>
+                <w:color w:val="5B6477"/>
+                <w:sz w:val="19"/>
+                <w:szCs w:val="19"/>
+              </w:rPr>
+              <w:t xml:space="preserve">1.  </w:t>
+            </w:r>
+            <w:r>
+              <w:rPr>
+                <w:rFonts w:ascii="Arial" w:cs="Arial" w:eastAsia="Arial" w:hAnsi="Arial"/>
+                <w:sz w:val="19"/>
+                <w:szCs w:val="19"/>
+              </w:rPr>
+              <w:t xml:space="preserve">Open /member on a phone.</w:t>
+            </w:r>
+          </w:p>
+          <w:p>
+            <w:pPr>
+              <w:spacing w:after="20" w:before="0" w:line="264"/>
+            </w:pPr>
+            <w:r>
+              <w:rPr>
+                <w:rFonts w:ascii="Arial" w:cs="Arial" w:eastAsia="Arial" w:hAnsi="Arial"/>
+                <w:color w:val="5B6477"/>
+                <w:sz w:val="19"/>
+                <w:szCs w:val="19"/>
+              </w:rPr>
+              <w:t xml:space="preserve">2.  </w:t>
+            </w:r>
+            <w:r>
+              <w:rPr>
+                <w:rFonts w:ascii="Arial" w:cs="Arial" w:eastAsia="Arial" w:hAnsi="Arial"/>
+                <w:sz w:val="19"/>
+                <w:szCs w:val="19"/>
+              </w:rPr>
+              <w:t xml:space="preserve">Become a member with your own mobile number, tick the agreement, create the account.</w:t>
+            </w:r>
+          </w:p>
+          <w:p>
+            <w:pPr>
+              <w:spacing w:after="20" w:before="0" w:line="264"/>
+            </w:pPr>
+            <w:r>
+              <w:rPr>
+                <w:rFonts w:ascii="Arial" w:cs="Arial" w:eastAsia="Arial" w:hAnsi="Arial"/>
+                <w:color w:val="5B6477"/>
+                <w:sz w:val="19"/>
+                <w:szCs w:val="19"/>
+              </w:rPr>
+              <w:t xml:space="preserve">3.  </w:t>
+            </w:r>
+            <w:r>
+              <w:rPr>
+                <w:rFonts w:ascii="Arial" w:cs="Arial" w:eastAsia="Arial" w:hAnsi="Arial"/>
+                <w:sz w:val="19"/>
+                <w:szCs w:val="19"/>
+              </w:rPr>
+              <w:t xml:space="preserve">My card → the QR code and member number. Ask the counter to tag a sale to you, then My purchases.</w:t>
+            </w:r>
+          </w:p>
+          <w:p>
+            <w:pPr>
+              <w:spacing w:after="0" w:before="60" w:line="264"/>
+            </w:pPr>
+            <w:r>
+              <w:rPr>
+                <w:rFonts w:ascii="Arial" w:cs="Arial" w:eastAsia="Arial" w:hAnsi="Arial"/>
+                <w:b/>
+                <w:bCs/>
+                <w:color w:val="0B1F3A"/>
+                <w:sz w:val="19"/>
+                <w:szCs w:val="19"/>
+              </w:rPr>
+              <w:t xml:space="preserve">You should see: </w:t>
+            </w:r>
+            <w:r>
+              <w:rPr>
+                <w:rFonts w:ascii="Arial" w:cs="Arial" w:eastAsia="Arial" w:hAnsi="Arial"/>
+                <w:sz w:val="19"/>
+                <w:szCs w:val="19"/>
+              </w:rPr>
+              <w:t xml:space="preserve">The QR card shows; after a tagged sale the purchase appears with its items. Sign out and in again with the mobile number and password.</w:t>
             </w:r>
           </w:p>
         </w:tc>
@@ -7075,7 +7364,7 @@
                 <w:sz w:val="17"/>
                 <w:szCs w:val="17"/>
               </w:rPr>
-              <w:t xml:space="preserve">Passed (of 24)</w:t>
+              <w:t xml:space="preserve">Passed (of 25)</w:t>
             </w:r>
           </w:p>
         </w:tc>

--- a/docs/acceptance-test/per-user/07-wh.incharge.docx
+++ b/docs/acceptance-test/per-user/07-wh.incharge.docx
@@ -117,7 +117,7 @@
           <w:sz w:val="18"/>
           <w:szCs w:val="18"/>
         </w:rPr>
-        <w:t xml:space="preserve">  ·  25 checks</w:t>
+        <w:t xml:space="preserve">  ·  26 checks</w:t>
       </w:r>
     </w:p>
     <w:tbl>
@@ -7161,6 +7161,289 @@
                 <w:szCs w:val="19"/>
               </w:rPr>
               <w:t xml:space="preserve">Items are listed with the most critical first (Out, then fewest days left, no-sales last), with the average per day, the date it runs out and the suggested restock. The filters narrow the rows.</w:t>
+            </w:r>
+          </w:p>
+        </w:tc>
+        <w:tc>
+          <w:tcPr>
+            <w:tcW w:type="dxa" w:w="620"/>
+            <w:tcBorders>
+              <w:top w:val="single" w:color="C9D0DC" w:sz="4"/>
+              <w:left w:val="single" w:color="C9D0DC" w:sz="4"/>
+              <w:bottom w:val="single" w:color="C9D0DC" w:sz="4"/>
+              <w:right w:val="single" w:color="C9D0DC" w:sz="4"/>
+            </w:tcBorders>
+            <w:tcMar>
+              <w:top w:type="dxa" w:w="70"/>
+              <w:left w:type="dxa" w:w="100"/>
+              <w:bottom w:type="dxa" w:w="70"/>
+              <w:right w:type="dxa" w:w="100"/>
+            </w:tcMar>
+            <w:vAlign w:val="center"/>
+          </w:tcPr>
+          <w:p>
+            <w:pPr>
+              <w:spacing w:after="0" w:before="0" w:line="264"/>
+              <w:jc w:val="center"/>
+            </w:pPr>
+            <w:r>
+              <w:rPr>
+                <w:rFonts w:ascii="Arial" w:cs="Arial" w:eastAsia="Arial" w:hAnsi="Arial"/>
+                <w:sz w:val="30"/>
+                <w:szCs w:val="30"/>
+              </w:rPr>
+              <w:t xml:space="preserve">☐</w:t>
+            </w:r>
+          </w:p>
+        </w:tc>
+        <w:tc>
+          <w:tcPr>
+            <w:tcW w:type="dxa" w:w="620"/>
+            <w:tcBorders>
+              <w:top w:val="single" w:color="C9D0DC" w:sz="4"/>
+              <w:left w:val="single" w:color="C9D0DC" w:sz="4"/>
+              <w:bottom w:val="single" w:color="C9D0DC" w:sz="4"/>
+              <w:right w:val="single" w:color="C9D0DC" w:sz="4"/>
+            </w:tcBorders>
+            <w:tcMar>
+              <w:top w:type="dxa" w:w="70"/>
+              <w:left w:type="dxa" w:w="100"/>
+              <w:bottom w:type="dxa" w:w="70"/>
+              <w:right w:type="dxa" w:w="100"/>
+            </w:tcMar>
+            <w:vAlign w:val="center"/>
+          </w:tcPr>
+          <w:p>
+            <w:pPr>
+              <w:spacing w:after="0" w:before="0" w:line="264"/>
+              <w:jc w:val="center"/>
+            </w:pPr>
+            <w:r>
+              <w:rPr>
+                <w:rFonts w:ascii="Arial" w:cs="Arial" w:eastAsia="Arial" w:hAnsi="Arial"/>
+                <w:sz w:val="30"/>
+                <w:szCs w:val="30"/>
+              </w:rPr>
+              <w:t xml:space="preserve">☐</w:t>
+            </w:r>
+          </w:p>
+        </w:tc>
+        <w:tc>
+          <w:tcPr>
+            <w:tcW w:type="dxa" w:w="620"/>
+            <w:tcBorders>
+              <w:top w:val="single" w:color="C9D0DC" w:sz="4"/>
+              <w:left w:val="single" w:color="C9D0DC" w:sz="4"/>
+              <w:bottom w:val="single" w:color="C9D0DC" w:sz="4"/>
+              <w:right w:val="single" w:color="C9D0DC" w:sz="4"/>
+            </w:tcBorders>
+            <w:tcMar>
+              <w:top w:type="dxa" w:w="70"/>
+              <w:left w:type="dxa" w:w="100"/>
+              <w:bottom w:type="dxa" w:w="70"/>
+              <w:right w:type="dxa" w:w="100"/>
+            </w:tcMar>
+            <w:vAlign w:val="center"/>
+          </w:tcPr>
+          <w:p>
+            <w:pPr>
+              <w:spacing w:after="0" w:before="0" w:line="264"/>
+              <w:jc w:val="center"/>
+            </w:pPr>
+            <w:r>
+              <w:rPr>
+                <w:rFonts w:ascii="Arial" w:cs="Arial" w:eastAsia="Arial" w:hAnsi="Arial"/>
+                <w:sz w:val="30"/>
+                <w:szCs w:val="30"/>
+              </w:rPr>
+              <w:t xml:space="preserve">☐</w:t>
+            </w:r>
+          </w:p>
+        </w:tc>
+        <w:tc>
+          <w:tcPr>
+            <w:tcW w:type="dxa" w:w="2040"/>
+            <w:tcBorders>
+              <w:top w:val="single" w:color="C9D0DC" w:sz="4"/>
+              <w:left w:val="single" w:color="C9D0DC" w:sz="4"/>
+              <w:bottom w:val="single" w:color="C9D0DC" w:sz="4"/>
+              <w:right w:val="single" w:color="C9D0DC" w:sz="4"/>
+            </w:tcBorders>
+            <w:tcMar>
+              <w:top w:type="dxa" w:w="70"/>
+              <w:left w:type="dxa" w:w="100"/>
+              <w:bottom w:type="dxa" w:w="70"/>
+              <w:right w:type="dxa" w:w="100"/>
+            </w:tcMar>
+            <w:vAlign w:val="top"/>
+          </w:tcPr>
+          <w:p>
+            <w:pPr>
+              <w:spacing w:after="0" w:before="0" w:line="264"/>
+            </w:pPr>
+            <w:r>
+              <w:rPr>
+                <w:rFonts w:ascii="Arial" w:cs="Arial" w:eastAsia="Arial" w:hAnsi="Arial"/>
+                <w:sz w:val="19"/>
+                <w:szCs w:val="19"/>
+              </w:rPr>
+              <w:t xml:space="preserve"> </w:t>
+            </w:r>
+          </w:p>
+        </w:tc>
+      </w:tr>
+      <w:tr>
+        <w:trPr>
+          <w:cantSplit/>
+        </w:trPr>
+        <w:tc>
+          <w:tcPr>
+            <w:tcW w:type="dxa" w:w="860"/>
+            <w:tcBorders>
+              <w:top w:val="single" w:color="C9D0DC" w:sz="4"/>
+              <w:left w:val="single" w:color="C9D0DC" w:sz="4"/>
+              <w:bottom w:val="single" w:color="C9D0DC" w:sz="4"/>
+              <w:right w:val="single" w:color="C9D0DC" w:sz="4"/>
+            </w:tcBorders>
+            <w:tcMar>
+              <w:top w:type="dxa" w:w="70"/>
+              <w:left w:type="dxa" w:w="100"/>
+              <w:bottom w:type="dxa" w:w="70"/>
+              <w:right w:type="dxa" w:w="100"/>
+            </w:tcMar>
+            <w:vAlign w:val="top"/>
+          </w:tcPr>
+          <w:p>
+            <w:pPr>
+              <w:spacing w:after="0" w:before="0" w:line="264"/>
+            </w:pPr>
+            <w:r>
+              <w:rPr>
+                <w:rFonts w:ascii="Arial" w:cs="Arial" w:eastAsia="Arial" w:hAnsi="Arial"/>
+                <w:b/>
+                <w:bCs/>
+                <w:color w:val="5B6477"/>
+                <w:sz w:val="16"/>
+                <w:szCs w:val="16"/>
+              </w:rPr>
+              <w:t xml:space="preserve">WIC-PO</w:t>
+            </w:r>
+          </w:p>
+        </w:tc>
+        <w:tc>
+          <w:tcPr>
+            <w:tcW w:type="dxa" w:w="5480"/>
+            <w:tcBorders>
+              <w:top w:val="single" w:color="C9D0DC" w:sz="4"/>
+              <w:left w:val="single" w:color="C9D0DC" w:sz="4"/>
+              <w:bottom w:val="single" w:color="C9D0DC" w:sz="4"/>
+              <w:right w:val="single" w:color="C9D0DC" w:sz="4"/>
+            </w:tcBorders>
+            <w:tcMar>
+              <w:top w:type="dxa" w:w="70"/>
+              <w:left w:type="dxa" w:w="100"/>
+              <w:bottom w:type="dxa" w:w="70"/>
+              <w:right w:type="dxa" w:w="100"/>
+            </w:tcMar>
+            <w:vAlign w:val="top"/>
+          </w:tcPr>
+          <w:p>
+            <w:pPr>
+              <w:spacing w:after="40" w:before="0" w:line="264"/>
+            </w:pPr>
+            <w:r>
+              <w:rPr>
+                <w:rFonts w:ascii="Arial" w:cs="Arial" w:eastAsia="Arial" w:hAnsi="Arial"/>
+                <w:b/>
+                <w:bCs/>
+                <w:sz w:val="20"/>
+                <w:szCs w:val="20"/>
+              </w:rPr>
+              <w:t xml:space="preserve">Warehouse copy and delivery for a purchase order</w:t>
+            </w:r>
+          </w:p>
+          <w:p>
+            <w:pPr>
+              <w:spacing w:after="40" w:before="0" w:line="264"/>
+            </w:pPr>
+            <w:r>
+              <w:rPr>
+                <w:rFonts w:ascii="Arial" w:cs="Arial" w:eastAsia="Arial" w:hAnsi="Arial"/>
+                <w:i/>
+                <w:iCs/>
+                <w:color w:val="5B6477"/>
+                <w:sz w:val="15"/>
+                <w:szCs w:val="15"/>
+              </w:rPr>
+              <w:t xml:space="preserve">Flow F36 · Restock request and purchase orders</w:t>
+            </w:r>
+          </w:p>
+          <w:p>
+            <w:pPr>
+              <w:spacing w:after="20" w:before="0" w:line="264"/>
+            </w:pPr>
+            <w:r>
+              <w:rPr>
+                <w:rFonts w:ascii="Arial" w:cs="Arial" w:eastAsia="Arial" w:hAnsi="Arial"/>
+                <w:color w:val="5B6477"/>
+                <w:sz w:val="19"/>
+                <w:szCs w:val="19"/>
+              </w:rPr>
+              <w:t xml:space="preserve">1.  </w:t>
+            </w:r>
+            <w:r>
+              <w:rPr>
+                <w:rFonts w:ascii="Arial" w:cs="Arial" w:eastAsia="Arial" w:hAnsi="Arial"/>
+                <w:sz w:val="19"/>
+                <w:szCs w:val="19"/>
+              </w:rPr>
+              <w:t xml:space="preserve">Restock &amp; Purchase Orders → open an approved order → Print: warehouse copy.</w:t>
+            </w:r>
+          </w:p>
+          <w:p>
+            <w:pPr>
+              <w:spacing w:after="20" w:before="0" w:line="264"/>
+            </w:pPr>
+            <w:r>
+              <w:rPr>
+                <w:rFonts w:ascii="Arial" w:cs="Arial" w:eastAsia="Arial" w:hAnsi="Arial"/>
+                <w:color w:val="5B6477"/>
+                <w:sz w:val="19"/>
+                <w:szCs w:val="19"/>
+              </w:rPr>
+              <w:t xml:space="preserve">2.  </w:t>
+            </w:r>
+            <w:r>
+              <w:rPr>
+                <w:rFonts w:ascii="Arial" w:cs="Arial" w:eastAsia="Arial" w:hAnsi="Arial"/>
+                <w:sz w:val="19"/>
+                <w:szCs w:val="19"/>
+              </w:rPr>
+              <w:t xml:space="preserve">Receive a supplier delivery and choose the order under This delivery is for a purchase order.</w:t>
+            </w:r>
+          </w:p>
+          <w:p>
+            <w:pPr>
+              <w:spacing w:after="0" w:before="60" w:line="264"/>
+            </w:pPr>
+            <w:r>
+              <w:rPr>
+                <w:rFonts w:ascii="Arial" w:cs="Arial" w:eastAsia="Arial" w:hAnsi="Arial"/>
+                <w:b/>
+                <w:bCs/>
+                <w:color w:val="0B1F3A"/>
+                <w:sz w:val="19"/>
+                <w:szCs w:val="19"/>
+              </w:rPr>
+              <w:t xml:space="preserve">You should see: </w:t>
+            </w:r>
+            <w:r>
+              <w:rPr>
+                <w:rFonts w:ascii="Arial" w:cs="Arial" w:eastAsia="Arial" w:hAnsi="Arial"/>
+                <w:sz w:val="19"/>
+                <w:szCs w:val="19"/>
+              </w:rPr>
+              <w:t xml:space="preserve">The warehouse copy lists, per branch, what to pull out now and its share on arrival. The order shows received against ordered.</w:t>
             </w:r>
           </w:p>
         </w:tc>
@@ -7364,7 +7647,7 @@
                 <w:sz w:val="17"/>
                 <w:szCs w:val="17"/>
               </w:rPr>
-              <w:t xml:space="preserve">Passed (of 25)</w:t>
+              <w:t xml:space="preserve">Passed (of 26)</w:t>
             </w:r>
           </w:p>
         </w:tc>

--- a/docs/acceptance-test/per-user/07-wh.incharge.docx
+++ b/docs/acceptance-test/per-user/07-wh.incharge.docx
@@ -49,7 +49,7 @@
           <w:sz w:val="19"/>
           <w:szCs w:val="19"/>
         </w:rPr>
-        <w:t xml:space="preserve">Warehouse In-Charge. Checks goods first, sends stock out, answers transfer differences. No cost, no cash fund.</w:t>
+        <w:t xml:space="preserve">Warehouse In-Charge. Checks goods first, sends stock out, answers transfer differences. No cost. Can spend the warehouse cash fund.</w:t>
       </w:r>
     </w:p>
     <w:p>
@@ -6893,7 +6893,7 @@
                 <w:sz w:val="19"/>
                 <w:szCs w:val="19"/>
               </w:rPr>
-              <w:t xml:space="preserve">Saved with a number; no cash fund at the warehouse.</w:t>
+              <w:t xml:space="preserve">Saved with a number; the warehouse cash fund can be chosen.</w:t>
             </w:r>
           </w:p>
         </w:tc>

--- a/docs/acceptance-test/per-user/07-wh.incharge.docx
+++ b/docs/acceptance-test/per-user/07-wh.incharge.docx
@@ -117,7 +117,7 @@
           <w:sz w:val="18"/>
           <w:szCs w:val="18"/>
         </w:rPr>
-        <w:t xml:space="preserve">  ·  26 checks</w:t>
+        <w:t xml:space="preserve">  ·  28 checks</w:t>
       </w:r>
     </w:p>
     <w:tbl>
@@ -7444,6 +7444,594 @@
                 <w:szCs w:val="19"/>
               </w:rPr>
               <w:t xml:space="preserve">The warehouse copy lists, per branch, what to pull out now and its share on arrival. The order shows received against ordered.</w:t>
+            </w:r>
+          </w:p>
+        </w:tc>
+        <w:tc>
+          <w:tcPr>
+            <w:tcW w:type="dxa" w:w="620"/>
+            <w:tcBorders>
+              <w:top w:val="single" w:color="C9D0DC" w:sz="4"/>
+              <w:left w:val="single" w:color="C9D0DC" w:sz="4"/>
+              <w:bottom w:val="single" w:color="C9D0DC" w:sz="4"/>
+              <w:right w:val="single" w:color="C9D0DC" w:sz="4"/>
+            </w:tcBorders>
+            <w:tcMar>
+              <w:top w:type="dxa" w:w="70"/>
+              <w:left w:type="dxa" w:w="100"/>
+              <w:bottom w:type="dxa" w:w="70"/>
+              <w:right w:type="dxa" w:w="100"/>
+            </w:tcMar>
+            <w:vAlign w:val="center"/>
+          </w:tcPr>
+          <w:p>
+            <w:pPr>
+              <w:spacing w:after="0" w:before="0" w:line="264"/>
+              <w:jc w:val="center"/>
+            </w:pPr>
+            <w:r>
+              <w:rPr>
+                <w:rFonts w:ascii="Arial" w:cs="Arial" w:eastAsia="Arial" w:hAnsi="Arial"/>
+                <w:sz w:val="30"/>
+                <w:szCs w:val="30"/>
+              </w:rPr>
+              <w:t xml:space="preserve">☐</w:t>
+            </w:r>
+          </w:p>
+        </w:tc>
+        <w:tc>
+          <w:tcPr>
+            <w:tcW w:type="dxa" w:w="620"/>
+            <w:tcBorders>
+              <w:top w:val="single" w:color="C9D0DC" w:sz="4"/>
+              <w:left w:val="single" w:color="C9D0DC" w:sz="4"/>
+              <w:bottom w:val="single" w:color="C9D0DC" w:sz="4"/>
+              <w:right w:val="single" w:color="C9D0DC" w:sz="4"/>
+            </w:tcBorders>
+            <w:tcMar>
+              <w:top w:type="dxa" w:w="70"/>
+              <w:left w:type="dxa" w:w="100"/>
+              <w:bottom w:type="dxa" w:w="70"/>
+              <w:right w:type="dxa" w:w="100"/>
+            </w:tcMar>
+            <w:vAlign w:val="center"/>
+          </w:tcPr>
+          <w:p>
+            <w:pPr>
+              <w:spacing w:after="0" w:before="0" w:line="264"/>
+              <w:jc w:val="center"/>
+            </w:pPr>
+            <w:r>
+              <w:rPr>
+                <w:rFonts w:ascii="Arial" w:cs="Arial" w:eastAsia="Arial" w:hAnsi="Arial"/>
+                <w:sz w:val="30"/>
+                <w:szCs w:val="30"/>
+              </w:rPr>
+              <w:t xml:space="preserve">☐</w:t>
+            </w:r>
+          </w:p>
+        </w:tc>
+        <w:tc>
+          <w:tcPr>
+            <w:tcW w:type="dxa" w:w="620"/>
+            <w:tcBorders>
+              <w:top w:val="single" w:color="C9D0DC" w:sz="4"/>
+              <w:left w:val="single" w:color="C9D0DC" w:sz="4"/>
+              <w:bottom w:val="single" w:color="C9D0DC" w:sz="4"/>
+              <w:right w:val="single" w:color="C9D0DC" w:sz="4"/>
+            </w:tcBorders>
+            <w:tcMar>
+              <w:top w:type="dxa" w:w="70"/>
+              <w:left w:type="dxa" w:w="100"/>
+              <w:bottom w:type="dxa" w:w="70"/>
+              <w:right w:type="dxa" w:w="100"/>
+            </w:tcMar>
+            <w:vAlign w:val="center"/>
+          </w:tcPr>
+          <w:p>
+            <w:pPr>
+              <w:spacing w:after="0" w:before="0" w:line="264"/>
+              <w:jc w:val="center"/>
+            </w:pPr>
+            <w:r>
+              <w:rPr>
+                <w:rFonts w:ascii="Arial" w:cs="Arial" w:eastAsia="Arial" w:hAnsi="Arial"/>
+                <w:sz w:val="30"/>
+                <w:szCs w:val="30"/>
+              </w:rPr>
+              <w:t xml:space="preserve">☐</w:t>
+            </w:r>
+          </w:p>
+        </w:tc>
+        <w:tc>
+          <w:tcPr>
+            <w:tcW w:type="dxa" w:w="2040"/>
+            <w:tcBorders>
+              <w:top w:val="single" w:color="C9D0DC" w:sz="4"/>
+              <w:left w:val="single" w:color="C9D0DC" w:sz="4"/>
+              <w:bottom w:val="single" w:color="C9D0DC" w:sz="4"/>
+              <w:right w:val="single" w:color="C9D0DC" w:sz="4"/>
+            </w:tcBorders>
+            <w:tcMar>
+              <w:top w:type="dxa" w:w="70"/>
+              <w:left w:type="dxa" w:w="100"/>
+              <w:bottom w:type="dxa" w:w="70"/>
+              <w:right w:type="dxa" w:w="100"/>
+            </w:tcMar>
+            <w:vAlign w:val="top"/>
+          </w:tcPr>
+          <w:p>
+            <w:pPr>
+              <w:spacing w:after="0" w:before="0" w:line="264"/>
+            </w:pPr>
+            <w:r>
+              <w:rPr>
+                <w:rFonts w:ascii="Arial" w:cs="Arial" w:eastAsia="Arial" w:hAnsi="Arial"/>
+                <w:sz w:val="19"/>
+                <w:szCs w:val="19"/>
+              </w:rPr>
+              <w:t xml:space="preserve"> </w:t>
+            </w:r>
+          </w:p>
+        </w:tc>
+      </w:tr>
+      <w:tr>
+        <w:trPr>
+          <w:cantSplit/>
+        </w:trPr>
+        <w:tc>
+          <w:tcPr>
+            <w:tcW w:type="dxa" w:w="860"/>
+            <w:tcBorders>
+              <w:top w:val="single" w:color="C9D0DC" w:sz="4"/>
+              <w:left w:val="single" w:color="C9D0DC" w:sz="4"/>
+              <w:bottom w:val="single" w:color="C9D0DC" w:sz="4"/>
+              <w:right w:val="single" w:color="C9D0DC" w:sz="4"/>
+            </w:tcBorders>
+            <w:tcMar>
+              <w:top w:type="dxa" w:w="70"/>
+              <w:left w:type="dxa" w:w="100"/>
+              <w:bottom w:type="dxa" w:w="70"/>
+              <w:right w:type="dxa" w:w="100"/>
+            </w:tcMar>
+            <w:vAlign w:val="top"/>
+          </w:tcPr>
+          <w:p>
+            <w:pPr>
+              <w:spacing w:after="0" w:before="0" w:line="264"/>
+            </w:pPr>
+            <w:r>
+              <w:rPr>
+                <w:rFonts w:ascii="Arial" w:cs="Arial" w:eastAsia="Arial" w:hAnsi="Arial"/>
+                <w:b/>
+                <w:bCs/>
+                <w:color w:val="5B6477"/>
+                <w:sz w:val="16"/>
+                <w:szCs w:val="16"/>
+              </w:rPr>
+              <w:t xml:space="preserve">WI-FO</w:t>
+            </w:r>
+          </w:p>
+        </w:tc>
+        <w:tc>
+          <w:tcPr>
+            <w:tcW w:type="dxa" w:w="5480"/>
+            <w:tcBorders>
+              <w:top w:val="single" w:color="C9D0DC" w:sz="4"/>
+              <w:left w:val="single" w:color="C9D0DC" w:sz="4"/>
+              <w:bottom w:val="single" w:color="C9D0DC" w:sz="4"/>
+              <w:right w:val="single" w:color="C9D0DC" w:sz="4"/>
+            </w:tcBorders>
+            <w:tcMar>
+              <w:top w:type="dxa" w:w="70"/>
+              <w:left w:type="dxa" w:w="100"/>
+              <w:bottom w:type="dxa" w:w="70"/>
+              <w:right w:type="dxa" w:w="100"/>
+            </w:tcMar>
+            <w:vAlign w:val="top"/>
+          </w:tcPr>
+          <w:p>
+            <w:pPr>
+              <w:spacing w:after="40" w:before="0" w:line="264"/>
+            </w:pPr>
+            <w:r>
+              <w:rPr>
+                <w:rFonts w:ascii="Arial" w:cs="Arial" w:eastAsia="Arial" w:hAnsi="Arial"/>
+                <w:b/>
+                <w:bCs/>
+                <w:sz w:val="20"/>
+                <w:szCs w:val="20"/>
+              </w:rPr>
+              <w:t xml:space="preserve">Check the availability and the final check</w:t>
+            </w:r>
+          </w:p>
+          <w:p>
+            <w:pPr>
+              <w:spacing w:after="40" w:before="0" w:line="264"/>
+            </w:pPr>
+            <w:r>
+              <w:rPr>
+                <w:rFonts w:ascii="Arial" w:cs="Arial" w:eastAsia="Arial" w:hAnsi="Arial"/>
+                <w:i/>
+                <w:iCs/>
+                <w:color w:val="5B6477"/>
+                <w:sz w:val="15"/>
+                <w:szCs w:val="15"/>
+              </w:rPr>
+              <w:t xml:space="preserve">Flow F39 · Franchise availability, order, picklist and DR</w:t>
+            </w:r>
+          </w:p>
+          <w:p>
+            <w:pPr>
+              <w:spacing w:after="20" w:before="0" w:line="264"/>
+            </w:pPr>
+            <w:r>
+              <w:rPr>
+                <w:rFonts w:ascii="Arial" w:cs="Arial" w:eastAsia="Arial" w:hAnsi="Arial"/>
+                <w:color w:val="5B6477"/>
+                <w:sz w:val="19"/>
+                <w:szCs w:val="19"/>
+              </w:rPr>
+              <w:t xml:space="preserve">1.  </w:t>
+            </w:r>
+            <w:r>
+              <w:rPr>
+                <w:rFonts w:ascii="Arial" w:cs="Arial" w:eastAsia="Arial" w:hAnsi="Arial"/>
+                <w:sz w:val="19"/>
+                <w:szCs w:val="19"/>
+              </w:rPr>
+              <w:t xml:space="preserve">Franchise Orders → open the availability.</w:t>
+            </w:r>
+          </w:p>
+          <w:p>
+            <w:pPr>
+              <w:spacing w:after="20" w:before="0" w:line="264"/>
+            </w:pPr>
+            <w:r>
+              <w:rPr>
+                <w:rFonts w:ascii="Arial" w:cs="Arial" w:eastAsia="Arial" w:hAnsi="Arial"/>
+                <w:color w:val="5B6477"/>
+                <w:sz w:val="19"/>
+                <w:szCs w:val="19"/>
+              </w:rPr>
+              <w:t xml:space="preserve">2.  </w:t>
+            </w:r>
+            <w:r>
+              <w:rPr>
+                <w:rFonts w:ascii="Arial" w:cs="Arial" w:eastAsia="Arial" w:hAnsi="Arial"/>
+                <w:sz w:val="19"/>
+                <w:szCs w:val="19"/>
+              </w:rPr>
+              <w:t xml:space="preserve">Type the Offer quantity and flavors, remove one item → Send to the Franchise Coordinator.</w:t>
+            </w:r>
+          </w:p>
+          <w:p>
+            <w:pPr>
+              <w:spacing w:after="20" w:before="0" w:line="264"/>
+            </w:pPr>
+            <w:r>
+              <w:rPr>
+                <w:rFonts w:ascii="Arial" w:cs="Arial" w:eastAsia="Arial" w:hAnsi="Arial"/>
+                <w:color w:val="5B6477"/>
+                <w:sz w:val="19"/>
+                <w:szCs w:val="19"/>
+              </w:rPr>
+              <w:t xml:space="preserve">3.  </w:t>
+            </w:r>
+            <w:r>
+              <w:rPr>
+                <w:rFonts w:ascii="Arial" w:cs="Arial" w:eastAsia="Arial" w:hAnsi="Arial"/>
+                <w:sz w:val="19"/>
+                <w:szCs w:val="19"/>
+              </w:rPr>
+              <w:t xml:space="preserve">Later, open the franchise order sent for the final check → Approve.</w:t>
+            </w:r>
+          </w:p>
+          <w:p>
+            <w:pPr>
+              <w:spacing w:after="0" w:before="60" w:line="264"/>
+            </w:pPr>
+            <w:r>
+              <w:rPr>
+                <w:rFonts w:ascii="Arial" w:cs="Arial" w:eastAsia="Arial" w:hAnsi="Arial"/>
+                <w:b/>
+                <w:bCs/>
+                <w:color w:val="0B1F3A"/>
+                <w:sz w:val="19"/>
+                <w:szCs w:val="19"/>
+              </w:rPr>
+              <w:t xml:space="preserve">You should see: </w:t>
+            </w:r>
+            <w:r>
+              <w:rPr>
+                <w:rFonts w:ascii="Arial" w:cs="Arial" w:eastAsia="Arial" w:hAnsi="Arial"/>
+                <w:sz w:val="19"/>
+                <w:szCs w:val="19"/>
+              </w:rPr>
+              <w:t xml:space="preserve">You cannot offer more than the stock. After your approval the coordinator can make the DR.</w:t>
+            </w:r>
+          </w:p>
+        </w:tc>
+        <w:tc>
+          <w:tcPr>
+            <w:tcW w:type="dxa" w:w="620"/>
+            <w:tcBorders>
+              <w:top w:val="single" w:color="C9D0DC" w:sz="4"/>
+              <w:left w:val="single" w:color="C9D0DC" w:sz="4"/>
+              <w:bottom w:val="single" w:color="C9D0DC" w:sz="4"/>
+              <w:right w:val="single" w:color="C9D0DC" w:sz="4"/>
+            </w:tcBorders>
+            <w:tcMar>
+              <w:top w:type="dxa" w:w="70"/>
+              <w:left w:type="dxa" w:w="100"/>
+              <w:bottom w:type="dxa" w:w="70"/>
+              <w:right w:type="dxa" w:w="100"/>
+            </w:tcMar>
+            <w:vAlign w:val="center"/>
+          </w:tcPr>
+          <w:p>
+            <w:pPr>
+              <w:spacing w:after="0" w:before="0" w:line="264"/>
+              <w:jc w:val="center"/>
+            </w:pPr>
+            <w:r>
+              <w:rPr>
+                <w:rFonts w:ascii="Arial" w:cs="Arial" w:eastAsia="Arial" w:hAnsi="Arial"/>
+                <w:sz w:val="30"/>
+                <w:szCs w:val="30"/>
+              </w:rPr>
+              <w:t xml:space="preserve">☐</w:t>
+            </w:r>
+          </w:p>
+        </w:tc>
+        <w:tc>
+          <w:tcPr>
+            <w:tcW w:type="dxa" w:w="620"/>
+            <w:tcBorders>
+              <w:top w:val="single" w:color="C9D0DC" w:sz="4"/>
+              <w:left w:val="single" w:color="C9D0DC" w:sz="4"/>
+              <w:bottom w:val="single" w:color="C9D0DC" w:sz="4"/>
+              <w:right w:val="single" w:color="C9D0DC" w:sz="4"/>
+            </w:tcBorders>
+            <w:tcMar>
+              <w:top w:type="dxa" w:w="70"/>
+              <w:left w:type="dxa" w:w="100"/>
+              <w:bottom w:type="dxa" w:w="70"/>
+              <w:right w:type="dxa" w:w="100"/>
+            </w:tcMar>
+            <w:vAlign w:val="center"/>
+          </w:tcPr>
+          <w:p>
+            <w:pPr>
+              <w:spacing w:after="0" w:before="0" w:line="264"/>
+              <w:jc w:val="center"/>
+            </w:pPr>
+            <w:r>
+              <w:rPr>
+                <w:rFonts w:ascii="Arial" w:cs="Arial" w:eastAsia="Arial" w:hAnsi="Arial"/>
+                <w:sz w:val="30"/>
+                <w:szCs w:val="30"/>
+              </w:rPr>
+              <w:t xml:space="preserve">☐</w:t>
+            </w:r>
+          </w:p>
+        </w:tc>
+        <w:tc>
+          <w:tcPr>
+            <w:tcW w:type="dxa" w:w="620"/>
+            <w:tcBorders>
+              <w:top w:val="single" w:color="C9D0DC" w:sz="4"/>
+              <w:left w:val="single" w:color="C9D0DC" w:sz="4"/>
+              <w:bottom w:val="single" w:color="C9D0DC" w:sz="4"/>
+              <w:right w:val="single" w:color="C9D0DC" w:sz="4"/>
+            </w:tcBorders>
+            <w:tcMar>
+              <w:top w:type="dxa" w:w="70"/>
+              <w:left w:type="dxa" w:w="100"/>
+              <w:bottom w:type="dxa" w:w="70"/>
+              <w:right w:type="dxa" w:w="100"/>
+            </w:tcMar>
+            <w:vAlign w:val="center"/>
+          </w:tcPr>
+          <w:p>
+            <w:pPr>
+              <w:spacing w:after="0" w:before="0" w:line="264"/>
+              <w:jc w:val="center"/>
+            </w:pPr>
+            <w:r>
+              <w:rPr>
+                <w:rFonts w:ascii="Arial" w:cs="Arial" w:eastAsia="Arial" w:hAnsi="Arial"/>
+                <w:sz w:val="30"/>
+                <w:szCs w:val="30"/>
+              </w:rPr>
+              <w:t xml:space="preserve">☐</w:t>
+            </w:r>
+          </w:p>
+        </w:tc>
+        <w:tc>
+          <w:tcPr>
+            <w:tcW w:type="dxa" w:w="2040"/>
+            <w:tcBorders>
+              <w:top w:val="single" w:color="C9D0DC" w:sz="4"/>
+              <w:left w:val="single" w:color="C9D0DC" w:sz="4"/>
+              <w:bottom w:val="single" w:color="C9D0DC" w:sz="4"/>
+              <w:right w:val="single" w:color="C9D0DC" w:sz="4"/>
+            </w:tcBorders>
+            <w:tcMar>
+              <w:top w:type="dxa" w:w="70"/>
+              <w:left w:type="dxa" w:w="100"/>
+              <w:bottom w:type="dxa" w:w="70"/>
+              <w:right w:type="dxa" w:w="100"/>
+            </w:tcMar>
+            <w:vAlign w:val="top"/>
+          </w:tcPr>
+          <w:p>
+            <w:pPr>
+              <w:spacing w:after="0" w:before="0" w:line="264"/>
+            </w:pPr>
+            <w:r>
+              <w:rPr>
+                <w:rFonts w:ascii="Arial" w:cs="Arial" w:eastAsia="Arial" w:hAnsi="Arial"/>
+                <w:sz w:val="19"/>
+                <w:szCs w:val="19"/>
+              </w:rPr>
+              <w:t xml:space="preserve"> </w:t>
+            </w:r>
+          </w:p>
+        </w:tc>
+      </w:tr>
+      <w:tr>
+        <w:trPr>
+          <w:cantSplit/>
+        </w:trPr>
+        <w:tc>
+          <w:tcPr>
+            <w:tcW w:type="dxa" w:w="860"/>
+            <w:tcBorders>
+              <w:top w:val="single" w:color="C9D0DC" w:sz="4"/>
+              <w:left w:val="single" w:color="C9D0DC" w:sz="4"/>
+              <w:bottom w:val="single" w:color="C9D0DC" w:sz="4"/>
+              <w:right w:val="single" w:color="C9D0DC" w:sz="4"/>
+            </w:tcBorders>
+            <w:tcMar>
+              <w:top w:type="dxa" w:w="70"/>
+              <w:left w:type="dxa" w:w="100"/>
+              <w:bottom w:type="dxa" w:w="70"/>
+              <w:right w:type="dxa" w:w="100"/>
+            </w:tcMar>
+            <w:vAlign w:val="top"/>
+          </w:tcPr>
+          <w:p>
+            <w:pPr>
+              <w:spacing w:after="0" w:before="0" w:line="264"/>
+            </w:pPr>
+            <w:r>
+              <w:rPr>
+                <w:rFonts w:ascii="Arial" w:cs="Arial" w:eastAsia="Arial" w:hAnsi="Arial"/>
+                <w:b/>
+                <w:bCs/>
+                <w:color w:val="5B6477"/>
+                <w:sz w:val="16"/>
+                <w:szCs w:val="16"/>
+              </w:rPr>
+              <w:t xml:space="preserve">WI-BR</w:t>
+            </w:r>
+          </w:p>
+        </w:tc>
+        <w:tc>
+          <w:tcPr>
+            <w:tcW w:type="dxa" w:w="5480"/>
+            <w:tcBorders>
+              <w:top w:val="single" w:color="C9D0DC" w:sz="4"/>
+              <w:left w:val="single" w:color="C9D0DC" w:sz="4"/>
+              <w:bottom w:val="single" w:color="C9D0DC" w:sz="4"/>
+              <w:right w:val="single" w:color="C9D0DC" w:sz="4"/>
+            </w:tcBorders>
+            <w:tcMar>
+              <w:top w:type="dxa" w:w="70"/>
+              <w:left w:type="dxa" w:w="100"/>
+              <w:bottom w:type="dxa" w:w="70"/>
+              <w:right w:type="dxa" w:w="100"/>
+            </w:tcMar>
+            <w:vAlign w:val="top"/>
+          </w:tcPr>
+          <w:p>
+            <w:pPr>
+              <w:spacing w:after="40" w:before="0" w:line="264"/>
+            </w:pPr>
+            <w:r>
+              <w:rPr>
+                <w:rFonts w:ascii="Arial" w:cs="Arial" w:eastAsia="Arial" w:hAnsi="Arial"/>
+                <w:b/>
+                <w:bCs/>
+                <w:sz w:val="20"/>
+                <w:szCs w:val="20"/>
+              </w:rPr>
+              <w:t xml:space="preserve">Requests from the branches</w:t>
+            </w:r>
+          </w:p>
+          <w:p>
+            <w:pPr>
+              <w:spacing w:after="40" w:before="0" w:line="264"/>
+            </w:pPr>
+            <w:r>
+              <w:rPr>
+                <w:rFonts w:ascii="Arial" w:cs="Arial" w:eastAsia="Arial" w:hAnsi="Arial"/>
+                <w:i/>
+                <w:iCs/>
+                <w:color w:val="5B6477"/>
+                <w:sz w:val="15"/>
+                <w:szCs w:val="15"/>
+              </w:rPr>
+              <w:t xml:space="preserve">Flow F41 · Branch request to the warehouse</w:t>
+            </w:r>
+          </w:p>
+          <w:p>
+            <w:pPr>
+              <w:spacing w:after="20" w:before="0" w:line="264"/>
+            </w:pPr>
+            <w:r>
+              <w:rPr>
+                <w:rFonts w:ascii="Arial" w:cs="Arial" w:eastAsia="Arial" w:hAnsi="Arial"/>
+                <w:color w:val="5B6477"/>
+                <w:sz w:val="19"/>
+                <w:szCs w:val="19"/>
+              </w:rPr>
+              <w:t xml:space="preserve">1.  </w:t>
+            </w:r>
+            <w:r>
+              <w:rPr>
+                <w:rFonts w:ascii="Arial" w:cs="Arial" w:eastAsia="Arial" w:hAnsi="Arial"/>
+                <w:sz w:val="19"/>
+                <w:szCs w:val="19"/>
+              </w:rPr>
+              <w:t xml:space="preserve">Transfers → Requests from the branches.</w:t>
+            </w:r>
+          </w:p>
+          <w:p>
+            <w:pPr>
+              <w:spacing w:after="20" w:before="0" w:line="264"/>
+            </w:pPr>
+            <w:r>
+              <w:rPr>
+                <w:rFonts w:ascii="Arial" w:cs="Arial" w:eastAsia="Arial" w:hAnsi="Arial"/>
+                <w:color w:val="5B6477"/>
+                <w:sz w:val="19"/>
+                <w:szCs w:val="19"/>
+              </w:rPr>
+              <w:t xml:space="preserve">2.  </w:t>
+            </w:r>
+            <w:r>
+              <w:rPr>
+                <w:rFonts w:ascii="Arial" w:cs="Arial" w:eastAsia="Arial" w:hAnsi="Arial"/>
+                <w:sz w:val="19"/>
+                <w:szCs w:val="19"/>
+              </w:rPr>
+              <w:t xml:space="preserve">Change a quantity (or remove an item) → Prepare the pull-out.</w:t>
+            </w:r>
+          </w:p>
+          <w:p>
+            <w:pPr>
+              <w:spacing w:after="0" w:before="60" w:line="264"/>
+            </w:pPr>
+            <w:r>
+              <w:rPr>
+                <w:rFonts w:ascii="Arial" w:cs="Arial" w:eastAsia="Arial" w:hAnsi="Arial"/>
+                <w:b/>
+                <w:bCs/>
+                <w:color w:val="0B1F3A"/>
+                <w:sz w:val="19"/>
+                <w:szCs w:val="19"/>
+              </w:rPr>
+              <w:t xml:space="preserve">You should see: </w:t>
+            </w:r>
+            <w:r>
+              <w:rPr>
+                <w:rFonts w:ascii="Arial" w:cs="Arial" w:eastAsia="Arial" w:hAnsi="Arial"/>
+                <w:sz w:val="19"/>
+                <w:szCs w:val="19"/>
+              </w:rPr>
+              <w:t xml:space="preserve">The branch products are already filled in; a draft pull-out is made and the branch is told.</w:t>
             </w:r>
           </w:p>
         </w:tc>
@@ -7647,7 +8235,7 @@
                 <w:sz w:val="17"/>
                 <w:szCs w:val="17"/>
               </w:rPr>
-              <w:t xml:space="preserve">Passed (of 26)</w:t>
+              <w:t xml:space="preserve">Passed (of 28)</w:t>
             </w:r>
           </w:p>
         </w:tc>

--- a/docs/acceptance-test/per-user/07-wh.incharge.docx
+++ b/docs/acceptance-test/per-user/07-wh.incharge.docx
@@ -117,7 +117,7 @@
           <w:sz w:val="18"/>
           <w:szCs w:val="18"/>
         </w:rPr>
-        <w:t xml:space="preserve">  ·  28 checks</w:t>
+        <w:t xml:space="preserve">  ·  30 checks</w:t>
       </w:r>
     </w:p>
     <w:tbl>
@@ -1785,7 +1785,7 @@
                 <w:sz w:val="16"/>
                 <w:szCs w:val="16"/>
               </w:rPr>
-              <w:t xml:space="preserve">WIC-01</w:t>
+              <w:t xml:space="preserve">CM-SRCH</w:t>
             </w:r>
           </w:p>
         </w:tc>
@@ -1818,23 +1818,7 @@
                 <w:sz w:val="20"/>
                 <w:szCs w:val="20"/>
               </w:rPr>
-              <w:t xml:space="preserve">Check the goods first</w:t>
-            </w:r>
-          </w:p>
-          <w:p>
-            <w:pPr>
-              <w:spacing w:after="40" w:before="0" w:line="264"/>
-            </w:pPr>
-            <w:r>
-              <w:rPr>
-                <w:rFonts w:ascii="Arial" w:cs="Arial" w:eastAsia="Arial" w:hAnsi="Arial"/>
-                <w:i/>
-                <w:iCs/>
-                <w:color w:val="5B6477"/>
-                <w:sz w:val="15"/>
-                <w:szCs w:val="15"/>
-              </w:rPr>
-              <w:t xml:space="preserve">Flow F1 · Supplier delivery into the warehouse</w:t>
+              <w:t xml:space="preserve">Dashboard search and Stock on Hand layout</w:t>
             </w:r>
           </w:p>
           <w:p>
@@ -1856,7 +1840,7 @@
                 <w:sz w:val="19"/>
                 <w:szCs w:val="19"/>
               </w:rPr>
-              <w:t xml:space="preserve">My Approvals → Goods into the warehouse → open the associate's delivery.</w:t>
+              <w:t xml:space="preserve">Dashboard → type part of a screen name in the search box.</w:t>
             </w:r>
           </w:p>
           <w:p>
@@ -1878,7 +1862,7 @@
                 <w:sz w:val="19"/>
                 <w:szCs w:val="19"/>
               </w:rPr>
-              <w:t xml:space="preserve">Compare with the supplier delivery receipt (open the uploaded file) → Approve.</w:t>
+              <w:t xml:space="preserve">Stock on Hand → look at an item with several flavors or expiry dates (if your account sees stock).</w:t>
             </w:r>
           </w:p>
           <w:p>
@@ -1902,7 +1886,7 @@
                 <w:sz w:val="19"/>
                 <w:szCs w:val="19"/>
               </w:rPr>
-              <w:t xml:space="preserve">Status becomes '2. Goods checked · waiting for the Head Auditor's cost approval'. Stock is NOT added yet.</w:t>
+              <w:t xml:space="preserve">The matching screens are listed. Flavors and expiry dates are shown as labelled rows with their quantity.</w:t>
             </w:r>
           </w:p>
         </w:tc>
@@ -2068,7 +2052,7 @@
                 <w:sz w:val="16"/>
                 <w:szCs w:val="16"/>
               </w:rPr>
-              <w:t xml:space="preserve">WIC-02</w:t>
+              <w:t xml:space="preserve">WIC-01</w:t>
             </w:r>
           </w:p>
         </w:tc>
@@ -2101,7 +2085,23 @@
                 <w:sz w:val="20"/>
                 <w:szCs w:val="20"/>
               </w:rPr>
-              <w:t xml:space="preserve">Reject a delivery</w:t>
+              <w:t xml:space="preserve">Check the goods first</w:t>
+            </w:r>
+          </w:p>
+          <w:p>
+            <w:pPr>
+              <w:spacing w:after="40" w:before="0" w:line="264"/>
+            </w:pPr>
+            <w:r>
+              <w:rPr>
+                <w:rFonts w:ascii="Arial" w:cs="Arial" w:eastAsia="Arial" w:hAnsi="Arial"/>
+                <w:i/>
+                <w:iCs/>
+                <w:color w:val="5B6477"/>
+                <w:sz w:val="15"/>
+                <w:szCs w:val="15"/>
+              </w:rPr>
+              <w:t xml:space="preserve">Flow F1 · Supplier delivery into the warehouse</w:t>
             </w:r>
           </w:p>
           <w:p>
@@ -2123,7 +2123,29 @@
                 <w:sz w:val="19"/>
                 <w:szCs w:val="19"/>
               </w:rPr>
-              <w:t xml:space="preserve">On another associate delivery → Reject with a note.</w:t>
+              <w:t xml:space="preserve">My Approvals → Goods into the warehouse → open the associate's delivery.</w:t>
+            </w:r>
+          </w:p>
+          <w:p>
+            <w:pPr>
+              <w:spacing w:after="20" w:before="0" w:line="264"/>
+            </w:pPr>
+            <w:r>
+              <w:rPr>
+                <w:rFonts w:ascii="Arial" w:cs="Arial" w:eastAsia="Arial" w:hAnsi="Arial"/>
+                <w:color w:val="5B6477"/>
+                <w:sz w:val="19"/>
+                <w:szCs w:val="19"/>
+              </w:rPr>
+              <w:t xml:space="preserve">2.  </w:t>
+            </w:r>
+            <w:r>
+              <w:rPr>
+                <w:rFonts w:ascii="Arial" w:cs="Arial" w:eastAsia="Arial" w:hAnsi="Arial"/>
+                <w:sz w:val="19"/>
+                <w:szCs w:val="19"/>
+              </w:rPr>
+              <w:t xml:space="preserve">Compare with the supplier delivery receipt (open the uploaded file) → Approve.</w:t>
             </w:r>
           </w:p>
           <w:p>
@@ -2147,7 +2169,7 @@
                 <w:sz w:val="19"/>
                 <w:szCs w:val="19"/>
               </w:rPr>
-              <w:t xml:space="preserve">The associate is notified. No stock is added.</w:t>
+              <w:t xml:space="preserve">Status becomes '2. Goods checked · waiting for the Head Auditor's cost approval'. Stock is NOT added yet.</w:t>
             </w:r>
           </w:p>
         </w:tc>
@@ -2313,7 +2335,7 @@
                 <w:sz w:val="16"/>
                 <w:szCs w:val="16"/>
               </w:rPr>
-              <w:t xml:space="preserve">WIC-03</w:t>
+              <w:t xml:space="preserve">WIC-02</w:t>
             </w:r>
           </w:p>
         </w:tc>
@@ -2346,23 +2368,7 @@
                 <w:sz w:val="20"/>
                 <w:szCs w:val="20"/>
               </w:rPr>
-              <w:t xml:space="preserve">Approve goods out</w:t>
-            </w:r>
-          </w:p>
-          <w:p>
-            <w:pPr>
-              <w:spacing w:after="40" w:before="0" w:line="264"/>
-            </w:pPr>
-            <w:r>
-              <w:rPr>
-                <w:rFonts w:ascii="Arial" w:cs="Arial" w:eastAsia="Arial" w:hAnsi="Arial"/>
-                <w:i/>
-                <w:iCs/>
-                <w:color w:val="5B6477"/>
-                <w:sz w:val="15"/>
-                <w:szCs w:val="15"/>
-              </w:rPr>
-              <w:t xml:space="preserve">Flow F2 · Branch asks for stock and receives it</w:t>
+              <w:t xml:space="preserve">Reject a delivery</w:t>
             </w:r>
           </w:p>
           <w:p>
@@ -2384,7 +2390,7 @@
                 <w:sz w:val="19"/>
                 <w:szCs w:val="19"/>
               </w:rPr>
-              <w:t xml:space="preserve">My Approvals → Goods out of the warehouse → the associate's pull-out → Approve.</w:t>
+              <w:t xml:space="preserve">On another associate delivery → Reject with a note.</w:t>
             </w:r>
           </w:p>
           <w:p>
@@ -2408,7 +2414,7 @@
                 <w:sz w:val="19"/>
                 <w:szCs w:val="19"/>
               </w:rPr>
-              <w:t xml:space="preserve">It moves on to the auditors (branch) or the Owner (franchise).</w:t>
+              <w:t xml:space="preserve">The associate is notified. No stock is added.</w:t>
             </w:r>
           </w:p>
         </w:tc>
@@ -2574,7 +2580,7 @@
                 <w:sz w:val="16"/>
                 <w:szCs w:val="16"/>
               </w:rPr>
-              <w:t xml:space="preserve">WIC-04</w:t>
+              <w:t xml:space="preserve">WIC-03</w:t>
             </w:r>
           </w:p>
         </w:tc>
@@ -2607,7 +2613,23 @@
                 <w:sz w:val="20"/>
                 <w:szCs w:val="20"/>
               </w:rPr>
-              <w:t xml:space="preserve">Stock returned to the warehouse</w:t>
+              <w:t xml:space="preserve">Approve goods out</w:t>
+            </w:r>
+          </w:p>
+          <w:p>
+            <w:pPr>
+              <w:spacing w:after="40" w:before="0" w:line="264"/>
+            </w:pPr>
+            <w:r>
+              <w:rPr>
+                <w:rFonts w:ascii="Arial" w:cs="Arial" w:eastAsia="Arial" w:hAnsi="Arial"/>
+                <w:i/>
+                <w:iCs/>
+                <w:color w:val="5B6477"/>
+                <w:sz w:val="15"/>
+                <w:szCs w:val="15"/>
+              </w:rPr>
+              <w:t xml:space="preserve">Flow F2 · Branch asks for stock and receives it</w:t>
             </w:r>
           </w:p>
           <w:p>
@@ -2629,7 +2651,7 @@
                 <w:sz w:val="19"/>
                 <w:szCs w:val="19"/>
               </w:rPr>
-              <w:t xml:space="preserve">My Approvals → transfer in from a branch → Approve.</w:t>
+              <w:t xml:space="preserve">My Approvals → Goods out of the warehouse → the associate's pull-out → Approve.</w:t>
             </w:r>
           </w:p>
           <w:p>
@@ -2653,7 +2675,7 @@
                 <w:sz w:val="19"/>
                 <w:szCs w:val="19"/>
               </w:rPr>
-              <w:t xml:space="preserve">The stock is added to the Warehouse.</w:t>
+              <w:t xml:space="preserve">It moves on to the auditors (branch) or the Owner (franchise).</w:t>
             </w:r>
           </w:p>
         </w:tc>
@@ -2819,7 +2841,7 @@
                 <w:sz w:val="16"/>
                 <w:szCs w:val="16"/>
               </w:rPr>
-              <w:t xml:space="preserve">WIC-05</w:t>
+              <w:t xml:space="preserve">WIC-04</w:t>
             </w:r>
           </w:p>
         </w:tc>
@@ -2852,7 +2874,7 @@
                 <w:sz w:val="20"/>
                 <w:szCs w:val="20"/>
               </w:rPr>
-              <w:t xml:space="preserve">Your own delivery</w:t>
+              <w:t xml:space="preserve">Stock returned to the warehouse</w:t>
             </w:r>
           </w:p>
           <w:p>
@@ -2874,7 +2896,7 @@
                 <w:sz w:val="19"/>
                 <w:szCs w:val="19"/>
               </w:rPr>
-              <w:t xml:space="preserve">Supplier Deliveries → New → fill → Submit.</w:t>
+              <w:t xml:space="preserve">My Approvals → transfer in from a branch → Approve.</w:t>
             </w:r>
           </w:p>
           <w:p>
@@ -2898,7 +2920,7 @@
                 <w:sz w:val="19"/>
                 <w:szCs w:val="19"/>
               </w:rPr>
-              <w:t xml:space="preserve">It goes straight to the Head Auditor for cost (no In-Charge step).</w:t>
+              <w:t xml:space="preserve">The stock is added to the Warehouse.</w:t>
             </w:r>
           </w:p>
         </w:tc>
@@ -3064,7 +3086,7 @@
                 <w:sz w:val="16"/>
                 <w:szCs w:val="16"/>
               </w:rPr>
-              <w:t xml:space="preserve">WIC-06</w:t>
+              <w:t xml:space="preserve">WIC-05</w:t>
             </w:r>
           </w:p>
         </w:tc>
@@ -3097,7 +3119,7 @@
                 <w:sz w:val="20"/>
                 <w:szCs w:val="20"/>
               </w:rPr>
-              <w:t xml:space="preserve">Correct an associate's document</w:t>
+              <w:t xml:space="preserve">Your own delivery</w:t>
             </w:r>
           </w:p>
           <w:p>
@@ -3119,7 +3141,7 @@
                 <w:sz w:val="19"/>
                 <w:szCs w:val="19"/>
               </w:rPr>
-              <w:t xml:space="preserve">Open the associate's draft → Propose edit → change a quantity → Send.</w:t>
+              <w:t xml:space="preserve">Supplier Deliveries → New → fill → Submit.</w:t>
             </w:r>
           </w:p>
           <w:p>
@@ -3143,7 +3165,7 @@
                 <w:sz w:val="19"/>
                 <w:szCs w:val="19"/>
               </w:rPr>
-              <w:t xml:space="preserve">Nothing changes until the associate accepts.</w:t>
+              <w:t xml:space="preserve">It goes straight to the Head Auditor for cost (no In-Charge step).</w:t>
             </w:r>
           </w:p>
         </w:tc>
@@ -3309,7 +3331,7 @@
                 <w:sz w:val="16"/>
                 <w:szCs w:val="16"/>
               </w:rPr>
-              <w:t xml:space="preserve">WIC-07</w:t>
+              <w:t xml:space="preserve">WIC-06</w:t>
             </w:r>
           </w:p>
         </w:tc>
@@ -3342,23 +3364,7 @@
                 <w:sz w:val="20"/>
                 <w:szCs w:val="20"/>
               </w:rPr>
-              <w:t xml:space="preserve">Send 2 of an item to West Ave</w:t>
-            </w:r>
-          </w:p>
-          <w:p>
-            <w:pPr>
-              <w:spacing w:after="40" w:before="0" w:line="264"/>
-            </w:pPr>
-            <w:r>
-              <w:rPr>
-                <w:rFonts w:ascii="Arial" w:cs="Arial" w:eastAsia="Arial" w:hAnsi="Arial"/>
-                <w:i/>
-                <w:iCs/>
-                <w:color w:val="5B6477"/>
-                <w:sz w:val="15"/>
-                <w:szCs w:val="15"/>
-              </w:rPr>
-              <w:t xml:space="preserve">Flow F3 · Transfer received with a different quantity</w:t>
+              <w:t xml:space="preserve">Correct an associate's document</w:t>
             </w:r>
           </w:p>
           <w:p>
@@ -3380,7 +3386,7 @@
                 <w:sz w:val="19"/>
                 <w:szCs w:val="19"/>
               </w:rPr>
-              <w:t xml:space="preserve">Transfers &amp; Pull-outs → new transfer to West Ave, 2 of one item → Submit.</w:t>
+              <w:t xml:space="preserve">Open the associate's draft → Propose edit → change a quantity → Send.</w:t>
             </w:r>
           </w:p>
           <w:p>
@@ -3404,7 +3410,7 @@
                 <w:sz w:val="19"/>
                 <w:szCs w:val="19"/>
               </w:rPr>
-              <w:t xml:space="preserve">It waits for an auditor's approval.</w:t>
+              <w:t xml:space="preserve">Nothing changes until the associate accepts.</w:t>
             </w:r>
           </w:p>
         </w:tc>
@@ -3570,7 +3576,7 @@
                 <w:sz w:val="16"/>
                 <w:szCs w:val="16"/>
               </w:rPr>
-              <w:t xml:space="preserve">WIC-08</w:t>
+              <w:t xml:space="preserve">WIC-07</w:t>
             </w:r>
           </w:p>
         </w:tc>
@@ -3603,7 +3609,7 @@
                 <w:sz w:val="20"/>
                 <w:szCs w:val="20"/>
               </w:rPr>
-              <w:t xml:space="preserve">Answer a transfer difference</w:t>
+              <w:t xml:space="preserve">Send 2 of an item to West Ave</w:t>
             </w:r>
           </w:p>
           <w:p>
@@ -3641,51 +3647,7 @@
                 <w:sz w:val="19"/>
                 <w:szCs w:val="19"/>
               </w:rPr>
-              <w:t xml:space="preserve">My Approvals → Transfer difference (after the Head Auditor confirmed).</w:t>
-            </w:r>
-          </w:p>
-          <w:p>
-            <w:pPr>
-              <w:spacing w:after="20" w:before="0" w:line="264"/>
-            </w:pPr>
-            <w:r>
-              <w:rPr>
-                <w:rFonts w:ascii="Arial" w:cs="Arial" w:eastAsia="Arial" w:hAnsi="Arial"/>
-                <w:color w:val="5B6477"/>
-                <w:sz w:val="19"/>
-                <w:szCs w:val="19"/>
-              </w:rPr>
-              <w:t xml:space="preserve">2.  </w:t>
-            </w:r>
-            <w:r>
-              <w:rPr>
-                <w:rFonts w:ascii="Arial" w:cs="Arial" w:eastAsia="Arial" w:hAnsi="Arial"/>
-                <w:sz w:val="19"/>
-                <w:szCs w:val="19"/>
-              </w:rPr>
-              <w:t xml:space="preserve">Agree on one case.</w:t>
-            </w:r>
-          </w:p>
-          <w:p>
-            <w:pPr>
-              <w:spacing w:after="20" w:before="0" w:line="264"/>
-            </w:pPr>
-            <w:r>
-              <w:rPr>
-                <w:rFonts w:ascii="Arial" w:cs="Arial" w:eastAsia="Arial" w:hAnsi="Arial"/>
-                <w:color w:val="5B6477"/>
-                <w:sz w:val="19"/>
-                <w:szCs w:val="19"/>
-              </w:rPr>
-              <w:t xml:space="preserve">3.  </w:t>
-            </w:r>
-            <w:r>
-              <w:rPr>
-                <w:rFonts w:ascii="Arial" w:cs="Arial" w:eastAsia="Arial" w:hAnsi="Arial"/>
-                <w:sz w:val="19"/>
-                <w:szCs w:val="19"/>
-              </w:rPr>
-              <w:t xml:space="preserve">On a second case, press Disagree without a note, then with a note.</w:t>
+              <w:t xml:space="preserve">Transfers &amp; Pull-outs → new transfer to West Ave, 2 of one item → Submit.</w:t>
             </w:r>
           </w:p>
           <w:p>
@@ -3709,7 +3671,7 @@
                 <w:sz w:val="19"/>
                 <w:szCs w:val="19"/>
               </w:rPr>
-              <w:t xml:space="preserve">Agree makes the -002 form (and -003 for extra items) on the transfer page. Disagree needs a note, then goes to the Owner.</w:t>
+              <w:t xml:space="preserve">It waits for an auditor's approval.</w:t>
             </w:r>
           </w:p>
         </w:tc>
@@ -3875,7 +3837,7 @@
                 <w:sz w:val="16"/>
                 <w:szCs w:val="16"/>
               </w:rPr>
-              <w:t xml:space="preserve">WIC-09</w:t>
+              <w:t xml:space="preserve">WIC-08</w:t>
             </w:r>
           </w:p>
         </w:tc>
@@ -3908,7 +3870,23 @@
                 <w:sz w:val="20"/>
                 <w:szCs w:val="20"/>
               </w:rPr>
-              <w:t xml:space="preserve">Write-off</w:t>
+              <w:t xml:space="preserve">Answer a transfer difference</w:t>
+            </w:r>
+          </w:p>
+          <w:p>
+            <w:pPr>
+              <w:spacing w:after="40" w:before="0" w:line="264"/>
+            </w:pPr>
+            <w:r>
+              <w:rPr>
+                <w:rFonts w:ascii="Arial" w:cs="Arial" w:eastAsia="Arial" w:hAnsi="Arial"/>
+                <w:i/>
+                <w:iCs/>
+                <w:color w:val="5B6477"/>
+                <w:sz w:val="15"/>
+                <w:szCs w:val="15"/>
+              </w:rPr>
+              <w:t xml:space="preserve">Flow F3 · Transfer received with a different quantity</w:t>
             </w:r>
           </w:p>
           <w:p>
@@ -3930,7 +3908,51 @@
                 <w:sz w:val="19"/>
                 <w:szCs w:val="19"/>
               </w:rPr>
-              <w:t xml:space="preserve">Write-offs → expired or damaged item → submit.</w:t>
+              <w:t xml:space="preserve">My Approvals → Transfer difference (after the Head Auditor confirmed).</w:t>
+            </w:r>
+          </w:p>
+          <w:p>
+            <w:pPr>
+              <w:spacing w:after="20" w:before="0" w:line="264"/>
+            </w:pPr>
+            <w:r>
+              <w:rPr>
+                <w:rFonts w:ascii="Arial" w:cs="Arial" w:eastAsia="Arial" w:hAnsi="Arial"/>
+                <w:color w:val="5B6477"/>
+                <w:sz w:val="19"/>
+                <w:szCs w:val="19"/>
+              </w:rPr>
+              <w:t xml:space="preserve">2.  </w:t>
+            </w:r>
+            <w:r>
+              <w:rPr>
+                <w:rFonts w:ascii="Arial" w:cs="Arial" w:eastAsia="Arial" w:hAnsi="Arial"/>
+                <w:sz w:val="19"/>
+                <w:szCs w:val="19"/>
+              </w:rPr>
+              <w:t xml:space="preserve">Agree on one case.</w:t>
+            </w:r>
+          </w:p>
+          <w:p>
+            <w:pPr>
+              <w:spacing w:after="20" w:before="0" w:line="264"/>
+            </w:pPr>
+            <w:r>
+              <w:rPr>
+                <w:rFonts w:ascii="Arial" w:cs="Arial" w:eastAsia="Arial" w:hAnsi="Arial"/>
+                <w:color w:val="5B6477"/>
+                <w:sz w:val="19"/>
+                <w:szCs w:val="19"/>
+              </w:rPr>
+              <w:t xml:space="preserve">3.  </w:t>
+            </w:r>
+            <w:r>
+              <w:rPr>
+                <w:rFonts w:ascii="Arial" w:cs="Arial" w:eastAsia="Arial" w:hAnsi="Arial"/>
+                <w:sz w:val="19"/>
+                <w:szCs w:val="19"/>
+              </w:rPr>
+              <w:t xml:space="preserve">On a second case, press Disagree without a note, then with a note.</w:t>
             </w:r>
           </w:p>
           <w:p>
@@ -3954,7 +3976,7 @@
                 <w:sz w:val="19"/>
                 <w:szCs w:val="19"/>
               </w:rPr>
-              <w:t xml:space="preserve">It waits for the Head Auditor.</w:t>
+              <w:t xml:space="preserve">Agree makes the -002 form (and -003 for extra items) on the transfer page. Disagree needs a note, then goes to the Owner.</w:t>
             </w:r>
           </w:p>
         </w:tc>
@@ -4120,7 +4142,7 @@
                 <w:sz w:val="16"/>
                 <w:szCs w:val="16"/>
               </w:rPr>
-              <w:t xml:space="preserve">WIC-10</w:t>
+              <w:t xml:space="preserve">WIC-09</w:t>
             </w:r>
           </w:p>
         </w:tc>
@@ -4153,23 +4175,7 @@
                 <w:sz w:val="20"/>
                 <w:szCs w:val="20"/>
               </w:rPr>
-              <w:t xml:space="preserve">E-commerce pull-out and returns</w:t>
-            </w:r>
-          </w:p>
-          <w:p>
-            <w:pPr>
-              <w:spacing w:after="40" w:before="0" w:line="264"/>
-            </w:pPr>
-            <w:r>
-              <w:rPr>
-                <w:rFonts w:ascii="Arial" w:cs="Arial" w:eastAsia="Arial" w:hAnsi="Arial"/>
-                <w:i/>
-                <w:iCs/>
-                <w:color w:val="5B6477"/>
-                <w:sz w:val="15"/>
-                <w:szCs w:val="15"/>
-              </w:rPr>
-              <w:t xml:space="preserve">Flow F11 · E-commerce order to payout</w:t>
+              <w:t xml:space="preserve">Write-off</w:t>
             </w:r>
           </w:p>
           <w:p>
@@ -4191,29 +4197,7 @@
                 <w:sz w:val="19"/>
                 <w:szCs w:val="19"/>
               </w:rPr>
-              <w:t xml:space="preserve">My Approvals → E-commerce pull-out → print picking list → Approve.</w:t>
-            </w:r>
-          </w:p>
-          <w:p>
-            <w:pPr>
-              <w:spacing w:after="20" w:before="0" w:line="264"/>
-            </w:pPr>
-            <w:r>
-              <w:rPr>
-                <w:rFonts w:ascii="Arial" w:cs="Arial" w:eastAsia="Arial" w:hAnsi="Arial"/>
-                <w:color w:val="5B6477"/>
-                <w:sz w:val="19"/>
-                <w:szCs w:val="19"/>
-              </w:rPr>
-              <w:t xml:space="preserve">2.  </w:t>
-            </w:r>
-            <w:r>
-              <w:rPr>
-                <w:rFonts w:ascii="Arial" w:cs="Arial" w:eastAsia="Arial" w:hAnsi="Arial"/>
-                <w:sz w:val="19"/>
-                <w:szCs w:val="19"/>
-              </w:rPr>
-              <w:t xml:space="preserve">E-commerce → Returned parcels → mark 1 good, 1 damaged → Receive.</w:t>
+              <w:t xml:space="preserve">Write-offs → expired or damaged item → submit.</w:t>
             </w:r>
           </w:p>
           <w:p>
@@ -4237,7 +4221,7 @@
                 <w:sz w:val="19"/>
                 <w:szCs w:val="19"/>
               </w:rPr>
-              <w:t xml:space="preserve">Items move to 'with courier'. The good item returns to stock; the damaged one creates a write-off.</w:t>
+              <w:t xml:space="preserve">It waits for the Head Auditor.</w:t>
             </w:r>
           </w:p>
         </w:tc>
@@ -4403,7 +4387,7 @@
                 <w:sz w:val="16"/>
                 <w:szCs w:val="16"/>
               </w:rPr>
-              <w:t xml:space="preserve">WIC-11</w:t>
+              <w:t xml:space="preserve">WIC-10</w:t>
             </w:r>
           </w:p>
         </w:tc>
@@ -4436,7 +4420,23 @@
                 <w:sz w:val="20"/>
                 <w:szCs w:val="20"/>
               </w:rPr>
-              <w:t xml:space="preserve">What you cannot see</w:t>
+              <w:t xml:space="preserve">E-commerce pull-out and returns</w:t>
+            </w:r>
+          </w:p>
+          <w:p>
+            <w:pPr>
+              <w:spacing w:after="40" w:before="0" w:line="264"/>
+            </w:pPr>
+            <w:r>
+              <w:rPr>
+                <w:rFonts w:ascii="Arial" w:cs="Arial" w:eastAsia="Arial" w:hAnsi="Arial"/>
+                <w:i/>
+                <w:iCs/>
+                <w:color w:val="5B6477"/>
+                <w:sz w:val="15"/>
+                <w:szCs w:val="15"/>
+              </w:rPr>
+              <w:t xml:space="preserve">Flow F11 · E-commerce order to payout</w:t>
             </w:r>
           </w:p>
           <w:p>
@@ -4458,7 +4458,29 @@
                 <w:sz w:val="19"/>
                 <w:szCs w:val="19"/>
               </w:rPr>
-              <w:t xml:space="preserve">Look through the menu and a delivery page.</w:t>
+              <w:t xml:space="preserve">My Approvals → E-commerce pull-out → print picking list → Approve.</w:t>
+            </w:r>
+          </w:p>
+          <w:p>
+            <w:pPr>
+              <w:spacing w:after="20" w:before="0" w:line="264"/>
+            </w:pPr>
+            <w:r>
+              <w:rPr>
+                <w:rFonts w:ascii="Arial" w:cs="Arial" w:eastAsia="Arial" w:hAnsi="Arial"/>
+                <w:color w:val="5B6477"/>
+                <w:sz w:val="19"/>
+                <w:szCs w:val="19"/>
+              </w:rPr>
+              <w:t xml:space="preserve">2.  </w:t>
+            </w:r>
+            <w:r>
+              <w:rPr>
+                <w:rFonts w:ascii="Arial" w:cs="Arial" w:eastAsia="Arial" w:hAnsi="Arial"/>
+                <w:sz w:val="19"/>
+                <w:szCs w:val="19"/>
+              </w:rPr>
+              <w:t xml:space="preserve">E-commerce → Returned parcels → mark 1 good, 1 damaged → Receive.</w:t>
             </w:r>
           </w:p>
           <w:p>
@@ -4482,7 +4504,7 @@
                 <w:sz w:val="19"/>
                 <w:szCs w:val="19"/>
               </w:rPr>
-              <w:t xml:space="preserve">No Petty Cash Fund menu and no cost column.</w:t>
+              <w:t xml:space="preserve">Items move to 'with courier'. The good item returns to stock; the damaged one creates a write-off.</w:t>
             </w:r>
           </w:p>
         </w:tc>
@@ -4648,7 +4670,7 @@
                 <w:sz w:val="16"/>
                 <w:szCs w:val="16"/>
               </w:rPr>
-              <w:t xml:space="preserve">WIC-12</w:t>
+              <w:t xml:space="preserve">WIC-11</w:t>
             </w:r>
           </w:p>
         </w:tc>
@@ -4681,7 +4703,7 @@
                 <w:sz w:val="20"/>
                 <w:szCs w:val="20"/>
               </w:rPr>
-              <w:t xml:space="preserve">Find transfers by branch</w:t>
+              <w:t xml:space="preserve">What you cannot see</w:t>
             </w:r>
           </w:p>
           <w:p>
@@ -4703,29 +4725,7 @@
                 <w:sz w:val="19"/>
                 <w:szCs w:val="19"/>
               </w:rPr>
-              <w:t xml:space="preserve">Transfers &amp; Pull-outs → View: Outgoing (Pull-Out).</w:t>
-            </w:r>
-          </w:p>
-          <w:p>
-            <w:pPr>
-              <w:spacing w:after="20" w:before="0" w:line="264"/>
-            </w:pPr>
-            <w:r>
-              <w:rPr>
-                <w:rFonts w:ascii="Arial" w:cs="Arial" w:eastAsia="Arial" w:hAnsi="Arial"/>
-                <w:color w:val="5B6477"/>
-                <w:sz w:val="19"/>
-                <w:szCs w:val="19"/>
-              </w:rPr>
-              <w:t xml:space="preserve">2.  </w:t>
-            </w:r>
-            <w:r>
-              <w:rPr>
-                <w:rFonts w:ascii="Arial" w:cs="Arial" w:eastAsia="Arial" w:hAnsi="Arial"/>
-                <w:sz w:val="19"/>
-                <w:szCs w:val="19"/>
-              </w:rPr>
-              <w:t xml:space="preserve">Branches → tick two branches → Done; then Clear (all).</w:t>
+              <w:t xml:space="preserve">Look through the menu and a delivery page.</w:t>
             </w:r>
           </w:p>
           <w:p>
@@ -4749,7 +4749,7 @@
                 <w:sz w:val="19"/>
                 <w:szCs w:val="19"/>
               </w:rPr>
-              <w:t xml:space="preserve">Only pull-outs from the warehouse to the ticked branches show. Franchises show '(franchise)'.</w:t>
+              <w:t xml:space="preserve">No Petty Cash Fund menu and no cost column.</w:t>
             </w:r>
           </w:p>
         </w:tc>
@@ -4915,7 +4915,7 @@
                 <w:sz w:val="16"/>
                 <w:szCs w:val="16"/>
               </w:rPr>
-              <w:t xml:space="preserve">WIC-13</w:t>
+              <w:t xml:space="preserve">WIC-12</w:t>
             </w:r>
           </w:p>
         </w:tc>
@@ -4948,23 +4948,7 @@
                 <w:sz w:val="20"/>
                 <w:szCs w:val="20"/>
               </w:rPr>
-              <w:t xml:space="preserve">Send a chosen flavor; set flavors of old stock</w:t>
-            </w:r>
-          </w:p>
-          <w:p>
-            <w:pPr>
-              <w:spacing w:after="40" w:before="0" w:line="264"/>
-            </w:pPr>
-            <w:r>
-              <w:rPr>
-                <w:rFonts w:ascii="Arial" w:cs="Arial" w:eastAsia="Arial" w:hAnsi="Arial"/>
-                <w:i/>
-                <w:iCs/>
-                <w:color w:val="5B6477"/>
-                <w:sz w:val="15"/>
-                <w:szCs w:val="15"/>
-              </w:rPr>
-              <w:t xml:space="preserve">Flow F18 · Flavors, expiry and the Owner's approval</w:t>
+              <w:t xml:space="preserve">Find transfers by branch</w:t>
             </w:r>
           </w:p>
           <w:p>
@@ -4986,7 +4970,7 @@
                 <w:sz w:val="19"/>
                 <w:szCs w:val="19"/>
               </w:rPr>
-              <w:t xml:space="preserve">Transfers → new transfer → add the two-flavor item → choose Vanilla.</w:t>
+              <w:t xml:space="preserve">Transfers &amp; Pull-outs → View: Outgoing (Pull-Out).</w:t>
             </w:r>
           </w:p>
           <w:p>
@@ -5008,7 +4992,7 @@
                 <w:sz w:val="19"/>
                 <w:szCs w:val="19"/>
               </w:rPr>
-              <w:t xml:space="preserve">Stock on Hand → Batches → Set flavors on stock without a flavor.</w:t>
+              <w:t xml:space="preserve">Branches → tick two branches → Done; then Clear (all).</w:t>
             </w:r>
           </w:p>
           <w:p>
@@ -5032,7 +5016,7 @@
                 <w:sz w:val="19"/>
                 <w:szCs w:val="19"/>
               </w:rPr>
-              <w:t xml:space="preserve">The pull-out takes Vanilla only. Setting flavors keeps the item's total the same.</w:t>
+              <w:t xml:space="preserve">Only pull-outs from the warehouse to the ticked branches show. Franchises show '(franchise)'.</w:t>
             </w:r>
           </w:p>
         </w:tc>
@@ -5198,7 +5182,7 @@
                 <w:sz w:val="16"/>
                 <w:szCs w:val="16"/>
               </w:rPr>
-              <w:t xml:space="preserve">WIC-14</w:t>
+              <w:t xml:space="preserve">WIC-13</w:t>
             </w:r>
           </w:p>
         </w:tc>
@@ -5231,7 +5215,23 @@
                 <w:sz w:val="20"/>
                 <w:szCs w:val="20"/>
               </w:rPr>
-              <w:t xml:space="preserve">Change your own password</w:t>
+              <w:t xml:space="preserve">Send a chosen flavor; set flavors of old stock</w:t>
+            </w:r>
+          </w:p>
+          <w:p>
+            <w:pPr>
+              <w:spacing w:after="40" w:before="0" w:line="264"/>
+            </w:pPr>
+            <w:r>
+              <w:rPr>
+                <w:rFonts w:ascii="Arial" w:cs="Arial" w:eastAsia="Arial" w:hAnsi="Arial"/>
+                <w:i/>
+                <w:iCs/>
+                <w:color w:val="5B6477"/>
+                <w:sz w:val="15"/>
+                <w:szCs w:val="15"/>
+              </w:rPr>
+              <w:t xml:space="preserve">Flow F18 · Flavors, expiry and the Owner's approval</w:t>
             </w:r>
           </w:p>
           <w:p>
@@ -5253,7 +5253,7 @@
                 <w:sz w:val="19"/>
                 <w:szCs w:val="19"/>
               </w:rPr>
-              <w:t xml:space="preserve">Press the key icon at the top right (Change my password).</w:t>
+              <w:t xml:space="preserve">Transfers → new transfer → add the two-flavor item → choose Vanilla.</w:t>
             </w:r>
           </w:p>
           <w:p>
@@ -5275,29 +5275,7 @@
                 <w:sz w:val="19"/>
                 <w:szCs w:val="19"/>
               </w:rPr>
-              <w:t xml:space="preserve">Type the current password and a new one of 10 or more characters, twice → Change password.</w:t>
-            </w:r>
-          </w:p>
-          <w:p>
-            <w:pPr>
-              <w:spacing w:after="20" w:before="0" w:line="264"/>
-            </w:pPr>
-            <w:r>
-              <w:rPr>
-                <w:rFonts w:ascii="Arial" w:cs="Arial" w:eastAsia="Arial" w:hAnsi="Arial"/>
-                <w:color w:val="5B6477"/>
-                <w:sz w:val="19"/>
-                <w:szCs w:val="19"/>
-              </w:rPr>
-              <w:t xml:space="preserve">3.  </w:t>
-            </w:r>
-            <w:r>
-              <w:rPr>
-                <w:rFonts w:ascii="Arial" w:cs="Arial" w:eastAsia="Arial" w:hAnsi="Arial"/>
-                <w:sz w:val="19"/>
-                <w:szCs w:val="19"/>
-              </w:rPr>
-              <w:t xml:space="preserve">Sign out and sign in again with the new password. Then change it back to ChangeMe!2026 for the next tester.</w:t>
+              <w:t xml:space="preserve">Stock on Hand → Batches → Set flavors on stock without a flavor.</w:t>
             </w:r>
           </w:p>
           <w:p>
@@ -5321,7 +5299,7 @@
                 <w:sz w:val="19"/>
                 <w:szCs w:val="19"/>
               </w:rPr>
-              <w:t xml:space="preserve">The new password works. Nobody else can see it. HR receives a notice that you changed it (not the password).</w:t>
+              <w:t xml:space="preserve">The pull-out takes Vanilla only. Setting flavors keeps the item's total the same.</w:t>
             </w:r>
           </w:p>
         </w:tc>
@@ -5487,7 +5465,7 @@
                 <w:sz w:val="16"/>
                 <w:szCs w:val="16"/>
               </w:rPr>
-              <w:t xml:space="preserve">WIC-15</w:t>
+              <w:t xml:space="preserve">WIC-14</w:t>
             </w:r>
           </w:p>
         </w:tc>
@@ -5520,23 +5498,7 @@
                 <w:sz w:val="20"/>
                 <w:szCs w:val="20"/>
               </w:rPr>
-              <w:t xml:space="preserve">Return items to a supplier</w:t>
-            </w:r>
-          </w:p>
-          <w:p>
-            <w:pPr>
-              <w:spacing w:after="40" w:before="0" w:line="264"/>
-            </w:pPr>
-            <w:r>
-              <w:rPr>
-                <w:rFonts w:ascii="Arial" w:cs="Arial" w:eastAsia="Arial" w:hAnsi="Arial"/>
-                <w:i/>
-                <w:iCs/>
-                <w:color w:val="5B6477"/>
-                <w:sz w:val="15"/>
-                <w:szCs w:val="15"/>
-              </w:rPr>
-              <w:t xml:space="preserve">Flow F28 · Return to a supplier and its replacement</w:t>
+              <w:t xml:space="preserve">Change your own password</w:t>
             </w:r>
           </w:p>
           <w:p>
@@ -5558,7 +5520,51 @@
                 <w:sz w:val="19"/>
                 <w:szCs w:val="19"/>
               </w:rPr>
-              <w:t xml:space="preserve">Replacement Tickets → Return items to a supplier → search a product in stock → quantity, supplier, reason → Open the ticket.</w:t>
+              <w:t xml:space="preserve">Press the key icon at the top right (Change my password).</w:t>
+            </w:r>
+          </w:p>
+          <w:p>
+            <w:pPr>
+              <w:spacing w:after="20" w:before="0" w:line="264"/>
+            </w:pPr>
+            <w:r>
+              <w:rPr>
+                <w:rFonts w:ascii="Arial" w:cs="Arial" w:eastAsia="Arial" w:hAnsi="Arial"/>
+                <w:color w:val="5B6477"/>
+                <w:sz w:val="19"/>
+                <w:szCs w:val="19"/>
+              </w:rPr>
+              <w:t xml:space="preserve">2.  </w:t>
+            </w:r>
+            <w:r>
+              <w:rPr>
+                <w:rFonts w:ascii="Arial" w:cs="Arial" w:eastAsia="Arial" w:hAnsi="Arial"/>
+                <w:sz w:val="19"/>
+                <w:szCs w:val="19"/>
+              </w:rPr>
+              <w:t xml:space="preserve">Type the current password and a new one of 10 or more characters, twice → Change password.</w:t>
+            </w:r>
+          </w:p>
+          <w:p>
+            <w:pPr>
+              <w:spacing w:after="20" w:before="0" w:line="264"/>
+            </w:pPr>
+            <w:r>
+              <w:rPr>
+                <w:rFonts w:ascii="Arial" w:cs="Arial" w:eastAsia="Arial" w:hAnsi="Arial"/>
+                <w:color w:val="5B6477"/>
+                <w:sz w:val="19"/>
+                <w:szCs w:val="19"/>
+              </w:rPr>
+              <w:t xml:space="preserve">3.  </w:t>
+            </w:r>
+            <w:r>
+              <w:rPr>
+                <w:rFonts w:ascii="Arial" w:cs="Arial" w:eastAsia="Arial" w:hAnsi="Arial"/>
+                <w:sz w:val="19"/>
+                <w:szCs w:val="19"/>
+              </w:rPr>
+              <w:t xml:space="preserve">Sign out and sign in again with the new password. Then change it back to ChangeMe!2026 for the next tester.</w:t>
             </w:r>
           </w:p>
           <w:p>
@@ -5582,7 +5588,7 @@
                 <w:sz w:val="19"/>
                 <w:szCs w:val="19"/>
               </w:rPr>
-              <w:t xml:space="preserve">The ticket is tagged to the supplier and waits for the Head Auditor. The stock leaves only after approval.</w:t>
+              <w:t xml:space="preserve">The new password works. Nobody else can see it. HR receives a notice that you changed it (not the password).</w:t>
             </w:r>
           </w:p>
         </w:tc>
@@ -5748,7 +5754,7 @@
                 <w:sz w:val="16"/>
                 <w:szCs w:val="16"/>
               </w:rPr>
-              <w:t xml:space="preserve">WIC-16</w:t>
+              <w:t xml:space="preserve">WIC-15</w:t>
             </w:r>
           </w:p>
         </w:tc>
@@ -5781,7 +5787,7 @@
                 <w:sz w:val="20"/>
                 <w:szCs w:val="20"/>
               </w:rPr>
-              <w:t xml:space="preserve">Receive the supplier's replacement</w:t>
+              <w:t xml:space="preserve">Return items to a supplier</w:t>
             </w:r>
           </w:p>
           <w:p>
@@ -5819,29 +5825,7 @@
                 <w:sz w:val="19"/>
                 <w:szCs w:val="19"/>
               </w:rPr>
-              <w:t xml:space="preserve">Supplier Deliveries → choose the supplier → This delivery replaces a ticket → pick the ticket → add the items that arrived (part of the quantity first) → attach the delivery receipt → Create draft → Submit.</w:t>
-            </w:r>
-          </w:p>
-          <w:p>
-            <w:pPr>
-              <w:spacing w:after="20" w:before="0" w:line="264"/>
-            </w:pPr>
-            <w:r>
-              <w:rPr>
-                <w:rFonts w:ascii="Arial" w:cs="Arial" w:eastAsia="Arial" w:hAnsi="Arial"/>
-                <w:color w:val="5B6477"/>
-                <w:sz w:val="19"/>
-                <w:szCs w:val="19"/>
-              </w:rPr>
-              <w:t xml:space="preserve">2.  </w:t>
-            </w:r>
-            <w:r>
-              <w:rPr>
-                <w:rFonts w:ascii="Arial" w:cs="Arial" w:eastAsia="Arial" w:hAnsi="Arial"/>
-                <w:sz w:val="19"/>
-                <w:szCs w:val="19"/>
-              </w:rPr>
-              <w:t xml:space="preserve">Later receive the rest the same way.</w:t>
+              <w:t xml:space="preserve">Replacement Tickets → Return items to a supplier → search a product in stock → quantity, supplier, reason → Open the ticket.</w:t>
             </w:r>
           </w:p>
           <w:p>
@@ -5865,7 +5849,7 @@
                 <w:sz w:val="19"/>
                 <w:szCs w:val="19"/>
               </w:rPr>
-              <w:t xml:space="preserve">After the Head Auditor approves the cost, part of the arrival keeps the ticket open ("part of the replacement arrived"); enough arrival closes it. If the items differ in value, the difference is shown.</w:t>
+              <w:t xml:space="preserve">The ticket is tagged to the supplier and waits for the Head Auditor. The stock leaves only after approval.</w:t>
             </w:r>
           </w:p>
         </w:tc>
@@ -6031,7 +6015,7 @@
                 <w:sz w:val="16"/>
                 <w:szCs w:val="16"/>
               </w:rPr>
-              <w:t xml:space="preserve">WIC-17</w:t>
+              <w:t xml:space="preserve">WIC-16</w:t>
             </w:r>
           </w:p>
         </w:tc>
@@ -6064,7 +6048,7 @@
                 <w:sz w:val="20"/>
                 <w:szCs w:val="20"/>
               </w:rPr>
-              <w:t xml:space="preserve">Give warehouse stock to a marketing destination</w:t>
+              <w:t xml:space="preserve">Receive the supplier's replacement</w:t>
             </w:r>
           </w:p>
           <w:p>
@@ -6080,7 +6064,7 @@
                 <w:sz w:val="15"/>
                 <w:szCs w:val="15"/>
               </w:rPr>
-              <w:t xml:space="preserve">Flow F29 · Stock given to Prothin Marketing, GWS Marketing or BO</w:t>
+              <w:t xml:space="preserve">Flow F28 · Return to a supplier and its replacement</w:t>
             </w:r>
           </w:p>
           <w:p>
@@ -6102,7 +6086,29 @@
                 <w:sz w:val="19"/>
                 <w:szCs w:val="19"/>
               </w:rPr>
-              <w:t xml:space="preserve">Transfers &amp; Pull-outs → To → Stock given out → GWS Marketing → items → Submit.</w:t>
+              <w:t xml:space="preserve">Supplier Deliveries → choose the supplier → This delivery replaces a ticket → pick the ticket → add the items that arrived (part of the quantity first) → attach the delivery receipt → Create draft → Submit.</w:t>
+            </w:r>
+          </w:p>
+          <w:p>
+            <w:pPr>
+              <w:spacing w:after="20" w:before="0" w:line="264"/>
+            </w:pPr>
+            <w:r>
+              <w:rPr>
+                <w:rFonts w:ascii="Arial" w:cs="Arial" w:eastAsia="Arial" w:hAnsi="Arial"/>
+                <w:color w:val="5B6477"/>
+                <w:sz w:val="19"/>
+                <w:szCs w:val="19"/>
+              </w:rPr>
+              <w:t xml:space="preserve">2.  </w:t>
+            </w:r>
+            <w:r>
+              <w:rPr>
+                <w:rFonts w:ascii="Arial" w:cs="Arial" w:eastAsia="Arial" w:hAnsi="Arial"/>
+                <w:sz w:val="19"/>
+                <w:szCs w:val="19"/>
+              </w:rPr>
+              <w:t xml:space="preserve">Later receive the rest the same way.</w:t>
             </w:r>
           </w:p>
           <w:p>
@@ -6126,7 +6132,7 @@
                 <w:sz w:val="19"/>
                 <w:szCs w:val="19"/>
               </w:rPr>
-              <w:t xml:space="preserve">Waits for the Head Auditor; then the stock leaves the warehouse.</w:t>
+              <w:t xml:space="preserve">After the Head Auditor approves the cost, part of the arrival keeps the ticket open ("part of the replacement arrived"); enough arrival closes it. If the items differ in value, the difference is shown.</w:t>
             </w:r>
           </w:p>
         </w:tc>
@@ -6292,7 +6298,7 @@
                 <w:sz w:val="16"/>
                 <w:szCs w:val="16"/>
               </w:rPr>
-              <w:t xml:space="preserve">WIC-18</w:t>
+              <w:t xml:space="preserve">WIC-17</w:t>
             </w:r>
           </w:p>
         </w:tc>
@@ -6325,7 +6331,7 @@
                 <w:sz w:val="20"/>
                 <w:szCs w:val="20"/>
               </w:rPr>
-              <w:t xml:space="preserve">Delete a draft (yours or the associate's)</w:t>
+              <w:t xml:space="preserve">Give warehouse stock to a marketing destination</w:t>
             </w:r>
           </w:p>
           <w:p>
@@ -6341,7 +6347,7 @@
                 <w:sz w:val="15"/>
                 <w:szCs w:val="15"/>
               </w:rPr>
-              <w:t xml:space="preserve">Flow F30 · Deleting an unfinished draft</w:t>
+              <w:t xml:space="preserve">Flow F29 · Stock given to Prothin Marketing, GWS Marketing or BO</w:t>
             </w:r>
           </w:p>
           <w:p>
@@ -6363,7 +6369,7 @@
                 <w:sz w:val="19"/>
                 <w:szCs w:val="19"/>
               </w:rPr>
-              <w:t xml:space="preserve">Open an unsent pull-out or an unsubmitted delivery → Delete draft.</w:t>
+              <w:t xml:space="preserve">Transfers &amp; Pull-outs → To → Stock given out → GWS Marketing → items → Submit.</w:t>
             </w:r>
           </w:p>
           <w:p>
@@ -6387,7 +6393,7 @@
                 <w:sz w:val="19"/>
                 <w:szCs w:val="19"/>
               </w:rPr>
-              <w:t xml:space="preserve">It is removed; the later drafts move down one number and their owners are told.</w:t>
+              <w:t xml:space="preserve">Waits for the Head Auditor; then the stock leaves the warehouse.</w:t>
             </w:r>
           </w:p>
         </w:tc>
@@ -6553,7 +6559,7 @@
                 <w:sz w:val="16"/>
                 <w:szCs w:val="16"/>
               </w:rPr>
-              <w:t xml:space="preserve">WIC-19</w:t>
+              <w:t xml:space="preserve">WIC-18</w:t>
             </w:r>
           </w:p>
         </w:tc>
@@ -6586,7 +6592,23 @@
                 <w:sz w:val="20"/>
                 <w:szCs w:val="20"/>
               </w:rPr>
-              <w:t xml:space="preserve">The forms behind a movement</w:t>
+              <w:t xml:space="preserve">Delete a draft (yours or the associate's)</w:t>
+            </w:r>
+          </w:p>
+          <w:p>
+            <w:pPr>
+              <w:spacing w:after="40" w:before="0" w:line="264"/>
+            </w:pPr>
+            <w:r>
+              <w:rPr>
+                <w:rFonts w:ascii="Arial" w:cs="Arial" w:eastAsia="Arial" w:hAnsi="Arial"/>
+                <w:i/>
+                <w:iCs/>
+                <w:color w:val="5B6477"/>
+                <w:sz w:val="15"/>
+                <w:szCs w:val="15"/>
+              </w:rPr>
+              <w:t xml:space="preserve">Flow F30 · Deleting an unfinished draft</w:t>
             </w:r>
           </w:p>
           <w:p>
@@ -6608,7 +6630,7 @@
                 <w:sz w:val="19"/>
                 <w:szCs w:val="19"/>
               </w:rPr>
-              <w:t xml:space="preserve">Inventory Reports → Daily Inventory Report → press a Transfer In or Pull Out figure.</w:t>
+              <w:t xml:space="preserve">Open an unsent pull-out or an unsubmitted delivery → Delete draft.</w:t>
             </w:r>
           </w:p>
           <w:p>
@@ -6632,7 +6654,7 @@
                 <w:sz w:val="19"/>
                 <w:szCs w:val="19"/>
               </w:rPr>
-              <w:t xml:space="preserve">The forms behind it appear (Pull-Out / Transfer-In, supplier form with its receipt) with their attachments. The Sales column is not a link.</w:t>
+              <w:t xml:space="preserve">It is removed; the later drafts move down one number and their owners are told.</w:t>
             </w:r>
           </w:p>
         </w:tc>
@@ -6798,7 +6820,7 @@
                 <w:sz w:val="16"/>
                 <w:szCs w:val="16"/>
               </w:rPr>
-              <w:t xml:space="preserve">WIC-20</w:t>
+              <w:t xml:space="preserve">WIC-19</w:t>
             </w:r>
           </w:p>
         </w:tc>
@@ -6831,23 +6853,7 @@
                 <w:sz w:val="20"/>
                 <w:szCs w:val="20"/>
               </w:rPr>
-              <w:t xml:space="preserve">Record a warehouse expense</w:t>
-            </w:r>
-          </w:p>
-          <w:p>
-            <w:pPr>
-              <w:spacing w:after="40" w:before="0" w:line="264"/>
-            </w:pPr>
-            <w:r>
-              <w:rPr>
-                <w:rFonts w:ascii="Arial" w:cs="Arial" w:eastAsia="Arial" w:hAnsi="Arial"/>
-                <w:i/>
-                <w:iCs/>
-                <w:color w:val="5B6477"/>
-                <w:sz w:val="15"/>
-                <w:szCs w:val="15"/>
-              </w:rPr>
-              <w:t xml:space="preserve">Flow F31 · Agent field work: outlets, itineraries and consignment maximums</w:t>
+              <w:t xml:space="preserve">The forms behind a movement</w:t>
             </w:r>
           </w:p>
           <w:p>
@@ -6869,7 +6875,7 @@
                 <w:sz w:val="19"/>
                 <w:szCs w:val="19"/>
               </w:rPr>
-              <w:t xml:space="preserve">Expenses → choose a warehouse account, amount and payee, cash on hand / bank / owner advance → Save.</w:t>
+              <w:t xml:space="preserve">Inventory Reports → Daily Inventory Report → press a Transfer In or Pull Out figure.</w:t>
             </w:r>
           </w:p>
           <w:p>
@@ -6893,7 +6899,7 @@
                 <w:sz w:val="19"/>
                 <w:szCs w:val="19"/>
               </w:rPr>
-              <w:t xml:space="preserve">Saved with a number; the warehouse cash fund can be chosen.</w:t>
+              <w:t xml:space="preserve">The forms behind it appear (Pull-Out / Transfer-In, supplier form with its receipt) with their attachments. The Sales column is not a link.</w:t>
             </w:r>
           </w:p>
         </w:tc>
@@ -7059,7 +7065,7 @@
                 <w:sz w:val="16"/>
                 <w:szCs w:val="16"/>
               </w:rPr>
-              <w:t xml:space="preserve">WIC-21</w:t>
+              <w:t xml:space="preserve">WIC-20</w:t>
             </w:r>
           </w:p>
         </w:tc>
@@ -7092,7 +7098,23 @@
                 <w:sz w:val="20"/>
                 <w:szCs w:val="20"/>
               </w:rPr>
-              <w:t xml:space="preserve">Days of stock left</w:t>
+              <w:t xml:space="preserve">Record a warehouse expense</w:t>
+            </w:r>
+          </w:p>
+          <w:p>
+            <w:pPr>
+              <w:spacing w:after="40" w:before="0" w:line="264"/>
+            </w:pPr>
+            <w:r>
+              <w:rPr>
+                <w:rFonts w:ascii="Arial" w:cs="Arial" w:eastAsia="Arial" w:hAnsi="Arial"/>
+                <w:i/>
+                <w:iCs/>
+                <w:color w:val="5B6477"/>
+                <w:sz w:val="15"/>
+                <w:szCs w:val="15"/>
+              </w:rPr>
+              <w:t xml:space="preserve">Flow F31 · Agent field work: outlets, itineraries and consignment maximums</w:t>
             </w:r>
           </w:p>
           <w:p>
@@ -7114,29 +7136,7 @@
                 <w:sz w:val="19"/>
                 <w:szCs w:val="19"/>
               </w:rPr>
-              <w:t xml:space="preserve">Expiry &amp; Low Stock → the card Days of stock left.</w:t>
-            </w:r>
-          </w:p>
-          <w:p>
-            <w:pPr>
-              <w:spacing w:after="20" w:before="0" w:line="264"/>
-            </w:pPr>
-            <w:r>
-              <w:rPr>
-                <w:rFonts w:ascii="Arial" w:cs="Arial" w:eastAsia="Arial" w:hAnsi="Arial"/>
-                <w:color w:val="5B6477"/>
-                <w:sz w:val="19"/>
-                <w:szCs w:val="19"/>
-              </w:rPr>
-              <w:t xml:space="preserve">2.  </w:t>
-            </w:r>
-            <w:r>
-              <w:rPr>
-                <w:rFonts w:ascii="Arial" w:cs="Arial" w:eastAsia="Arial" w:hAnsi="Arial"/>
-                <w:sz w:val="19"/>
-                <w:szCs w:val="19"/>
-              </w:rPr>
-              <w:t xml:space="preserve">Change the average to 60 days; tick All locations together; type in a column filter (for example Level).</w:t>
+              <w:t xml:space="preserve">Expenses → choose a warehouse account, amount and payee, cash on hand / bank / owner advance → Save.</w:t>
             </w:r>
           </w:p>
           <w:p>
@@ -7160,7 +7160,7 @@
                 <w:sz w:val="19"/>
                 <w:szCs w:val="19"/>
               </w:rPr>
-              <w:t xml:space="preserve">Items are listed with the most critical first (Out, then fewest days left, no-sales last), with the average per day, the date it runs out and the suggested restock. The filters narrow the rows.</w:t>
+              <w:t xml:space="preserve">Saved with a number; the warehouse cash fund can be chosen.</w:t>
             </w:r>
           </w:p>
         </w:tc>
@@ -7326,7 +7326,7 @@
                 <w:sz w:val="16"/>
                 <w:szCs w:val="16"/>
               </w:rPr>
-              <w:t xml:space="preserve">WIC-PO</w:t>
+              <w:t xml:space="preserve">WIC-21</w:t>
             </w:r>
           </w:p>
         </w:tc>
@@ -7359,23 +7359,7 @@
                 <w:sz w:val="20"/>
                 <w:szCs w:val="20"/>
               </w:rPr>
-              <w:t xml:space="preserve">Warehouse copy and delivery for a purchase order</w:t>
-            </w:r>
-          </w:p>
-          <w:p>
-            <w:pPr>
-              <w:spacing w:after="40" w:before="0" w:line="264"/>
-            </w:pPr>
-            <w:r>
-              <w:rPr>
-                <w:rFonts w:ascii="Arial" w:cs="Arial" w:eastAsia="Arial" w:hAnsi="Arial"/>
-                <w:i/>
-                <w:iCs/>
-                <w:color w:val="5B6477"/>
-                <w:sz w:val="15"/>
-                <w:szCs w:val="15"/>
-              </w:rPr>
-              <w:t xml:space="preserve">Flow F36 · Restock request and purchase orders</w:t>
+              <w:t xml:space="preserve">Days of stock left</w:t>
             </w:r>
           </w:p>
           <w:p>
@@ -7397,7 +7381,7 @@
                 <w:sz w:val="19"/>
                 <w:szCs w:val="19"/>
               </w:rPr>
-              <w:t xml:space="preserve">Restock &amp; Purchase Orders → open an approved order → Print: warehouse copy.</w:t>
+              <w:t xml:space="preserve">Expiry &amp; Low Stock → the card Days of stock left.</w:t>
             </w:r>
           </w:p>
           <w:p>
@@ -7419,7 +7403,7 @@
                 <w:sz w:val="19"/>
                 <w:szCs w:val="19"/>
               </w:rPr>
-              <w:t xml:space="preserve">Receive a supplier delivery and choose the order under This delivery is for a purchase order.</w:t>
+              <w:t xml:space="preserve">Change the average to 60 days; tick All locations together; type in a column filter (for example Level).</w:t>
             </w:r>
           </w:p>
           <w:p>
@@ -7443,7 +7427,7 @@
                 <w:sz w:val="19"/>
                 <w:szCs w:val="19"/>
               </w:rPr>
-              <w:t xml:space="preserve">The warehouse copy lists, per branch, what to pull out now and its share on arrival. The order shows received against ordered.</w:t>
+              <w:t xml:space="preserve">Items are listed with the most critical first (Out, then fewest days left, no-sales last), with the average per day, the date it runs out and the suggested restock. The filters narrow the rows.</w:t>
             </w:r>
           </w:p>
         </w:tc>
@@ -7609,7 +7593,7 @@
                 <w:sz w:val="16"/>
                 <w:szCs w:val="16"/>
               </w:rPr>
-              <w:t xml:space="preserve">WI-FO</w:t>
+              <w:t xml:space="preserve">WIC-PO</w:t>
             </w:r>
           </w:p>
         </w:tc>
@@ -7642,7 +7626,7 @@
                 <w:sz w:val="20"/>
                 <w:szCs w:val="20"/>
               </w:rPr>
-              <w:t xml:space="preserve">Check the availability and the final check</w:t>
+              <w:t xml:space="preserve">Warehouse copy and delivery for a purchase order</w:t>
             </w:r>
           </w:p>
           <w:p>
@@ -7658,7 +7642,7 @@
                 <w:sz w:val="15"/>
                 <w:szCs w:val="15"/>
               </w:rPr>
-              <w:t xml:space="preserve">Flow F39 · Franchise availability, order, picklist and DR</w:t>
+              <w:t xml:space="preserve">Flow F36 · Restock request and purchase orders</w:t>
             </w:r>
           </w:p>
           <w:p>
@@ -7680,7 +7664,7 @@
                 <w:sz w:val="19"/>
                 <w:szCs w:val="19"/>
               </w:rPr>
-              <w:t xml:space="preserve">Franchise Orders → open the availability.</w:t>
+              <w:t xml:space="preserve">Restock &amp; Purchase Orders → open an approved order → Print: warehouse copy.</w:t>
             </w:r>
           </w:p>
           <w:p>
@@ -7702,29 +7686,7 @@
                 <w:sz w:val="19"/>
                 <w:szCs w:val="19"/>
               </w:rPr>
-              <w:t xml:space="preserve">Type the Offer quantity and flavors, remove one item → Send to the Franchise Coordinator.</w:t>
-            </w:r>
-          </w:p>
-          <w:p>
-            <w:pPr>
-              <w:spacing w:after="20" w:before="0" w:line="264"/>
-            </w:pPr>
-            <w:r>
-              <w:rPr>
-                <w:rFonts w:ascii="Arial" w:cs="Arial" w:eastAsia="Arial" w:hAnsi="Arial"/>
-                <w:color w:val="5B6477"/>
-                <w:sz w:val="19"/>
-                <w:szCs w:val="19"/>
-              </w:rPr>
-              <w:t xml:space="preserve">3.  </w:t>
-            </w:r>
-            <w:r>
-              <w:rPr>
-                <w:rFonts w:ascii="Arial" w:cs="Arial" w:eastAsia="Arial" w:hAnsi="Arial"/>
-                <w:sz w:val="19"/>
-                <w:szCs w:val="19"/>
-              </w:rPr>
-              <w:t xml:space="preserve">Later, open the franchise order sent for the final check → Approve.</w:t>
+              <w:t xml:space="preserve">Receive a supplier delivery and choose the order under This delivery is for a purchase order.</w:t>
             </w:r>
           </w:p>
           <w:p>
@@ -7748,7 +7710,7 @@
                 <w:sz w:val="19"/>
                 <w:szCs w:val="19"/>
               </w:rPr>
-              <w:t xml:space="preserve">You cannot offer more than the stock. After your approval the coordinator can make the DR.</w:t>
+              <w:t xml:space="preserve">The warehouse copy lists, per branch, what to pull out now and its share on arrival. The order shows received against ordered.</w:t>
             </w:r>
           </w:p>
         </w:tc>
@@ -7914,7 +7876,7 @@
                 <w:sz w:val="16"/>
                 <w:szCs w:val="16"/>
               </w:rPr>
-              <w:t xml:space="preserve">WI-BR</w:t>
+              <w:t xml:space="preserve">WI-FO</w:t>
             </w:r>
           </w:p>
         </w:tc>
@@ -7947,7 +7909,7 @@
                 <w:sz w:val="20"/>
                 <w:szCs w:val="20"/>
               </w:rPr>
-              <w:t xml:space="preserve">Requests from the branches</w:t>
+              <w:t xml:space="preserve">Check the availability and the final check</w:t>
             </w:r>
           </w:p>
           <w:p>
@@ -7963,6 +7925,311 @@
                 <w:sz w:val="15"/>
                 <w:szCs w:val="15"/>
               </w:rPr>
+              <w:t xml:space="preserve">Flow F39 · Franchise availability, order, picklist and DR</w:t>
+            </w:r>
+          </w:p>
+          <w:p>
+            <w:pPr>
+              <w:spacing w:after="20" w:before="0" w:line="264"/>
+            </w:pPr>
+            <w:r>
+              <w:rPr>
+                <w:rFonts w:ascii="Arial" w:cs="Arial" w:eastAsia="Arial" w:hAnsi="Arial"/>
+                <w:color w:val="5B6477"/>
+                <w:sz w:val="19"/>
+                <w:szCs w:val="19"/>
+              </w:rPr>
+              <w:t xml:space="preserve">1.  </w:t>
+            </w:r>
+            <w:r>
+              <w:rPr>
+                <w:rFonts w:ascii="Arial" w:cs="Arial" w:eastAsia="Arial" w:hAnsi="Arial"/>
+                <w:sz w:val="19"/>
+                <w:szCs w:val="19"/>
+              </w:rPr>
+              <w:t xml:space="preserve">Franchise Orders → open the availability.</w:t>
+            </w:r>
+          </w:p>
+          <w:p>
+            <w:pPr>
+              <w:spacing w:after="20" w:before="0" w:line="264"/>
+            </w:pPr>
+            <w:r>
+              <w:rPr>
+                <w:rFonts w:ascii="Arial" w:cs="Arial" w:eastAsia="Arial" w:hAnsi="Arial"/>
+                <w:color w:val="5B6477"/>
+                <w:sz w:val="19"/>
+                <w:szCs w:val="19"/>
+              </w:rPr>
+              <w:t xml:space="preserve">2.  </w:t>
+            </w:r>
+            <w:r>
+              <w:rPr>
+                <w:rFonts w:ascii="Arial" w:cs="Arial" w:eastAsia="Arial" w:hAnsi="Arial"/>
+                <w:sz w:val="19"/>
+                <w:szCs w:val="19"/>
+              </w:rPr>
+              <w:t xml:space="preserve">Type the Offer quantity and flavors, remove one item → Send to the Franchise Coordinator.</w:t>
+            </w:r>
+          </w:p>
+          <w:p>
+            <w:pPr>
+              <w:spacing w:after="20" w:before="0" w:line="264"/>
+            </w:pPr>
+            <w:r>
+              <w:rPr>
+                <w:rFonts w:ascii="Arial" w:cs="Arial" w:eastAsia="Arial" w:hAnsi="Arial"/>
+                <w:color w:val="5B6477"/>
+                <w:sz w:val="19"/>
+                <w:szCs w:val="19"/>
+              </w:rPr>
+              <w:t xml:space="preserve">3.  </w:t>
+            </w:r>
+            <w:r>
+              <w:rPr>
+                <w:rFonts w:ascii="Arial" w:cs="Arial" w:eastAsia="Arial" w:hAnsi="Arial"/>
+                <w:sz w:val="19"/>
+                <w:szCs w:val="19"/>
+              </w:rPr>
+              <w:t xml:space="preserve">Later, open the franchise order sent for the final check → Approve.</w:t>
+            </w:r>
+          </w:p>
+          <w:p>
+            <w:pPr>
+              <w:spacing w:after="0" w:before="60" w:line="264"/>
+            </w:pPr>
+            <w:r>
+              <w:rPr>
+                <w:rFonts w:ascii="Arial" w:cs="Arial" w:eastAsia="Arial" w:hAnsi="Arial"/>
+                <w:b/>
+                <w:bCs/>
+                <w:color w:val="0B1F3A"/>
+                <w:sz w:val="19"/>
+                <w:szCs w:val="19"/>
+              </w:rPr>
+              <w:t xml:space="preserve">You should see: </w:t>
+            </w:r>
+            <w:r>
+              <w:rPr>
+                <w:rFonts w:ascii="Arial" w:cs="Arial" w:eastAsia="Arial" w:hAnsi="Arial"/>
+                <w:sz w:val="19"/>
+                <w:szCs w:val="19"/>
+              </w:rPr>
+              <w:t xml:space="preserve">You cannot offer more than the stock. After your approval the coordinator can make the DR.</w:t>
+            </w:r>
+          </w:p>
+        </w:tc>
+        <w:tc>
+          <w:tcPr>
+            <w:tcW w:type="dxa" w:w="620"/>
+            <w:tcBorders>
+              <w:top w:val="single" w:color="C9D0DC" w:sz="4"/>
+              <w:left w:val="single" w:color="C9D0DC" w:sz="4"/>
+              <w:bottom w:val="single" w:color="C9D0DC" w:sz="4"/>
+              <w:right w:val="single" w:color="C9D0DC" w:sz="4"/>
+            </w:tcBorders>
+            <w:tcMar>
+              <w:top w:type="dxa" w:w="70"/>
+              <w:left w:type="dxa" w:w="100"/>
+              <w:bottom w:type="dxa" w:w="70"/>
+              <w:right w:type="dxa" w:w="100"/>
+            </w:tcMar>
+            <w:vAlign w:val="center"/>
+          </w:tcPr>
+          <w:p>
+            <w:pPr>
+              <w:spacing w:after="0" w:before="0" w:line="264"/>
+              <w:jc w:val="center"/>
+            </w:pPr>
+            <w:r>
+              <w:rPr>
+                <w:rFonts w:ascii="Arial" w:cs="Arial" w:eastAsia="Arial" w:hAnsi="Arial"/>
+                <w:sz w:val="30"/>
+                <w:szCs w:val="30"/>
+              </w:rPr>
+              <w:t xml:space="preserve">☐</w:t>
+            </w:r>
+          </w:p>
+        </w:tc>
+        <w:tc>
+          <w:tcPr>
+            <w:tcW w:type="dxa" w:w="620"/>
+            <w:tcBorders>
+              <w:top w:val="single" w:color="C9D0DC" w:sz="4"/>
+              <w:left w:val="single" w:color="C9D0DC" w:sz="4"/>
+              <w:bottom w:val="single" w:color="C9D0DC" w:sz="4"/>
+              <w:right w:val="single" w:color="C9D0DC" w:sz="4"/>
+            </w:tcBorders>
+            <w:tcMar>
+              <w:top w:type="dxa" w:w="70"/>
+              <w:left w:type="dxa" w:w="100"/>
+              <w:bottom w:type="dxa" w:w="70"/>
+              <w:right w:type="dxa" w:w="100"/>
+            </w:tcMar>
+            <w:vAlign w:val="center"/>
+          </w:tcPr>
+          <w:p>
+            <w:pPr>
+              <w:spacing w:after="0" w:before="0" w:line="264"/>
+              <w:jc w:val="center"/>
+            </w:pPr>
+            <w:r>
+              <w:rPr>
+                <w:rFonts w:ascii="Arial" w:cs="Arial" w:eastAsia="Arial" w:hAnsi="Arial"/>
+                <w:sz w:val="30"/>
+                <w:szCs w:val="30"/>
+              </w:rPr>
+              <w:t xml:space="preserve">☐</w:t>
+            </w:r>
+          </w:p>
+        </w:tc>
+        <w:tc>
+          <w:tcPr>
+            <w:tcW w:type="dxa" w:w="620"/>
+            <w:tcBorders>
+              <w:top w:val="single" w:color="C9D0DC" w:sz="4"/>
+              <w:left w:val="single" w:color="C9D0DC" w:sz="4"/>
+              <w:bottom w:val="single" w:color="C9D0DC" w:sz="4"/>
+              <w:right w:val="single" w:color="C9D0DC" w:sz="4"/>
+            </w:tcBorders>
+            <w:tcMar>
+              <w:top w:type="dxa" w:w="70"/>
+              <w:left w:type="dxa" w:w="100"/>
+              <w:bottom w:type="dxa" w:w="70"/>
+              <w:right w:type="dxa" w:w="100"/>
+            </w:tcMar>
+            <w:vAlign w:val="center"/>
+          </w:tcPr>
+          <w:p>
+            <w:pPr>
+              <w:spacing w:after="0" w:before="0" w:line="264"/>
+              <w:jc w:val="center"/>
+            </w:pPr>
+            <w:r>
+              <w:rPr>
+                <w:rFonts w:ascii="Arial" w:cs="Arial" w:eastAsia="Arial" w:hAnsi="Arial"/>
+                <w:sz w:val="30"/>
+                <w:szCs w:val="30"/>
+              </w:rPr>
+              <w:t xml:space="preserve">☐</w:t>
+            </w:r>
+          </w:p>
+        </w:tc>
+        <w:tc>
+          <w:tcPr>
+            <w:tcW w:type="dxa" w:w="2040"/>
+            <w:tcBorders>
+              <w:top w:val="single" w:color="C9D0DC" w:sz="4"/>
+              <w:left w:val="single" w:color="C9D0DC" w:sz="4"/>
+              <w:bottom w:val="single" w:color="C9D0DC" w:sz="4"/>
+              <w:right w:val="single" w:color="C9D0DC" w:sz="4"/>
+            </w:tcBorders>
+            <w:tcMar>
+              <w:top w:type="dxa" w:w="70"/>
+              <w:left w:type="dxa" w:w="100"/>
+              <w:bottom w:type="dxa" w:w="70"/>
+              <w:right w:type="dxa" w:w="100"/>
+            </w:tcMar>
+            <w:vAlign w:val="top"/>
+          </w:tcPr>
+          <w:p>
+            <w:pPr>
+              <w:spacing w:after="0" w:before="0" w:line="264"/>
+            </w:pPr>
+            <w:r>
+              <w:rPr>
+                <w:rFonts w:ascii="Arial" w:cs="Arial" w:eastAsia="Arial" w:hAnsi="Arial"/>
+                <w:sz w:val="19"/>
+                <w:szCs w:val="19"/>
+              </w:rPr>
+              <w:t xml:space="preserve"> </w:t>
+            </w:r>
+          </w:p>
+        </w:tc>
+      </w:tr>
+      <w:tr>
+        <w:trPr>
+          <w:cantSplit/>
+        </w:trPr>
+        <w:tc>
+          <w:tcPr>
+            <w:tcW w:type="dxa" w:w="860"/>
+            <w:tcBorders>
+              <w:top w:val="single" w:color="C9D0DC" w:sz="4"/>
+              <w:left w:val="single" w:color="C9D0DC" w:sz="4"/>
+              <w:bottom w:val="single" w:color="C9D0DC" w:sz="4"/>
+              <w:right w:val="single" w:color="C9D0DC" w:sz="4"/>
+            </w:tcBorders>
+            <w:tcMar>
+              <w:top w:type="dxa" w:w="70"/>
+              <w:left w:type="dxa" w:w="100"/>
+              <w:bottom w:type="dxa" w:w="70"/>
+              <w:right w:type="dxa" w:w="100"/>
+            </w:tcMar>
+            <w:vAlign w:val="top"/>
+          </w:tcPr>
+          <w:p>
+            <w:pPr>
+              <w:spacing w:after="0" w:before="0" w:line="264"/>
+            </w:pPr>
+            <w:r>
+              <w:rPr>
+                <w:rFonts w:ascii="Arial" w:cs="Arial" w:eastAsia="Arial" w:hAnsi="Arial"/>
+                <w:b/>
+                <w:bCs/>
+                <w:color w:val="5B6477"/>
+                <w:sz w:val="16"/>
+                <w:szCs w:val="16"/>
+              </w:rPr>
+              <w:t xml:space="preserve">WI-BR</w:t>
+            </w:r>
+          </w:p>
+        </w:tc>
+        <w:tc>
+          <w:tcPr>
+            <w:tcW w:type="dxa" w:w="5480"/>
+            <w:tcBorders>
+              <w:top w:val="single" w:color="C9D0DC" w:sz="4"/>
+              <w:left w:val="single" w:color="C9D0DC" w:sz="4"/>
+              <w:bottom w:val="single" w:color="C9D0DC" w:sz="4"/>
+              <w:right w:val="single" w:color="C9D0DC" w:sz="4"/>
+            </w:tcBorders>
+            <w:tcMar>
+              <w:top w:type="dxa" w:w="70"/>
+              <w:left w:type="dxa" w:w="100"/>
+              <w:bottom w:type="dxa" w:w="70"/>
+              <w:right w:type="dxa" w:w="100"/>
+            </w:tcMar>
+            <w:vAlign w:val="top"/>
+          </w:tcPr>
+          <w:p>
+            <w:pPr>
+              <w:spacing w:after="40" w:before="0" w:line="264"/>
+            </w:pPr>
+            <w:r>
+              <w:rPr>
+                <w:rFonts w:ascii="Arial" w:cs="Arial" w:eastAsia="Arial" w:hAnsi="Arial"/>
+                <w:b/>
+                <w:bCs/>
+                <w:sz w:val="20"/>
+                <w:szCs w:val="20"/>
+              </w:rPr>
+              <w:t xml:space="preserve">Requests from the branches</w:t>
+            </w:r>
+          </w:p>
+          <w:p>
+            <w:pPr>
+              <w:spacing w:after="40" w:before="0" w:line="264"/>
+            </w:pPr>
+            <w:r>
+              <w:rPr>
+                <w:rFonts w:ascii="Arial" w:cs="Arial" w:eastAsia="Arial" w:hAnsi="Arial"/>
+                <w:i/>
+                <w:iCs/>
+                <w:color w:val="5B6477"/>
+                <w:sz w:val="15"/>
+                <w:szCs w:val="15"/>
+              </w:rPr>
               <w:t xml:space="preserve">Flow F41 · Branch request to the warehouse</w:t>
             </w:r>
           </w:p>
@@ -8032,6 +8299,289 @@
                 <w:szCs w:val="19"/>
               </w:rPr>
               <w:t xml:space="preserve">The branch products are already filled in; a draft pull-out is made and the branch is told.</w:t>
+            </w:r>
+          </w:p>
+        </w:tc>
+        <w:tc>
+          <w:tcPr>
+            <w:tcW w:type="dxa" w:w="620"/>
+            <w:tcBorders>
+              <w:top w:val="single" w:color="C9D0DC" w:sz="4"/>
+              <w:left w:val="single" w:color="C9D0DC" w:sz="4"/>
+              <w:bottom w:val="single" w:color="C9D0DC" w:sz="4"/>
+              <w:right w:val="single" w:color="C9D0DC" w:sz="4"/>
+            </w:tcBorders>
+            <w:tcMar>
+              <w:top w:type="dxa" w:w="70"/>
+              <w:left w:type="dxa" w:w="100"/>
+              <w:bottom w:type="dxa" w:w="70"/>
+              <w:right w:type="dxa" w:w="100"/>
+            </w:tcMar>
+            <w:vAlign w:val="center"/>
+          </w:tcPr>
+          <w:p>
+            <w:pPr>
+              <w:spacing w:after="0" w:before="0" w:line="264"/>
+              <w:jc w:val="center"/>
+            </w:pPr>
+            <w:r>
+              <w:rPr>
+                <w:rFonts w:ascii="Arial" w:cs="Arial" w:eastAsia="Arial" w:hAnsi="Arial"/>
+                <w:sz w:val="30"/>
+                <w:szCs w:val="30"/>
+              </w:rPr>
+              <w:t xml:space="preserve">☐</w:t>
+            </w:r>
+          </w:p>
+        </w:tc>
+        <w:tc>
+          <w:tcPr>
+            <w:tcW w:type="dxa" w:w="620"/>
+            <w:tcBorders>
+              <w:top w:val="single" w:color="C9D0DC" w:sz="4"/>
+              <w:left w:val="single" w:color="C9D0DC" w:sz="4"/>
+              <w:bottom w:val="single" w:color="C9D0DC" w:sz="4"/>
+              <w:right w:val="single" w:color="C9D0DC" w:sz="4"/>
+            </w:tcBorders>
+            <w:tcMar>
+              <w:top w:type="dxa" w:w="70"/>
+              <w:left w:type="dxa" w:w="100"/>
+              <w:bottom w:type="dxa" w:w="70"/>
+              <w:right w:type="dxa" w:w="100"/>
+            </w:tcMar>
+            <w:vAlign w:val="center"/>
+          </w:tcPr>
+          <w:p>
+            <w:pPr>
+              <w:spacing w:after="0" w:before="0" w:line="264"/>
+              <w:jc w:val="center"/>
+            </w:pPr>
+            <w:r>
+              <w:rPr>
+                <w:rFonts w:ascii="Arial" w:cs="Arial" w:eastAsia="Arial" w:hAnsi="Arial"/>
+                <w:sz w:val="30"/>
+                <w:szCs w:val="30"/>
+              </w:rPr>
+              <w:t xml:space="preserve">☐</w:t>
+            </w:r>
+          </w:p>
+        </w:tc>
+        <w:tc>
+          <w:tcPr>
+            <w:tcW w:type="dxa" w:w="620"/>
+            <w:tcBorders>
+              <w:top w:val="single" w:color="C9D0DC" w:sz="4"/>
+              <w:left w:val="single" w:color="C9D0DC" w:sz="4"/>
+              <w:bottom w:val="single" w:color="C9D0DC" w:sz="4"/>
+              <w:right w:val="single" w:color="C9D0DC" w:sz="4"/>
+            </w:tcBorders>
+            <w:tcMar>
+              <w:top w:type="dxa" w:w="70"/>
+              <w:left w:type="dxa" w:w="100"/>
+              <w:bottom w:type="dxa" w:w="70"/>
+              <w:right w:type="dxa" w:w="100"/>
+            </w:tcMar>
+            <w:vAlign w:val="center"/>
+          </w:tcPr>
+          <w:p>
+            <w:pPr>
+              <w:spacing w:after="0" w:before="0" w:line="264"/>
+              <w:jc w:val="center"/>
+            </w:pPr>
+            <w:r>
+              <w:rPr>
+                <w:rFonts w:ascii="Arial" w:cs="Arial" w:eastAsia="Arial" w:hAnsi="Arial"/>
+                <w:sz w:val="30"/>
+                <w:szCs w:val="30"/>
+              </w:rPr>
+              <w:t xml:space="preserve">☐</w:t>
+            </w:r>
+          </w:p>
+        </w:tc>
+        <w:tc>
+          <w:tcPr>
+            <w:tcW w:type="dxa" w:w="2040"/>
+            <w:tcBorders>
+              <w:top w:val="single" w:color="C9D0DC" w:sz="4"/>
+              <w:left w:val="single" w:color="C9D0DC" w:sz="4"/>
+              <w:bottom w:val="single" w:color="C9D0DC" w:sz="4"/>
+              <w:right w:val="single" w:color="C9D0DC" w:sz="4"/>
+            </w:tcBorders>
+            <w:tcMar>
+              <w:top w:type="dxa" w:w="70"/>
+              <w:left w:type="dxa" w:w="100"/>
+              <w:bottom w:type="dxa" w:w="70"/>
+              <w:right w:type="dxa" w:w="100"/>
+            </w:tcMar>
+            <w:vAlign w:val="top"/>
+          </w:tcPr>
+          <w:p>
+            <w:pPr>
+              <w:spacing w:after="0" w:before="0" w:line="264"/>
+            </w:pPr>
+            <w:r>
+              <w:rPr>
+                <w:rFonts w:ascii="Arial" w:cs="Arial" w:eastAsia="Arial" w:hAnsi="Arial"/>
+                <w:sz w:val="19"/>
+                <w:szCs w:val="19"/>
+              </w:rPr>
+              <w:t xml:space="preserve"> </w:t>
+            </w:r>
+          </w:p>
+        </w:tc>
+      </w:tr>
+      <w:tr>
+        <w:trPr>
+          <w:cantSplit/>
+        </w:trPr>
+        <w:tc>
+          <w:tcPr>
+            <w:tcW w:type="dxa" w:w="860"/>
+            <w:tcBorders>
+              <w:top w:val="single" w:color="C9D0DC" w:sz="4"/>
+              <w:left w:val="single" w:color="C9D0DC" w:sz="4"/>
+              <w:bottom w:val="single" w:color="C9D0DC" w:sz="4"/>
+              <w:right w:val="single" w:color="C9D0DC" w:sz="4"/>
+            </w:tcBorders>
+            <w:tcMar>
+              <w:top w:type="dxa" w:w="70"/>
+              <w:left w:type="dxa" w:w="100"/>
+              <w:bottom w:type="dxa" w:w="70"/>
+              <w:right w:type="dxa" w:w="100"/>
+            </w:tcMar>
+            <w:vAlign w:val="top"/>
+          </w:tcPr>
+          <w:p>
+            <w:pPr>
+              <w:spacing w:after="0" w:before="0" w:line="264"/>
+            </w:pPr>
+            <w:r>
+              <w:rPr>
+                <w:rFonts w:ascii="Arial" w:cs="Arial" w:eastAsia="Arial" w:hAnsi="Arial"/>
+                <w:b/>
+                <w:bCs/>
+                <w:color w:val="5B6477"/>
+                <w:sz w:val="16"/>
+                <w:szCs w:val="16"/>
+              </w:rPr>
+              <w:t xml:space="preserve">WI-FND</w:t>
+            </w:r>
+          </w:p>
+        </w:tc>
+        <w:tc>
+          <w:tcPr>
+            <w:tcW w:type="dxa" w:w="5480"/>
+            <w:tcBorders>
+              <w:top w:val="single" w:color="C9D0DC" w:sz="4"/>
+              <w:left w:val="single" w:color="C9D0DC" w:sz="4"/>
+              <w:bottom w:val="single" w:color="C9D0DC" w:sz="4"/>
+              <w:right w:val="single" w:color="C9D0DC" w:sz="4"/>
+            </w:tcBorders>
+            <w:tcMar>
+              <w:top w:type="dxa" w:w="70"/>
+              <w:left w:type="dxa" w:w="100"/>
+              <w:bottom w:type="dxa" w:w="70"/>
+              <w:right w:type="dxa" w:w="100"/>
+            </w:tcMar>
+            <w:vAlign w:val="top"/>
+          </w:tcPr>
+          <w:p>
+            <w:pPr>
+              <w:spacing w:after="40" w:before="0" w:line="264"/>
+            </w:pPr>
+            <w:r>
+              <w:rPr>
+                <w:rFonts w:ascii="Arial" w:cs="Arial" w:eastAsia="Arial" w:hAnsi="Arial"/>
+                <w:b/>
+                <w:bCs/>
+                <w:sz w:val="20"/>
+                <w:szCs w:val="20"/>
+              </w:rPr>
+              <w:t xml:space="preserve">Warehouse funds and the franchise DR shipping</w:t>
+            </w:r>
+          </w:p>
+          <w:p>
+            <w:pPr>
+              <w:spacing w:after="40" w:before="0" w:line="264"/>
+            </w:pPr>
+            <w:r>
+              <w:rPr>
+                <w:rFonts w:ascii="Arial" w:cs="Arial" w:eastAsia="Arial" w:hAnsi="Arial"/>
+                <w:i/>
+                <w:iCs/>
+                <w:color w:val="5B6477"/>
+                <w:sz w:val="15"/>
+                <w:szCs w:val="15"/>
+              </w:rPr>
+              <w:t xml:space="preserve">Flow F47 · Warehouse cash funds tied to franchise DRs</w:t>
+            </w:r>
+          </w:p>
+          <w:p>
+            <w:pPr>
+              <w:spacing w:after="20" w:before="0" w:line="264"/>
+            </w:pPr>
+            <w:r>
+              <w:rPr>
+                <w:rFonts w:ascii="Arial" w:cs="Arial" w:eastAsia="Arial" w:hAnsi="Arial"/>
+                <w:color w:val="5B6477"/>
+                <w:sz w:val="19"/>
+                <w:szCs w:val="19"/>
+              </w:rPr>
+              <w:t xml:space="preserve">1.  </w:t>
+            </w:r>
+            <w:r>
+              <w:rPr>
+                <w:rFonts w:ascii="Arial" w:cs="Arial" w:eastAsia="Arial" w:hAnsi="Arial"/>
+                <w:sz w:val="19"/>
+                <w:szCs w:val="19"/>
+              </w:rPr>
+              <w:t xml:space="preserve">Cash Fund → see both warehouse funds and their movements.</w:t>
+            </w:r>
+          </w:p>
+          <w:p>
+            <w:pPr>
+              <w:spacing w:after="20" w:before="0" w:line="264"/>
+            </w:pPr>
+            <w:r>
+              <w:rPr>
+                <w:rFonts w:ascii="Arial" w:cs="Arial" w:eastAsia="Arial" w:hAnsi="Arial"/>
+                <w:color w:val="5B6477"/>
+                <w:sz w:val="19"/>
+                <w:szCs w:val="19"/>
+              </w:rPr>
+              <w:t xml:space="preserve">2.  </w:t>
+            </w:r>
+            <w:r>
+              <w:rPr>
+                <w:rFonts w:ascii="Arial" w:cs="Arial" w:eastAsia="Arial" w:hAnsi="Arial"/>
+                <w:sz w:val="19"/>
+                <w:szCs w:val="19"/>
+              </w:rPr>
+              <w:t xml:space="preserve">Open a franchise DR → Shipping of this DR.</w:t>
+            </w:r>
+          </w:p>
+          <w:p>
+            <w:pPr>
+              <w:spacing w:after="0" w:before="60" w:line="264"/>
+            </w:pPr>
+            <w:r>
+              <w:rPr>
+                <w:rFonts w:ascii="Arial" w:cs="Arial" w:eastAsia="Arial" w:hAnsi="Arial"/>
+                <w:b/>
+                <w:bCs/>
+                <w:color w:val="0B1F3A"/>
+                <w:sz w:val="19"/>
+                <w:szCs w:val="19"/>
+              </w:rPr>
+              <w:t xml:space="preserve">You should see: </w:t>
+            </w:r>
+            <w:r>
+              <w:rPr>
+                <w:rFonts w:ascii="Arial" w:cs="Arial" w:eastAsia="Arial" w:hAnsi="Arial"/>
+                <w:sz w:val="19"/>
+                <w:szCs w:val="19"/>
+              </w:rPr>
+              <w:t xml:space="preserve">You see both funds, the shipping charge, what the franchise paid and the courier paid from the Franchise fund.</w:t>
             </w:r>
           </w:p>
         </w:tc>
@@ -8235,7 +8785,7 @@
                 <w:sz w:val="17"/>
                 <w:szCs w:val="17"/>
               </w:rPr>
-              <w:t xml:space="preserve">Passed (of 28)</w:t>
+              <w:t xml:space="preserve">Passed (of 30)</w:t>
             </w:r>
           </w:p>
         </w:tc>
